--- a/Project Proposal.docx
+++ b/Project Proposal.docx
@@ -185,6 +185,15 @@
           </w:r>
         </w:p>
         <w:p>
+          <w:pPr>
+            <w:pStyle w:val="TOC1"/>
+            <w:tabs>
+              <w:tab w:val="right" w:leader="dot" w:pos="9350"/>
+            </w:tabs>
+            <w:rPr>
+              <w:noProof/>
+            </w:rPr>
+          </w:pPr>
           <w:r>
             <w:fldChar w:fldCharType="begin"/>
           </w:r>
@@ -194,14 +203,473 @@
           <w:r>
             <w:fldChar w:fldCharType="separate"/>
           </w:r>
-          <w:r>
+          <w:hyperlink w:anchor="_Toc241497195" w:history="1">
+            <w:r>
+              <w:rPr>
+                <w:rStyle w:val="Hyperlink"/>
+                <w:noProof/>
+              </w:rPr>
+              <w:t>1.0 Introduction</w:t>
+            </w:r>
+            <w:r>
+              <w:rPr>
+                <w:noProof/>
+                <w:webHidden/>
+              </w:rPr>
+              <w:tab/>
+            </w:r>
+            <w:r>
+              <w:rPr>
+                <w:noProof/>
+                <w:webHidden/>
+              </w:rPr>
+              <w:fldChar w:fldCharType="begin"/>
+            </w:r>
+            <w:r>
+              <w:rPr>
+                <w:noProof/>
+                <w:webHidden/>
+              </w:rPr>
+              <w:instrText xml:space="preserve"> PAGEREF _Toc241497195 \h </w:instrText>
+            </w:r>
+            <w:r>
+              <w:rPr>
+                <w:noProof/>
+                <w:webHidden/>
+              </w:rPr>
+            </w:r>
+            <w:r>
+              <w:rPr>
+                <w:noProof/>
+                <w:webHidden/>
+              </w:rPr>
+              <w:fldChar w:fldCharType="separate"/>
+            </w:r>
+            <w:r>
+              <w:rPr>
+                <w:noProof/>
+                <w:webHidden/>
+              </w:rPr>
+              <w:t>3</w:t>
+            </w:r>
+            <w:r>
+              <w:rPr>
+                <w:noProof/>
+                <w:webHidden/>
+              </w:rPr>
+              <w:fldChar w:fldCharType="end"/>
+            </w:r>
+          </w:hyperlink>
+        </w:p>
+        <w:p>
+          <w:pPr>
+            <w:pStyle w:val="TOC1"/>
+            <w:tabs>
+              <w:tab w:val="right" w:leader="dot" w:pos="9350"/>
+            </w:tabs>
             <w:rPr>
-              <w:b/>
-              <w:bCs/>
               <w:noProof/>
             </w:rPr>
-            <w:t>No table of contents entries found.</w:t>
-          </w:r>
+          </w:pPr>
+          <w:hyperlink w:anchor="_Toc241497196" w:history="1">
+            <w:r>
+              <w:rPr>
+                <w:rStyle w:val="Hyperlink"/>
+                <w:noProof/>
+              </w:rPr>
+              <w:t>2.0 Problem Statement</w:t>
+            </w:r>
+            <w:r>
+              <w:rPr>
+                <w:noProof/>
+                <w:webHidden/>
+              </w:rPr>
+              <w:tab/>
+            </w:r>
+            <w:r>
+              <w:rPr>
+                <w:noProof/>
+                <w:webHidden/>
+              </w:rPr>
+              <w:fldChar w:fldCharType="begin"/>
+            </w:r>
+            <w:r>
+              <w:rPr>
+                <w:noProof/>
+                <w:webHidden/>
+              </w:rPr>
+              <w:instrText xml:space="preserve"> PAGEREF _Toc241497196 \h </w:instrText>
+            </w:r>
+            <w:r>
+              <w:rPr>
+                <w:noProof/>
+                <w:webHidden/>
+              </w:rPr>
+            </w:r>
+            <w:r>
+              <w:rPr>
+                <w:noProof/>
+                <w:webHidden/>
+              </w:rPr>
+              <w:fldChar w:fldCharType="separate"/>
+            </w:r>
+            <w:r>
+              <w:rPr>
+                <w:noProof/>
+                <w:webHidden/>
+              </w:rPr>
+              <w:t>4</w:t>
+            </w:r>
+            <w:r>
+              <w:rPr>
+                <w:noProof/>
+                <w:webHidden/>
+              </w:rPr>
+              <w:fldChar w:fldCharType="end"/>
+            </w:r>
+          </w:hyperlink>
+        </w:p>
+        <w:p>
+          <w:pPr>
+            <w:pStyle w:val="TOC1"/>
+            <w:tabs>
+              <w:tab w:val="right" w:leader="dot" w:pos="9350"/>
+            </w:tabs>
+            <w:rPr>
+              <w:noProof/>
+            </w:rPr>
+          </w:pPr>
+          <w:hyperlink w:anchor="_Toc241497197" w:history="1">
+            <w:r>
+              <w:rPr>
+                <w:rStyle w:val="Hyperlink"/>
+                <w:noProof/>
+              </w:rPr>
+              <w:t>3.0 Object-oriented Programming Solutions</w:t>
+            </w:r>
+            <w:r>
+              <w:rPr>
+                <w:noProof/>
+                <w:webHidden/>
+              </w:rPr>
+              <w:tab/>
+            </w:r>
+            <w:r>
+              <w:rPr>
+                <w:noProof/>
+                <w:webHidden/>
+              </w:rPr>
+              <w:fldChar w:fldCharType="begin"/>
+            </w:r>
+            <w:r>
+              <w:rPr>
+                <w:noProof/>
+                <w:webHidden/>
+              </w:rPr>
+              <w:instrText xml:space="preserve"> PAGEREF _Toc241497197 \h </w:instrText>
+            </w:r>
+            <w:r>
+              <w:rPr>
+                <w:noProof/>
+                <w:webHidden/>
+              </w:rPr>
+            </w:r>
+            <w:r>
+              <w:rPr>
+                <w:noProof/>
+                <w:webHidden/>
+              </w:rPr>
+              <w:fldChar w:fldCharType="separate"/>
+            </w:r>
+            <w:r>
+              <w:rPr>
+                <w:noProof/>
+                <w:webHidden/>
+              </w:rPr>
+              <w:t>5</w:t>
+            </w:r>
+            <w:r>
+              <w:rPr>
+                <w:noProof/>
+                <w:webHidden/>
+              </w:rPr>
+              <w:fldChar w:fldCharType="end"/>
+            </w:r>
+          </w:hyperlink>
+        </w:p>
+        <w:p>
+          <w:pPr>
+            <w:pStyle w:val="TOC1"/>
+            <w:tabs>
+              <w:tab w:val="right" w:leader="dot" w:pos="9350"/>
+            </w:tabs>
+            <w:rPr>
+              <w:noProof/>
+            </w:rPr>
+          </w:pPr>
+          <w:hyperlink w:anchor="_Toc241497198" w:history="1">
+            <w:r>
+              <w:rPr>
+                <w:rStyle w:val="Hyperlink"/>
+                <w:noProof/>
+              </w:rPr>
+              <w:t>4.0 Proposed System Features</w:t>
+            </w:r>
+            <w:r>
+              <w:rPr>
+                <w:noProof/>
+                <w:webHidden/>
+              </w:rPr>
+              <w:tab/>
+            </w:r>
+            <w:r>
+              <w:rPr>
+                <w:noProof/>
+                <w:webHidden/>
+              </w:rPr>
+              <w:fldChar w:fldCharType="begin"/>
+            </w:r>
+            <w:r>
+              <w:rPr>
+                <w:noProof/>
+                <w:webHidden/>
+              </w:rPr>
+              <w:instrText xml:space="preserve"> PAGEREF _Toc241497198 \h </w:instrText>
+            </w:r>
+            <w:r>
+              <w:rPr>
+                <w:noProof/>
+                <w:webHidden/>
+              </w:rPr>
+            </w:r>
+            <w:r>
+              <w:rPr>
+                <w:noProof/>
+                <w:webHidden/>
+              </w:rPr>
+              <w:fldChar w:fldCharType="separate"/>
+            </w:r>
+            <w:r>
+              <w:rPr>
+                <w:noProof/>
+                <w:webHidden/>
+              </w:rPr>
+              <w:t>6</w:t>
+            </w:r>
+            <w:r>
+              <w:rPr>
+                <w:noProof/>
+                <w:webHidden/>
+              </w:rPr>
+              <w:fldChar w:fldCharType="end"/>
+            </w:r>
+          </w:hyperlink>
+        </w:p>
+        <w:p>
+          <w:pPr>
+            <w:pStyle w:val="TOC1"/>
+            <w:tabs>
+              <w:tab w:val="right" w:leader="dot" w:pos="9350"/>
+            </w:tabs>
+            <w:rPr>
+              <w:noProof/>
+            </w:rPr>
+          </w:pPr>
+          <w:hyperlink w:anchor="_Toc241497199" w:history="1">
+            <w:r>
+              <w:rPr>
+                <w:rStyle w:val="Hyperlink"/>
+                <w:noProof/>
+              </w:rPr>
+              <w:t>5.0 Expected Outcome</w:t>
+            </w:r>
+            <w:r>
+              <w:rPr>
+                <w:noProof/>
+                <w:webHidden/>
+              </w:rPr>
+              <w:tab/>
+            </w:r>
+            <w:r>
+              <w:rPr>
+                <w:noProof/>
+                <w:webHidden/>
+              </w:rPr>
+              <w:fldChar w:fldCharType="begin"/>
+            </w:r>
+            <w:r>
+              <w:rPr>
+                <w:noProof/>
+                <w:webHidden/>
+              </w:rPr>
+              <w:instrText xml:space="preserve"> PAGEREF _Toc241497199 \h </w:instrText>
+            </w:r>
+            <w:r>
+              <w:rPr>
+                <w:noProof/>
+                <w:webHidden/>
+              </w:rPr>
+            </w:r>
+            <w:r>
+              <w:rPr>
+                <w:noProof/>
+                <w:webHidden/>
+              </w:rPr>
+              <w:fldChar w:fldCharType="separate"/>
+            </w:r>
+            <w:r>
+              <w:rPr>
+                <w:noProof/>
+                <w:webHidden/>
+              </w:rPr>
+              <w:t>8</w:t>
+            </w:r>
+            <w:r>
+              <w:rPr>
+                <w:noProof/>
+                <w:webHidden/>
+              </w:rPr>
+              <w:fldChar w:fldCharType="end"/>
+            </w:r>
+          </w:hyperlink>
+        </w:p>
+        <w:p>
+          <w:pPr>
+            <w:pStyle w:val="TOC1"/>
+            <w:tabs>
+              <w:tab w:val="right" w:leader="dot" w:pos="9350"/>
+            </w:tabs>
+            <w:rPr>
+              <w:noProof/>
+            </w:rPr>
+          </w:pPr>
+          <w:hyperlink w:anchor="_Toc241497200" w:history="1">
+            <w:r>
+              <w:rPr>
+                <w:rStyle w:val="Hyperlink"/>
+                <w:noProof/>
+              </w:rPr>
+              <w:t>6.0 Conclusion</w:t>
+            </w:r>
+            <w:r>
+              <w:rPr>
+                <w:noProof/>
+                <w:webHidden/>
+              </w:rPr>
+              <w:tab/>
+            </w:r>
+            <w:r>
+              <w:rPr>
+                <w:noProof/>
+                <w:webHidden/>
+              </w:rPr>
+              <w:fldChar w:fldCharType="begin"/>
+            </w:r>
+            <w:r>
+              <w:rPr>
+                <w:noProof/>
+                <w:webHidden/>
+              </w:rPr>
+              <w:instrText xml:space="preserve"> PAGEREF _Toc241497200 \h </w:instrText>
+            </w:r>
+            <w:r>
+              <w:rPr>
+                <w:noProof/>
+                <w:webHidden/>
+              </w:rPr>
+            </w:r>
+            <w:r>
+              <w:rPr>
+                <w:noProof/>
+                <w:webHidden/>
+              </w:rPr>
+              <w:fldChar w:fldCharType="separate"/>
+            </w:r>
+            <w:r>
+              <w:rPr>
+                <w:noProof/>
+                <w:webHidden/>
+              </w:rPr>
+              <w:t>9</w:t>
+            </w:r>
+            <w:r>
+              <w:rPr>
+                <w:noProof/>
+                <w:webHidden/>
+              </w:rPr>
+              <w:fldChar w:fldCharType="end"/>
+            </w:r>
+          </w:hyperlink>
+        </w:p>
+        <w:p>
+          <w:pPr>
+            <w:pStyle w:val="TOC1"/>
+            <w:tabs>
+              <w:tab w:val="right" w:leader="dot" w:pos="9350"/>
+            </w:tabs>
+            <w:rPr>
+              <w:noProof/>
+            </w:rPr>
+          </w:pPr>
+          <w:hyperlink w:anchor="_Toc241497201" w:history="1">
+            <w:r>
+              <w:rPr>
+                <w:rStyle w:val="Hyperlink"/>
+                <w:noProof/>
+              </w:rPr>
+              <w:t>7.0 References</w:t>
+            </w:r>
+            <w:r>
+              <w:rPr>
+                <w:noProof/>
+                <w:webHidden/>
+              </w:rPr>
+              <w:tab/>
+            </w:r>
+            <w:r>
+              <w:rPr>
+                <w:noProof/>
+                <w:webHidden/>
+              </w:rPr>
+              <w:fldChar w:fldCharType="begin"/>
+            </w:r>
+            <w:r>
+              <w:rPr>
+                <w:noProof/>
+                <w:webHidden/>
+              </w:rPr>
+              <w:instrText xml:space="preserve"> PAGEREF _Toc241497201 \h </w:instrText>
+            </w:r>
+            <w:r>
+              <w:rPr>
+                <w:noProof/>
+                <w:webHidden/>
+              </w:rPr>
+            </w:r>
+            <w:r>
+              <w:rPr>
+                <w:noProof/>
+                <w:webHidden/>
+              </w:rPr>
+              <w:fldChar w:fldCharType="separate"/>
+            </w:r>
+            <w:r>
+              <w:rPr>
+                <w:noProof/>
+                <w:webHidden/>
+              </w:rPr>
+              <w:t>10</w:t>
+            </w:r>
+            <w:r>
+              <w:rPr>
+                <w:noProof/>
+                <w:webHidden/>
+              </w:rPr>
+              <w:fldChar w:fldCharType="end"/>
+            </w:r>
+          </w:hyperlink>
+        </w:p>
+        <w:p>
           <w:r>
             <w:rPr>
               <w:b/>
@@ -226,6 +694,7 @@
           <w:szCs w:val="32"/>
         </w:rPr>
       </w:pPr>
+      <w:bookmarkStart w:id="0" w:name="_Toc241497195"/>
       <w:r>
         <w:rPr>
           <w:sz w:val="32"/>
@@ -241,6 +710,7 @@
         </w:rPr>
         <w:t>Introduction</w:t>
       </w:r>
+      <w:bookmarkEnd w:id="0"/>
     </w:p>
     <w:p>
       <w:r>
@@ -261,6 +731,7 @@
           <w:szCs w:val="32"/>
         </w:rPr>
       </w:pPr>
+      <w:bookmarkStart w:id="1" w:name="_Toc241497196"/>
       <w:r>
         <w:rPr>
           <w:sz w:val="32"/>
@@ -276,6 +747,7 @@
         </w:rPr>
         <w:t>Problem Statement</w:t>
       </w:r>
+      <w:bookmarkEnd w:id="1"/>
     </w:p>
     <w:p>
       <w:r>
@@ -345,6 +817,7 @@
           <w:szCs w:val="32"/>
         </w:rPr>
       </w:pPr>
+      <w:bookmarkStart w:id="2" w:name="_Toc241497197"/>
       <w:r>
         <w:rPr>
           <w:sz w:val="32"/>
@@ -353,6 +826,7 @@
         <w:lastRenderedPageBreak/>
         <w:t>3.0 Object-oriented Programming Solutions</w:t>
       </w:r>
+      <w:bookmarkEnd w:id="2"/>
     </w:p>
     <w:p>
       <w:r>
@@ -364,23 +838,7 @@
     </w:p>
     <w:p>
       <w:r>
-        <w:t xml:space="preserve">Creating a base class Vehicle and derived class such as </w:t>
-      </w:r>
-      <w:proofErr w:type="spellStart"/>
-      <w:r>
-        <w:t>StandardCar</w:t>
-      </w:r>
-      <w:proofErr w:type="spellEnd"/>
-      <w:r>
-        <w:t xml:space="preserve">, </w:t>
-      </w:r>
-      <w:proofErr w:type="spellStart"/>
-      <w:r>
-        <w:t>LuxuryCar</w:t>
-      </w:r>
-      <w:proofErr w:type="spellEnd"/>
-      <w:r>
-        <w:t>, and SUV. Then, implementing a</w:t>
+        <w:t>Creating a base class Vehicle and derived class such as StandardCar, LuxuryCar, and SUV. Then, implementing a</w:t>
       </w:r>
       <w:r>
         <w:t>n</w:t>
@@ -396,23 +854,7 @@
         <w:t>abstract function</w:t>
       </w:r>
       <w:r>
-        <w:t xml:space="preserve"> </w:t>
-      </w:r>
-      <w:proofErr w:type="spellStart"/>
-      <w:r>
-        <w:t>calculateDamageFee</w:t>
-      </w:r>
-      <w:proofErr w:type="spellEnd"/>
-      <w:r>
-        <w:t xml:space="preserve"> (double </w:t>
-      </w:r>
-      <w:proofErr w:type="spellStart"/>
-      <w:r>
-        <w:t>severityScore</w:t>
-      </w:r>
-      <w:proofErr w:type="spellEnd"/>
-      <w:r>
-        <w:t xml:space="preserve">) using </w:t>
+        <w:t xml:space="preserve"> calculateDamageFee (double severityScore) using </w:t>
       </w:r>
       <w:r>
         <w:rPr>
@@ -422,39 +864,7 @@
         <w:t>polymorphism</w:t>
       </w:r>
       <w:r>
-        <w:t xml:space="preserve">. For instance, repairing a scratched </w:t>
-      </w:r>
-      <w:proofErr w:type="spellStart"/>
-      <w:r>
-        <w:t>LuxuryCar</w:t>
-      </w:r>
-      <w:proofErr w:type="spellEnd"/>
-      <w:r>
-        <w:t xml:space="preserve"> computes a higher rate or multiplier than a </w:t>
-      </w:r>
-      <w:proofErr w:type="spellStart"/>
-      <w:r>
-        <w:t>StandardCar</w:t>
-      </w:r>
-      <w:proofErr w:type="spellEnd"/>
-      <w:r>
-        <w:t xml:space="preserve">. Storing inspection logs inside a </w:t>
-      </w:r>
-      <w:proofErr w:type="gramStart"/>
-      <w:r>
-        <w:t>std::</w:t>
-      </w:r>
-      <w:proofErr w:type="gramEnd"/>
-      <w:r>
-        <w:t xml:space="preserve">vector&lt;string&gt; or a custom </w:t>
-      </w:r>
-      <w:proofErr w:type="spellStart"/>
-      <w:r>
-        <w:t>DamageLog</w:t>
-      </w:r>
-      <w:proofErr w:type="spellEnd"/>
-      <w:r>
-        <w:t xml:space="preserve"> object ensures its transparent record-keeping.</w:t>
+        <w:t>. For instance, repairing a scratched LuxuryCar computes a higher rate or multiplier than a StandardCar. Storing inspection logs inside a std::vector&lt;string&gt; or a custom DamageLog object ensures its transparent record-keeping.</w:t>
       </w:r>
       <w:r>
         <w:t xml:space="preserve"> Besides, system can automatically </w:t>
@@ -482,288 +892,153 @@
     </w:p>
     <w:p>
       <w:r>
-        <w:t xml:space="preserve">Implement a centralized </w:t>
-      </w:r>
-      <w:proofErr w:type="spellStart"/>
-      <w:r>
-        <w:t>RentalSystem</w:t>
-      </w:r>
-      <w:proofErr w:type="spellEnd"/>
-      <w:r>
-        <w:t xml:space="preserve"> class that manages fleet availability in real time. Use STL containers like </w:t>
-      </w:r>
-      <w:proofErr w:type="gramStart"/>
+        <w:t xml:space="preserve">Implement a centralized RentalSystem class that manages fleet availability in real time. Use STL containers like </w:t>
+      </w:r>
       <w:r>
         <w:rPr>
           <w:b/>
           <w:bCs/>
         </w:rPr>
-        <w:t>std::</w:t>
-      </w:r>
-      <w:proofErr w:type="spellStart"/>
-      <w:proofErr w:type="gramEnd"/>
+        <w:t>std::unordered_map</w:t>
+      </w:r>
+      <w:r>
+        <w:t>&lt;string, Vehicle*&gt; for O(1) fast lookup by License Plate or Vehicle ID or std::vector combined with std::find_if algorithm.</w:t>
+      </w:r>
+      <w:r>
+        <w:t xml:space="preserve"> Automated availability state changes (Available </w:t>
+      </w:r>
+      <w:r>
+        <w:rPr>
+          <w:rFonts w:hint="eastAsia"/>
+        </w:rPr>
+        <w:sym w:font="Wingdings" w:char="F0DF"/>
+      </w:r>
+      <w:r>
+        <w:rPr>
+          <w:rFonts w:hint="eastAsia"/>
+        </w:rPr>
+        <w:sym w:font="Wingdings" w:char="F0E0"/>
+      </w:r>
+      <w:r>
+        <w:t>Rented) execute instantly, preventing double-bookings and speeding up transactions.</w:t>
+      </w:r>
+      <w:r>
+        <w:t xml:space="preserve"> System also offer</w:t>
+      </w:r>
+      <w:r>
+        <w:t>s</w:t>
+      </w:r>
+      <w:r>
+        <w:t xml:space="preserve"> </w:t>
+      </w:r>
+      <w:r>
+        <w:t>date/duration validation utilities and automatic booking schedules stored in system memory</w:t>
+      </w:r>
+      <w:r>
+        <w:t>.</w:t>
+      </w:r>
+      <w:r>
+        <w:t xml:space="preserve"> </w:t>
+      </w:r>
+      <w:r>
+        <w:t>A</w:t>
+      </w:r>
+      <w:r>
+        <w:t>utomated transaction processing and digital receipt generation within the terminal</w:t>
+      </w:r>
+      <w:r>
+        <w:t xml:space="preserve"> </w:t>
+      </w:r>
+      <w:r>
+        <w:t xml:space="preserve">is necessary to avoid </w:t>
+      </w:r>
+      <w:r>
+        <w:t xml:space="preserve">long </w:t>
+      </w:r>
+      <w:r>
+        <w:t>waiting time and improve efficiency of rental process.</w:t>
+      </w:r>
+    </w:p>
+    <w:p>
+      <w:r>
+        <w:t xml:space="preserve">3.3 </w:t>
+      </w:r>
+      <w:r>
+        <w:t xml:space="preserve">Solution for </w:t>
+      </w:r>
+      <w:r>
+        <w:t>Stagnant Pricing Models Affecting Profits</w:t>
+      </w:r>
+    </w:p>
+    <w:p>
+      <w:r>
+        <w:t xml:space="preserve">Define an </w:t>
+      </w:r>
       <w:r>
         <w:rPr>
           <w:b/>
           <w:bCs/>
         </w:rPr>
-        <w:t>unordered_map</w:t>
-      </w:r>
-      <w:proofErr w:type="spellEnd"/>
-      <w:r>
-        <w:t xml:space="preserve">&lt;string, Vehicle*&gt; for </w:t>
-      </w:r>
-      <w:proofErr w:type="gramStart"/>
-      <w:r>
-        <w:t>O(</w:t>
-      </w:r>
-      <w:proofErr w:type="gramEnd"/>
-      <w:r>
-        <w:t xml:space="preserve">1) fast lookup by License Plate or Vehicle ID or </w:t>
-      </w:r>
-      <w:proofErr w:type="gramStart"/>
-      <w:r>
-        <w:t>std::</w:t>
-      </w:r>
-      <w:proofErr w:type="gramEnd"/>
-      <w:r>
-        <w:t xml:space="preserve">vector combined with </w:t>
-      </w:r>
-      <w:proofErr w:type="gramStart"/>
-      <w:r>
-        <w:t>std::</w:t>
-      </w:r>
-      <w:proofErr w:type="spellStart"/>
-      <w:proofErr w:type="gramEnd"/>
-      <w:r>
-        <w:t>find_if</w:t>
-      </w:r>
-      <w:proofErr w:type="spellEnd"/>
-      <w:r>
-        <w:t xml:space="preserve"> algorithm.</w:t>
-      </w:r>
-      <w:r>
-        <w:t xml:space="preserve"> Automated availability state changes (Available </w:t>
-      </w:r>
-      <w:r>
-        <w:rPr>
-          <w:rFonts w:hint="eastAsia"/>
-        </w:rPr>
-        <w:sym w:font="Wingdings" w:char="F0DF"/>
-      </w:r>
-      <w:r>
-        <w:rPr>
-          <w:rFonts w:hint="eastAsia"/>
-        </w:rPr>
-        <w:sym w:font="Wingdings" w:char="F0E0"/>
-      </w:r>
-      <w:r>
-        <w:t>Rented) execute instantly, preventing double-bookings and speeding up transactions.</w:t>
-      </w:r>
-      <w:r>
-        <w:t xml:space="preserve"> System also offer</w:t>
-      </w:r>
-      <w:r>
-        <w:t>s</w:t>
-      </w:r>
-      <w:r>
-        <w:t xml:space="preserve"> </w:t>
-      </w:r>
-      <w:r>
-        <w:t>date/duration validation utilities and automatic booking schedules stored in system memory</w:t>
-      </w:r>
-      <w:r>
-        <w:t>.</w:t>
-      </w:r>
-      <w:r>
-        <w:t xml:space="preserve"> </w:t>
-      </w:r>
-      <w:r>
-        <w:t>A</w:t>
-      </w:r>
-      <w:r>
-        <w:t>utomated transaction processing and digital receipt generation within the terminal</w:t>
-      </w:r>
-      <w:r>
-        <w:t xml:space="preserve"> </w:t>
-      </w:r>
-      <w:r>
-        <w:t xml:space="preserve">is necessary to avoid </w:t>
-      </w:r>
-      <w:r>
-        <w:t xml:space="preserve">long </w:t>
-      </w:r>
-      <w:r>
-        <w:t>waiting time and improve efficiency of rental process.</w:t>
-      </w:r>
-    </w:p>
-    <w:p>
-      <w:r>
-        <w:t xml:space="preserve">3.3 </w:t>
-      </w:r>
-      <w:r>
-        <w:t xml:space="preserve">Solution for </w:t>
-      </w:r>
-      <w:r>
-        <w:t>Stagnant Pricing Models Affecting Profits</w:t>
-      </w:r>
-    </w:p>
-    <w:p>
-      <w:r>
-        <w:t xml:space="preserve">Define an </w:t>
+        <w:t>abstract</w:t>
+      </w:r>
+      <w:r>
+        <w:t xml:space="preserve"> method virtual double calculateRentalFee(int days) const = 0, inside a base class or interface. Derived classes override this to apply dynamic pricing strategies, such as LuxuryCar includes mandatory security deposits and premium insurance rates, then long-term rentals automatically trigger a percentage discount inside the calculation function.</w:t>
+      </w:r>
+      <w:r>
+        <w:t xml:space="preserve"> Adjust the prices automatically based on seasonality is also can be consider, dynamic pricing can optimize revenue and ensure staying competitive in the market.</w:t>
+      </w:r>
+    </w:p>
+    <w:p>
+      <w:r>
+        <w:t xml:space="preserve">3.4 Solution for </w:t>
+      </w:r>
+      <w:r>
+        <w:t>Lack of Fleet Visibility and Status Tracking</w:t>
+      </w:r>
+    </w:p>
+    <w:p>
+      <w:r>
+        <w:t xml:space="preserve">The application enforces </w:t>
       </w:r>
       <w:r>
         <w:rPr>
           <w:b/>
           <w:bCs/>
         </w:rPr>
-        <w:t>abstract</w:t>
-      </w:r>
-      <w:r>
-        <w:t xml:space="preserve"> method virtual double </w:t>
-      </w:r>
-      <w:proofErr w:type="spellStart"/>
-      <w:proofErr w:type="gramStart"/>
-      <w:r>
-        <w:t>calculateRentalFee</w:t>
-      </w:r>
-      <w:proofErr w:type="spellEnd"/>
-      <w:r>
-        <w:t>(</w:t>
-      </w:r>
-      <w:proofErr w:type="gramEnd"/>
-      <w:r>
-        <w:t xml:space="preserve">int days) const = 0, inside a base class or interface. Derived classes override this to apply dynamic pricing strategies, such as </w:t>
-      </w:r>
-      <w:proofErr w:type="spellStart"/>
-      <w:r>
-        <w:t>LuxuryCar</w:t>
-      </w:r>
-      <w:proofErr w:type="spellEnd"/>
-      <w:r>
-        <w:t xml:space="preserve"> includes mandatory security deposits and premium insurance rates, then long-term rentals automatically trigger a percentage discount inside the calculation function.</w:t>
-      </w:r>
-      <w:r>
-        <w:t xml:space="preserve"> Adjust the prices automatically based on seasonality is also can be consider, dynamic pricing can optimize revenue and ensure staying competitive in the market.</w:t>
-      </w:r>
-    </w:p>
-    <w:p>
-      <w:r>
-        <w:t xml:space="preserve">3.4 Solution for </w:t>
-      </w:r>
-      <w:r>
-        <w:t>Lack of Fleet Visibility and Status Tracking</w:t>
-      </w:r>
-    </w:p>
-    <w:p>
-      <w:r>
-        <w:t xml:space="preserve">The application enforces </w:t>
+        <w:t>encapsulation</w:t>
+      </w:r>
+      <w:r>
+        <w:t xml:space="preserve"> by declaring vehicle attributes</w:t>
+      </w:r>
+      <w:r>
+        <w:t xml:space="preserve">, </w:t>
+      </w:r>
+      <w:r>
+        <w:t>such as status, mileage, and assignedCustomer</w:t>
+      </w:r>
+      <w:r>
+        <w:t xml:space="preserve"> </w:t>
+      </w:r>
+      <w:r>
+        <w:t xml:space="preserve">as private or protected, exposing explicit state-transition member functions like rentVehicle(), returnVehicle(), and markUnderMaintenance(). The system implements File Persistence using </w:t>
       </w:r>
       <w:r>
         <w:rPr>
           <w:b/>
           <w:bCs/>
         </w:rPr>
-        <w:t>encapsulation</w:t>
-      </w:r>
-      <w:r>
-        <w:t xml:space="preserve"> by declaring vehicle attributes</w:t>
-      </w:r>
-      <w:r>
-        <w:t xml:space="preserve">, </w:t>
-      </w:r>
-      <w:r>
-        <w:t xml:space="preserve">such as status, mileage, and </w:t>
-      </w:r>
-      <w:proofErr w:type="spellStart"/>
-      <w:r>
-        <w:t>assignedCustomer</w:t>
-      </w:r>
-      <w:proofErr w:type="spellEnd"/>
-      <w:r>
-        <w:t xml:space="preserve"> </w:t>
-      </w:r>
-      <w:r>
-        <w:t xml:space="preserve">as private or protected, exposing explicit state-transition member functions like </w:t>
-      </w:r>
-      <w:proofErr w:type="spellStart"/>
-      <w:proofErr w:type="gramStart"/>
-      <w:r>
-        <w:t>rentVehicle</w:t>
-      </w:r>
-      <w:proofErr w:type="spellEnd"/>
-      <w:r>
-        <w:t>(</w:t>
-      </w:r>
-      <w:proofErr w:type="gramEnd"/>
-      <w:r>
-        <w:t xml:space="preserve">), </w:t>
-      </w:r>
-      <w:proofErr w:type="spellStart"/>
-      <w:proofErr w:type="gramStart"/>
-      <w:r>
-        <w:t>returnVehicle</w:t>
-      </w:r>
-      <w:proofErr w:type="spellEnd"/>
-      <w:r>
-        <w:t>(</w:t>
-      </w:r>
-      <w:proofErr w:type="gramEnd"/>
-      <w:r>
-        <w:t xml:space="preserve">), and </w:t>
-      </w:r>
-      <w:proofErr w:type="spellStart"/>
-      <w:proofErr w:type="gramStart"/>
-      <w:r>
-        <w:t>markUnderMaintenance</w:t>
-      </w:r>
-      <w:proofErr w:type="spellEnd"/>
-      <w:r>
-        <w:t>(</w:t>
-      </w:r>
-      <w:proofErr w:type="gramEnd"/>
-      <w:r>
-        <w:t xml:space="preserve">). The system implements File Persistence using </w:t>
-      </w:r>
-      <w:proofErr w:type="gramStart"/>
+        <w:t>std::ifstream</w:t>
+      </w:r>
+      <w:r>
+        <w:t xml:space="preserve"> and </w:t>
+      </w:r>
       <w:r>
         <w:rPr>
           <w:b/>
           <w:bCs/>
         </w:rPr>
-        <w:t>std::</w:t>
-      </w:r>
-      <w:proofErr w:type="spellStart"/>
-      <w:proofErr w:type="gramEnd"/>
-      <w:r>
-        <w:rPr>
-          <w:b/>
-          <w:bCs/>
-        </w:rPr>
-        <w:t>ifstream</w:t>
-      </w:r>
-      <w:proofErr w:type="spellEnd"/>
-      <w:r>
-        <w:t xml:space="preserve"> and </w:t>
-      </w:r>
-      <w:proofErr w:type="gramStart"/>
-      <w:r>
-        <w:rPr>
-          <w:b/>
-          <w:bCs/>
-        </w:rPr>
-        <w:t>std::</w:t>
-      </w:r>
-      <w:proofErr w:type="spellStart"/>
-      <w:proofErr w:type="gramEnd"/>
-      <w:r>
-        <w:rPr>
-          <w:b/>
-          <w:bCs/>
-        </w:rPr>
-        <w:t>ofstream</w:t>
-      </w:r>
-      <w:proofErr w:type="spellEnd"/>
+        <w:t>std::ofstream</w:t>
+      </w:r>
       <w:r>
         <w:t xml:space="preserve"> to read and write vehicle states to external storage files (vehicles.txt), preserving complete maintenance logs and service histories across application restarts. Role-based menu options allow administrators to monitor real-time fleet status and maintenance alerts while limiting customer views to their active transactions.</w:t>
       </w:r>
@@ -776,6 +1051,7 @@
           <w:szCs w:val="32"/>
         </w:rPr>
       </w:pPr>
+      <w:bookmarkStart w:id="3" w:name="_Toc241497198"/>
       <w:r>
         <w:rPr>
           <w:sz w:val="32"/>
@@ -791,6 +1067,7 @@
         </w:rPr>
         <w:t>Proposed System Features</w:t>
       </w:r>
+      <w:bookmarkEnd w:id="3"/>
     </w:p>
     <w:p>
       <w:r>
@@ -888,41 +1165,7 @@
         <w:t xml:space="preserve">Real-time vehicle availability management powered by STL containers </w:t>
       </w:r>
       <w:r>
-        <w:t>(</w:t>
-      </w:r>
-      <w:proofErr w:type="gramStart"/>
-      <w:r>
-        <w:t>std::</w:t>
-      </w:r>
-      <w:proofErr w:type="spellStart"/>
-      <w:proofErr w:type="gramEnd"/>
-      <w:r>
-        <w:t>unordered_map</w:t>
-      </w:r>
-      <w:proofErr w:type="spellEnd"/>
-      <w:r>
-        <w:t xml:space="preserve"> / </w:t>
-      </w:r>
-      <w:proofErr w:type="gramStart"/>
-      <w:r>
-        <w:t>std::</w:t>
-      </w:r>
-      <w:proofErr w:type="gramEnd"/>
-      <w:r>
-        <w:t xml:space="preserve">vector with </w:t>
-      </w:r>
-      <w:proofErr w:type="gramStart"/>
-      <w:r>
-        <w:t>std::</w:t>
-      </w:r>
-      <w:proofErr w:type="spellStart"/>
-      <w:proofErr w:type="gramEnd"/>
-      <w:r>
-        <w:t>find_if</w:t>
-      </w:r>
-      <w:proofErr w:type="spellEnd"/>
-      <w:r>
-        <w:t>) using License Plate or Vehicle ID.</w:t>
+        <w:t>(std::unordered_map / std::vector with std::find_if) using License Plate or Vehicle ID.</w:t>
       </w:r>
     </w:p>
     <w:p>
@@ -1003,9 +1246,6 @@
           <w:ilvl w:val="0"/>
           <w:numId w:val="3"/>
         </w:numPr>
-        <w:rPr>
-          <w:rFonts w:hint="eastAsia"/>
-        </w:rPr>
       </w:pPr>
       <w:r>
         <w:t>Tier-Specific Fees: Adds security deposits, luxury charges, and insurance fees for higher-tier vehicles</w:t>
@@ -1140,6 +1380,7 @@
           <w:szCs w:val="32"/>
         </w:rPr>
       </w:pPr>
+      <w:bookmarkStart w:id="4" w:name="_Toc241497199"/>
       <w:r>
         <w:rPr>
           <w:sz w:val="32"/>
@@ -1148,12 +1389,13 @@
         <w:lastRenderedPageBreak/>
         <w:t xml:space="preserve">5.0 </w:t>
       </w:r>
+      <w:bookmarkEnd w:id="4"/>
       <w:r>
         <w:rPr>
           <w:sz w:val="32"/>
           <w:szCs w:val="32"/>
         </w:rPr>
-        <w:t>Expected Outcome</w:t>
+        <w:t>Target User</w:t>
       </w:r>
     </w:p>
     <w:p>
@@ -1169,40 +1411,61 @@
           <w:szCs w:val="32"/>
         </w:rPr>
       </w:pPr>
+      <w:bookmarkStart w:id="5" w:name="_Toc241497200"/>
       <w:r>
         <w:rPr>
           <w:sz w:val="32"/>
           <w:szCs w:val="32"/>
         </w:rPr>
         <w:lastRenderedPageBreak/>
-        <w:t>6.0 Conclusion</w:t>
-      </w:r>
-    </w:p>
-    <w:p>
-      <w:r>
-        <w:br w:type="page"/>
-      </w:r>
-    </w:p>
-    <w:p>
-      <w:pPr>
-        <w:pStyle w:val="Heading1"/>
+        <w:t xml:space="preserve">6.0 </w:t>
+      </w:r>
+      <w:bookmarkEnd w:id="5"/>
+      <w:r>
         <w:rPr>
           <w:sz w:val="32"/>
           <w:szCs w:val="32"/>
         </w:rPr>
-      </w:pPr>
-      <w:r>
+        <w:t>Proposed Classes</w:t>
+      </w:r>
+    </w:p>
+    <w:p>
+      <w:r>
+        <w:br w:type="page"/>
+      </w:r>
+    </w:p>
+    <w:p>
+      <w:pPr>
+        <w:pStyle w:val="Heading1"/>
         <w:rPr>
           <w:sz w:val="32"/>
           <w:szCs w:val="32"/>
         </w:rPr>
+      </w:pPr>
+      <w:bookmarkStart w:id="6" w:name="_Toc241497201"/>
+      <w:r>
+        <w:rPr>
+          <w:sz w:val="32"/>
+          <w:szCs w:val="32"/>
+        </w:rPr>
         <w:lastRenderedPageBreak/>
         <w:t>7.0 References</w:t>
       </w:r>
-    </w:p>
-    <w:p>
-      <w:r>
-        <w:t>https://www.coastr.com/post/expert-solutions-to-the-7-most-common-vehicle-rental-business-challenges</w:t>
+      <w:bookmarkEnd w:id="6"/>
+    </w:p>
+    <w:p>
+      <w:hyperlink r:id="rId7" w:history="1">
+        <w:r>
+          <w:rPr>
+            <w:rStyle w:val="Hyperlink"/>
+          </w:rPr>
+          <w:t>https://www.coastr.com/post/expert-solutions-to-the-7-most-common-vehicle-rental-business-challenges</w:t>
+        </w:r>
+      </w:hyperlink>
+    </w:p>
+    <w:p>
+      <w:r>
+        <w:t>https://www.linkedin.com/pulse/car-rental-system-yaswanth-borra/</w:t>
       </w:r>
     </w:p>
     <w:sectPr>
@@ -2403,6 +2666,7 @@
   <w:style w:type="character" w:default="1" w:styleId="DefaultParagraphFont">
     <w:name w:val="Default Paragraph Font"/>
     <w:uiPriority w:val="1"/>
+    <w:semiHidden/>
     <w:unhideWhenUsed/>
   </w:style>
   <w:style w:type="table" w:default="1" w:styleId="TableNormal">
@@ -2734,6 +2998,41 @@
       <w:szCs w:val="32"/>
       <w:lang w:eastAsia="en-US"/>
       <w14:ligatures w14:val="none"/>
+    </w:rPr>
+  </w:style>
+  <w:style w:type="paragraph" w:styleId="TOC1">
+    <w:name w:val="toc 1"/>
+    <w:basedOn w:val="Normal"/>
+    <w:next w:val="Normal"/>
+    <w:autoRedefine/>
+    <w:uiPriority w:val="39"/>
+    <w:unhideWhenUsed/>
+    <w:rsid w:val="000A59CC"/>
+    <w:pPr>
+      <w:spacing w:after="100"/>
+    </w:pPr>
+  </w:style>
+  <w:style w:type="character" w:styleId="Hyperlink">
+    <w:name w:val="Hyperlink"/>
+    <w:basedOn w:val="DefaultParagraphFont"/>
+    <w:uiPriority w:val="99"/>
+    <w:unhideWhenUsed/>
+    <w:rsid w:val="000A59CC"/>
+    <w:rPr>
+      <w:color w:val="467886" w:themeColor="hyperlink"/>
+      <w:u w:val="single"/>
+    </w:rPr>
+  </w:style>
+  <w:style w:type="character" w:styleId="UnresolvedMention">
+    <w:name w:val="Unresolved Mention"/>
+    <w:basedOn w:val="DefaultParagraphFont"/>
+    <w:uiPriority w:val="99"/>
+    <w:semiHidden/>
+    <w:unhideWhenUsed/>
+    <w:rsid w:val="007724BE"/>
+    <w:rPr>
+      <w:color w:val="605E5C"/>
+      <w:shd w:val="clear" w:color="auto" w:fill="E1DFDD"/>
     </w:rPr>
   </w:style>
 </w:styles>

--- a/Project Proposal.docx
+++ b/Project Proposal.docx
@@ -28,7 +28,7 @@
                     </pic:cNvPicPr>
                   </pic:nvPicPr>
                   <pic:blipFill>
-                    <a:blip r:embed="rId6">
+                    <a:blip r:embed="rId8">
                       <a:extLst>
                         <a:ext uri="{28A0092B-C50C-407E-A947-70E740481C1C}">
                           <a14:useLocalDpi xmlns:a14="http://schemas.microsoft.com/office/drawing/2010/main" val="0"/>
@@ -203,7 +203,7 @@
           <w:r>
             <w:fldChar w:fldCharType="separate"/>
           </w:r>
-          <w:hyperlink w:anchor="_Toc241497195" w:history="1">
+          <w:hyperlink w:anchor="_Toc241587317" w:history="1">
             <w:r>
               <w:rPr>
                 <w:rStyle w:val="Hyperlink"/>
@@ -230,7 +230,7 @@
                 <w:noProof/>
                 <w:webHidden/>
               </w:rPr>
-              <w:instrText xml:space="preserve"> PAGEREF _Toc241497195 \h </w:instrText>
+              <w:instrText xml:space="preserve"> PAGEREF _Toc241587317 \h </w:instrText>
             </w:r>
             <w:r>
               <w:rPr>
@@ -250,7 +250,7 @@
                 <w:noProof/>
                 <w:webHidden/>
               </w:rPr>
-              <w:t>3</w:t>
+              <w:t>1</w:t>
             </w:r>
             <w:r>
               <w:rPr>
@@ -271,7 +271,7 @@
               <w:noProof/>
             </w:rPr>
           </w:pPr>
-          <w:hyperlink w:anchor="_Toc241497196" w:history="1">
+          <w:hyperlink w:anchor="_Toc241587318" w:history="1">
             <w:r>
               <w:rPr>
                 <w:rStyle w:val="Hyperlink"/>
@@ -298,7 +298,7 @@
                 <w:noProof/>
                 <w:webHidden/>
               </w:rPr>
-              <w:instrText xml:space="preserve"> PAGEREF _Toc241497196 \h </w:instrText>
+              <w:instrText xml:space="preserve"> PAGEREF _Toc241587318 \h </w:instrText>
             </w:r>
             <w:r>
               <w:rPr>
@@ -318,7 +318,7 @@
                 <w:noProof/>
                 <w:webHidden/>
               </w:rPr>
-              <w:t>4</w:t>
+              <w:t>2</w:t>
             </w:r>
             <w:r>
               <w:rPr>
@@ -339,7 +339,7 @@
               <w:noProof/>
             </w:rPr>
           </w:pPr>
-          <w:hyperlink w:anchor="_Toc241497197" w:history="1">
+          <w:hyperlink w:anchor="_Toc241587319" w:history="1">
             <w:r>
               <w:rPr>
                 <w:rStyle w:val="Hyperlink"/>
@@ -366,7 +366,7 @@
                 <w:noProof/>
                 <w:webHidden/>
               </w:rPr>
-              <w:instrText xml:space="preserve"> PAGEREF _Toc241497197 \h </w:instrText>
+              <w:instrText xml:space="preserve"> PAGEREF _Toc241587319 \h </w:instrText>
             </w:r>
             <w:r>
               <w:rPr>
@@ -386,7 +386,7 @@
                 <w:noProof/>
                 <w:webHidden/>
               </w:rPr>
-              <w:t>5</w:t>
+              <w:t>3</w:t>
             </w:r>
             <w:r>
               <w:rPr>
@@ -407,7 +407,7 @@
               <w:noProof/>
             </w:rPr>
           </w:pPr>
-          <w:hyperlink w:anchor="_Toc241497198" w:history="1">
+          <w:hyperlink w:anchor="_Toc241587320" w:history="1">
             <w:r>
               <w:rPr>
                 <w:rStyle w:val="Hyperlink"/>
@@ -434,7 +434,7 @@
                 <w:noProof/>
                 <w:webHidden/>
               </w:rPr>
-              <w:instrText xml:space="preserve"> PAGEREF _Toc241497198 \h </w:instrText>
+              <w:instrText xml:space="preserve"> PAGEREF _Toc241587320 \h </w:instrText>
             </w:r>
             <w:r>
               <w:rPr>
@@ -454,7 +454,7 @@
                 <w:noProof/>
                 <w:webHidden/>
               </w:rPr>
-              <w:t>6</w:t>
+              <w:t>4</w:t>
             </w:r>
             <w:r>
               <w:rPr>
@@ -475,13 +475,13 @@
               <w:noProof/>
             </w:rPr>
           </w:pPr>
-          <w:hyperlink w:anchor="_Toc241497199" w:history="1">
+          <w:hyperlink w:anchor="_Toc241587321" w:history="1">
             <w:r>
               <w:rPr>
                 <w:rStyle w:val="Hyperlink"/>
                 <w:noProof/>
               </w:rPr>
-              <w:t>5.0 Expected Outcome</w:t>
+              <w:t>5.0 Target User</w:t>
             </w:r>
             <w:r>
               <w:rPr>
@@ -502,7 +502,7 @@
                 <w:noProof/>
                 <w:webHidden/>
               </w:rPr>
-              <w:instrText xml:space="preserve"> PAGEREF _Toc241497199 \h </w:instrText>
+              <w:instrText xml:space="preserve"> PAGEREF _Toc241587321 \h </w:instrText>
             </w:r>
             <w:r>
               <w:rPr>
@@ -522,7 +522,7 @@
                 <w:noProof/>
                 <w:webHidden/>
               </w:rPr>
-              <w:t>8</w:t>
+              <w:t>6</w:t>
             </w:r>
             <w:r>
               <w:rPr>
@@ -543,13 +543,13 @@
               <w:noProof/>
             </w:rPr>
           </w:pPr>
-          <w:hyperlink w:anchor="_Toc241497200" w:history="1">
+          <w:hyperlink w:anchor="_Toc241587322" w:history="1">
             <w:r>
               <w:rPr>
                 <w:rStyle w:val="Hyperlink"/>
                 <w:noProof/>
               </w:rPr>
-              <w:t>6.0 Conclusion</w:t>
+              <w:t>6.0 Proposed Classes</w:t>
             </w:r>
             <w:r>
               <w:rPr>
@@ -570,7 +570,7 @@
                 <w:noProof/>
                 <w:webHidden/>
               </w:rPr>
-              <w:instrText xml:space="preserve"> PAGEREF _Toc241497200 \h </w:instrText>
+              <w:instrText xml:space="preserve"> PAGEREF _Toc241587322 \h </w:instrText>
             </w:r>
             <w:r>
               <w:rPr>
@@ -590,7 +590,7 @@
                 <w:noProof/>
                 <w:webHidden/>
               </w:rPr>
-              <w:t>9</w:t>
+              <w:t>7</w:t>
             </w:r>
             <w:r>
               <w:rPr>
@@ -611,7 +611,7 @@
               <w:noProof/>
             </w:rPr>
           </w:pPr>
-          <w:hyperlink w:anchor="_Toc241497201" w:history="1">
+          <w:hyperlink w:anchor="_Toc241587323" w:history="1">
             <w:r>
               <w:rPr>
                 <w:rStyle w:val="Hyperlink"/>
@@ -638,7 +638,7 @@
                 <w:noProof/>
                 <w:webHidden/>
               </w:rPr>
-              <w:instrText xml:space="preserve"> PAGEREF _Toc241497201 \h </w:instrText>
+              <w:instrText xml:space="preserve"> PAGEREF _Toc241587323 \h </w:instrText>
             </w:r>
             <w:r>
               <w:rPr>
@@ -658,7 +658,7 @@
                 <w:noProof/>
                 <w:webHidden/>
               </w:rPr>
-              <w:t>10</w:t>
+              <w:t>11</w:t>
             </w:r>
             <w:r>
               <w:rPr>
@@ -682,19 +682,29 @@
       </w:sdtContent>
     </w:sdt>
     <w:p>
-      <w:r>
-        <w:br w:type="page"/>
-      </w:r>
-    </w:p>
-    <w:p>
-      <w:pPr>
-        <w:pStyle w:val="Heading1"/>
+      <w:pPr>
         <w:rPr>
           <w:sz w:val="32"/>
           <w:szCs w:val="32"/>
         </w:rPr>
-      </w:pPr>
-      <w:bookmarkStart w:id="0" w:name="_Toc241497195"/>
+        <w:sectPr>
+          <w:footerReference w:type="default" r:id="rId9"/>
+          <w:pgSz w:w="12240" w:h="15840"/>
+          <w:pgMar w:top="1440" w:right="1440" w:bottom="1440" w:left="1440" w:header="720" w:footer="720" w:gutter="0"/>
+          <w:cols w:space="720"/>
+          <w:docGrid w:linePitch="360"/>
+        </w:sectPr>
+      </w:pPr>
+    </w:p>
+    <w:p>
+      <w:pPr>
+        <w:pStyle w:val="Heading1"/>
+        <w:rPr>
+          <w:sz w:val="20"/>
+          <w:szCs w:val="20"/>
+        </w:rPr>
+      </w:pPr>
+      <w:bookmarkStart w:id="0" w:name="_Toc241587317"/>
       <w:r>
         <w:rPr>
           <w:sz w:val="32"/>
@@ -713,6 +723,9 @@
       <w:bookmarkEnd w:id="0"/>
     </w:p>
     <w:p>
+      <w:pPr>
+        <w:jc w:val="both"/>
+      </w:pPr>
       <w:r>
         <w:t>This project is going to develop a car rental software application by applying the C++ Programming and Object-Oriented Programming (OOP) concepts learned. Since we also need a Graphic User Interface (GUI) for end user to interact with the system, so we will use HTML, CSS and JavaScript to develop the frontend as GUI.</w:t>
       </w:r>
@@ -731,7 +744,7 @@
           <w:szCs w:val="32"/>
         </w:rPr>
       </w:pPr>
-      <w:bookmarkStart w:id="1" w:name="_Toc241497196"/>
+      <w:bookmarkStart w:id="1" w:name="_Toc241587318"/>
       <w:r>
         <w:rPr>
           <w:sz w:val="32"/>
@@ -750,6 +763,9 @@
       <w:bookmarkEnd w:id="1"/>
     </w:p>
     <w:p>
+      <w:pPr>
+        <w:jc w:val="both"/>
+      </w:pPr>
       <w:r>
         <w:t xml:space="preserve">2.1 </w:t>
       </w:r>
@@ -758,11 +774,17 @@
       </w:r>
     </w:p>
     <w:p>
+      <w:pPr>
+        <w:jc w:val="both"/>
+      </w:pPr>
       <w:r>
         <w:t>Nowadays, vehicle damage disputes are common in car rental businesses, causing frustration for both rental companies and customers. Traditional car rental businesses often rely on manual tracking of vehicle conditions, inspection records, and repair costs, which can lead to billing disputes. Without a clear and transparent process, these disputes can reduce customer trust and damage the company’s reputation.</w:t>
       </w:r>
     </w:p>
     <w:p>
+      <w:pPr>
+        <w:jc w:val="both"/>
+      </w:pPr>
       <w:r>
         <w:t xml:space="preserve">2.2 </w:t>
       </w:r>
@@ -771,11 +793,17 @@
       </w:r>
     </w:p>
     <w:p>
+      <w:pPr>
+        <w:jc w:val="both"/>
+      </w:pPr>
       <w:r>
         <w:t>A common problem for vehicle rental businesses is the inefficiency of manual booking systems. These outdated processes can cause double bookings, incorrect availability information, and poor customer service. They can also slow down the check-in and check-out processes, leading to long queues. During peak hours, manual booking errors and long waiting times are common customer complaints.</w:t>
       </w:r>
     </w:p>
     <w:p>
+      <w:pPr>
+        <w:jc w:val="both"/>
+      </w:pPr>
       <w:r>
         <w:t xml:space="preserve">2.3 </w:t>
       </w:r>
@@ -784,6 +812,9 @@
       </w:r>
     </w:p>
     <w:p>
+      <w:pPr>
+        <w:jc w:val="both"/>
+      </w:pPr>
       <w:r>
         <w:t>Relying on fixed pricing can limit rental income, especially during peak seasons or when demand changes. A fixed pricing model does not consider factors such as market demand or competitor prices. As a result, rental businesses may miss opportunities to increase revenue when rental conditions change</w:t>
       </w:r>
@@ -792,6 +823,9 @@
       </w:r>
     </w:p>
     <w:p>
+      <w:pPr>
+        <w:jc w:val="both"/>
+      </w:pPr>
       <w:r>
         <w:t xml:space="preserve">2.4 </w:t>
       </w:r>
@@ -800,6 +834,9 @@
       </w:r>
     </w:p>
     <w:p>
+      <w:pPr>
+        <w:jc w:val="both"/>
+      </w:pPr>
       <w:r>
         <w:t>Rental managers often lack real-time visibility of vehicle status, condition, and availability. Traditional fleet management methods can lead to wasted time, inefficiency, and potential misuse of vehicles. They also make administrative tasks more difficult, such as tracking active rentals and customer return dates.</w:t>
       </w:r>
@@ -817,7 +854,7 @@
           <w:szCs w:val="32"/>
         </w:rPr>
       </w:pPr>
-      <w:bookmarkStart w:id="2" w:name="_Toc241497197"/>
+      <w:bookmarkStart w:id="2" w:name="_Toc241587319"/>
       <w:r>
         <w:rPr>
           <w:sz w:val="32"/>
@@ -829,6 +866,9 @@
       <w:bookmarkEnd w:id="2"/>
     </w:p>
     <w:p>
+      <w:pPr>
+        <w:jc w:val="both"/>
+      </w:pPr>
       <w:r>
         <w:t xml:space="preserve">3.1 Solution for </w:t>
       </w:r>
@@ -837,8 +877,27 @@
       </w:r>
     </w:p>
     <w:p>
-      <w:r>
-        <w:t>Creating a base class Vehicle and derived class such as StandardCar, LuxuryCar, and SUV. Then, implementing a</w:t>
+      <w:pPr>
+        <w:jc w:val="both"/>
+      </w:pPr>
+      <w:r>
+        <w:t xml:space="preserve">Creating a base class Vehicle and derived class such as </w:t>
+      </w:r>
+      <w:proofErr w:type="spellStart"/>
+      <w:r>
+        <w:t>StandardCar</w:t>
+      </w:r>
+      <w:proofErr w:type="spellEnd"/>
+      <w:r>
+        <w:t xml:space="preserve">, </w:t>
+      </w:r>
+      <w:proofErr w:type="spellStart"/>
+      <w:r>
+        <w:t>LuxuryCar</w:t>
+      </w:r>
+      <w:proofErr w:type="spellEnd"/>
+      <w:r>
+        <w:t>, and SUV. Then, implementing a</w:t>
       </w:r>
       <w:r>
         <w:t>n</w:t>
@@ -854,7 +913,23 @@
         <w:t>abstract function</w:t>
       </w:r>
       <w:r>
-        <w:t xml:space="preserve"> calculateDamageFee (double severityScore) using </w:t>
+        <w:t xml:space="preserve"> </w:t>
+      </w:r>
+      <w:proofErr w:type="spellStart"/>
+      <w:r>
+        <w:t>calculateDamageFee</w:t>
+      </w:r>
+      <w:proofErr w:type="spellEnd"/>
+      <w:r>
+        <w:t xml:space="preserve"> (double </w:t>
+      </w:r>
+      <w:proofErr w:type="spellStart"/>
+      <w:r>
+        <w:t>severityScore</w:t>
+      </w:r>
+      <w:proofErr w:type="spellEnd"/>
+      <w:r>
+        <w:t xml:space="preserve">) using </w:t>
       </w:r>
       <w:r>
         <w:rPr>
@@ -864,7 +939,39 @@
         <w:t>polymorphism</w:t>
       </w:r>
       <w:r>
-        <w:t>. For instance, repairing a scratched LuxuryCar computes a higher rate or multiplier than a StandardCar. Storing inspection logs inside a std::vector&lt;string&gt; or a custom DamageLog object ensures its transparent record-keeping.</w:t>
+        <w:t xml:space="preserve">. For instance, repairing a scratched </w:t>
+      </w:r>
+      <w:proofErr w:type="spellStart"/>
+      <w:r>
+        <w:t>LuxuryCar</w:t>
+      </w:r>
+      <w:proofErr w:type="spellEnd"/>
+      <w:r>
+        <w:t xml:space="preserve"> computes a higher rate or multiplier than a </w:t>
+      </w:r>
+      <w:proofErr w:type="spellStart"/>
+      <w:r>
+        <w:t>StandardCar</w:t>
+      </w:r>
+      <w:proofErr w:type="spellEnd"/>
+      <w:r>
+        <w:t xml:space="preserve">. Storing inspection logs inside a </w:t>
+      </w:r>
+      <w:proofErr w:type="gramStart"/>
+      <w:r>
+        <w:t>std::</w:t>
+      </w:r>
+      <w:proofErr w:type="gramEnd"/>
+      <w:r>
+        <w:t xml:space="preserve">vector&lt;string&gt; or a custom </w:t>
+      </w:r>
+      <w:proofErr w:type="spellStart"/>
+      <w:r>
+        <w:t>DamageLog</w:t>
+      </w:r>
+      <w:proofErr w:type="spellEnd"/>
+      <w:r>
+        <w:t xml:space="preserve"> object ensures its transparent record-keeping.</w:t>
       </w:r>
       <w:r>
         <w:t xml:space="preserve"> Besides, system can automatically </w:t>
@@ -883,6 +990,9 @@
       </w:r>
     </w:p>
     <w:p>
+      <w:pPr>
+        <w:jc w:val="both"/>
+      </w:pPr>
       <w:r>
         <w:t xml:space="preserve">3.2 Solution for </w:t>
       </w:r>
@@ -891,18 +1001,69 @@
       </w:r>
     </w:p>
     <w:p>
-      <w:r>
-        <w:t xml:space="preserve">Implement a centralized RentalSystem class that manages fleet availability in real time. Use STL containers like </w:t>
-      </w:r>
+      <w:pPr>
+        <w:jc w:val="both"/>
+      </w:pPr>
+      <w:r>
+        <w:t xml:space="preserve">Implement a centralized </w:t>
+      </w:r>
+      <w:proofErr w:type="spellStart"/>
+      <w:r>
+        <w:t>RentalSystem</w:t>
+      </w:r>
+      <w:proofErr w:type="spellEnd"/>
+      <w:r>
+        <w:t xml:space="preserve"> class that manages fleet availability in real time. Use STL containers like </w:t>
+      </w:r>
+      <w:proofErr w:type="gramStart"/>
       <w:r>
         <w:rPr>
           <w:b/>
           <w:bCs/>
         </w:rPr>
-        <w:t>std::unordered_map</w:t>
-      </w:r>
-      <w:r>
-        <w:t>&lt;string, Vehicle*&gt; for O(1) fast lookup by License Plate or Vehicle ID or std::vector combined with std::find_if algorithm.</w:t>
+        <w:t>std::</w:t>
+      </w:r>
+      <w:proofErr w:type="spellStart"/>
+      <w:proofErr w:type="gramEnd"/>
+      <w:r>
+        <w:rPr>
+          <w:b/>
+          <w:bCs/>
+        </w:rPr>
+        <w:t>unordered_map</w:t>
+      </w:r>
+      <w:proofErr w:type="spellEnd"/>
+      <w:r>
+        <w:t xml:space="preserve">&lt;string, Vehicle*&gt; for </w:t>
+      </w:r>
+      <w:proofErr w:type="gramStart"/>
+      <w:r>
+        <w:t>O(</w:t>
+      </w:r>
+      <w:proofErr w:type="gramEnd"/>
+      <w:r>
+        <w:t xml:space="preserve">1) fast lookup by License Plate or Vehicle ID or </w:t>
+      </w:r>
+      <w:proofErr w:type="gramStart"/>
+      <w:r>
+        <w:t>std::</w:t>
+      </w:r>
+      <w:proofErr w:type="gramEnd"/>
+      <w:r>
+        <w:t xml:space="preserve">vector combined with </w:t>
+      </w:r>
+      <w:proofErr w:type="gramStart"/>
+      <w:r>
+        <w:t>std::</w:t>
+      </w:r>
+      <w:proofErr w:type="spellStart"/>
+      <w:proofErr w:type="gramEnd"/>
+      <w:r>
+        <w:t>find_if</w:t>
+      </w:r>
+      <w:proofErr w:type="spellEnd"/>
+      <w:r>
+        <w:t xml:space="preserve"> algorithm.</w:t>
       </w:r>
       <w:r>
         <w:t xml:space="preserve"> Automated availability state changes (Available </w:t>
@@ -960,6 +1121,9 @@
       </w:r>
     </w:p>
     <w:p>
+      <w:pPr>
+        <w:jc w:val="both"/>
+      </w:pPr>
       <w:r>
         <w:t xml:space="preserve">3.3 </w:t>
       </w:r>
@@ -971,6 +1135,9 @@
       </w:r>
     </w:p>
     <w:p>
+      <w:pPr>
+        <w:jc w:val="both"/>
+      </w:pPr>
       <w:r>
         <w:t xml:space="preserve">Define an </w:t>
       </w:r>
@@ -982,13 +1149,37 @@
         <w:t>abstract</w:t>
       </w:r>
       <w:r>
-        <w:t xml:space="preserve"> method virtual double calculateRentalFee(int days) const = 0, inside a base class or interface. Derived classes override this to apply dynamic pricing strategies, such as LuxuryCar includes mandatory security deposits and premium insurance rates, then long-term rentals automatically trigger a percentage discount inside the calculation function.</w:t>
+        <w:t xml:space="preserve"> method virtual double </w:t>
+      </w:r>
+      <w:proofErr w:type="spellStart"/>
+      <w:proofErr w:type="gramStart"/>
+      <w:r>
+        <w:t>calculateRentalFee</w:t>
+      </w:r>
+      <w:proofErr w:type="spellEnd"/>
+      <w:r>
+        <w:t>(</w:t>
+      </w:r>
+      <w:proofErr w:type="gramEnd"/>
+      <w:r>
+        <w:t xml:space="preserve">int days) const = 0, inside a base class or interface. Derived classes override this to apply dynamic pricing strategies, such as </w:t>
+      </w:r>
+      <w:proofErr w:type="spellStart"/>
+      <w:r>
+        <w:t>LuxuryCar</w:t>
+      </w:r>
+      <w:proofErr w:type="spellEnd"/>
+      <w:r>
+        <w:t xml:space="preserve"> includes mandatory security deposits and premium insurance rates, then long-term rentals automatically trigger a percentage discount inside the calculation function.</w:t>
       </w:r>
       <w:r>
         <w:t xml:space="preserve"> Adjust the prices automatically based on seasonality is also can be consider, dynamic pricing can optimize revenue and ensure staying competitive in the market.</w:t>
       </w:r>
     </w:p>
     <w:p>
+      <w:pPr>
+        <w:jc w:val="both"/>
+      </w:pPr>
       <w:r>
         <w:t xml:space="preserve">3.4 Solution for </w:t>
       </w:r>
@@ -997,6 +1188,9 @@
       </w:r>
     </w:p>
     <w:p>
+      <w:pPr>
+        <w:jc w:val="both"/>
+      </w:pPr>
       <w:r>
         <w:t xml:space="preserve">The application enforces </w:t>
       </w:r>
@@ -1014,31 +1208,97 @@
         <w:t xml:space="preserve">, </w:t>
       </w:r>
       <w:r>
-        <w:t>such as status, mileage, and assignedCustomer</w:t>
-      </w:r>
+        <w:t xml:space="preserve">such as status, mileage, and </w:t>
+      </w:r>
+      <w:proofErr w:type="spellStart"/>
+      <w:r>
+        <w:t>assignedCustomer</w:t>
+      </w:r>
+      <w:proofErr w:type="spellEnd"/>
       <w:r>
         <w:t xml:space="preserve"> </w:t>
       </w:r>
       <w:r>
-        <w:t xml:space="preserve">as private or protected, exposing explicit state-transition member functions like rentVehicle(), returnVehicle(), and markUnderMaintenance(). The system implements File Persistence using </w:t>
-      </w:r>
+        <w:t xml:space="preserve">as private or protected, exposing explicit state-transition member functions like </w:t>
+      </w:r>
+      <w:proofErr w:type="spellStart"/>
+      <w:proofErr w:type="gramStart"/>
+      <w:r>
+        <w:t>rentVehicle</w:t>
+      </w:r>
+      <w:proofErr w:type="spellEnd"/>
+      <w:r>
+        <w:t>(</w:t>
+      </w:r>
+      <w:proofErr w:type="gramEnd"/>
+      <w:r>
+        <w:t xml:space="preserve">), </w:t>
+      </w:r>
+      <w:proofErr w:type="spellStart"/>
+      <w:proofErr w:type="gramStart"/>
+      <w:r>
+        <w:t>returnVehicle</w:t>
+      </w:r>
+      <w:proofErr w:type="spellEnd"/>
+      <w:r>
+        <w:t>(</w:t>
+      </w:r>
+      <w:proofErr w:type="gramEnd"/>
+      <w:r>
+        <w:t xml:space="preserve">), and </w:t>
+      </w:r>
+      <w:proofErr w:type="spellStart"/>
+      <w:proofErr w:type="gramStart"/>
+      <w:r>
+        <w:t>markUnderMaintenance</w:t>
+      </w:r>
+      <w:proofErr w:type="spellEnd"/>
+      <w:r>
+        <w:t>(</w:t>
+      </w:r>
+      <w:proofErr w:type="gramEnd"/>
+      <w:r>
+        <w:t xml:space="preserve">). The system implements File Persistence using </w:t>
+      </w:r>
+      <w:proofErr w:type="gramStart"/>
       <w:r>
         <w:rPr>
           <w:b/>
           <w:bCs/>
         </w:rPr>
-        <w:t>std::ifstream</w:t>
-      </w:r>
-      <w:r>
-        <w:t xml:space="preserve"> and </w:t>
-      </w:r>
+        <w:t>std::</w:t>
+      </w:r>
+      <w:proofErr w:type="spellStart"/>
+      <w:proofErr w:type="gramEnd"/>
       <w:r>
         <w:rPr>
           <w:b/>
           <w:bCs/>
         </w:rPr>
-        <w:t>std::ofstream</w:t>
-      </w:r>
+        <w:t>ifstream</w:t>
+      </w:r>
+      <w:proofErr w:type="spellEnd"/>
+      <w:r>
+        <w:t xml:space="preserve"> and </w:t>
+      </w:r>
+      <w:proofErr w:type="gramStart"/>
+      <w:r>
+        <w:rPr>
+          <w:b/>
+          <w:bCs/>
+        </w:rPr>
+        <w:t>std::</w:t>
+      </w:r>
+      <w:proofErr w:type="spellStart"/>
+      <w:proofErr w:type="gramEnd"/>
+      <w:r>
+        <w:rPr>
+          <w:b/>
+          <w:bCs/>
+        </w:rPr>
+        <w:t>ofstream</w:t>
+      </w:r>
+      <w:proofErr w:type="spellEnd"/>
       <w:r>
         <w:t xml:space="preserve"> to read and write vehicle states to external storage files (vehicles.txt), preserving complete maintenance logs and service histories across application restarts. Role-based menu options allow administrators to monitor real-time fleet status and maintenance alerts while limiting customer views to their active transactions.</w:t>
       </w:r>
@@ -1046,12 +1306,13 @@
     <w:p>
       <w:pPr>
         <w:pStyle w:val="Heading1"/>
+        <w:jc w:val="both"/>
         <w:rPr>
           <w:sz w:val="32"/>
           <w:szCs w:val="32"/>
         </w:rPr>
       </w:pPr>
-      <w:bookmarkStart w:id="3" w:name="_Toc241497198"/>
+      <w:bookmarkStart w:id="3" w:name="_Toc241587320"/>
       <w:r>
         <w:rPr>
           <w:sz w:val="32"/>
@@ -1070,11 +1331,17 @@
       <w:bookmarkEnd w:id="3"/>
     </w:p>
     <w:p>
+      <w:pPr>
+        <w:jc w:val="both"/>
+      </w:pPr>
       <w:r>
         <w:t>Currently, our proposed system features mainly focus on five modules, which is vehicle and fleet management module, reservation and booking management module, dynamic pricing and revenue management module, vehicle inspection and dispute management module and data persistence and file I/O module.</w:t>
       </w:r>
     </w:p>
     <w:p>
+      <w:pPr>
+        <w:jc w:val="both"/>
+      </w:pPr>
       <w:r>
         <w:t xml:space="preserve">4.1 </w:t>
       </w:r>
@@ -1089,6 +1356,7 @@
           <w:ilvl w:val="0"/>
           <w:numId w:val="1"/>
         </w:numPr>
+        <w:jc w:val="both"/>
       </w:pPr>
       <w:r>
         <w:t>Multi-Tier Vehicle Hierarchy:</w:t>
@@ -1107,6 +1375,7 @@
           <w:ilvl w:val="0"/>
           <w:numId w:val="1"/>
         </w:numPr>
+        <w:jc w:val="both"/>
       </w:pPr>
       <w:r>
         <w:t>Fleet Status Tracking: Tracks vehicle status, mileage, and assigned customers in real time</w:t>
@@ -1122,6 +1391,7 @@
           <w:ilvl w:val="0"/>
           <w:numId w:val="1"/>
         </w:numPr>
+        <w:jc w:val="both"/>
       </w:pPr>
       <w:r>
         <w:t>Maintenance Tracking: Records vehicle service history and maintenance logs</w:t>
@@ -1137,6 +1407,7 @@
           <w:ilvl w:val="0"/>
           <w:numId w:val="1"/>
         </w:numPr>
+        <w:jc w:val="both"/>
       </w:pPr>
       <w:r>
         <w:t>Role-Based Access: Provides full access for administrators and limited access for customers</w:t>
@@ -1146,6 +1417,9 @@
       </w:r>
     </w:p>
     <w:p>
+      <w:pPr>
+        <w:jc w:val="both"/>
+      </w:pPr>
       <w:r>
         <w:t>4.2 Reservation and Booking Management Module</w:t>
       </w:r>
@@ -1157,6 +1431,7 @@
           <w:ilvl w:val="0"/>
           <w:numId w:val="2"/>
         </w:numPr>
+        <w:jc w:val="both"/>
       </w:pPr>
       <w:r>
         <w:t xml:space="preserve">Instant Availability and Fast Lookup: </w:t>
@@ -1165,7 +1440,41 @@
         <w:t xml:space="preserve">Real-time vehicle availability management powered by STL containers </w:t>
       </w:r>
       <w:r>
-        <w:t>(std::unordered_map / std::vector with std::find_if) using License Plate or Vehicle ID.</w:t>
+        <w:t>(</w:t>
+      </w:r>
+      <w:proofErr w:type="gramStart"/>
+      <w:r>
+        <w:t>std::</w:t>
+      </w:r>
+      <w:proofErr w:type="spellStart"/>
+      <w:proofErr w:type="gramEnd"/>
+      <w:r>
+        <w:t>unordered_map</w:t>
+      </w:r>
+      <w:proofErr w:type="spellEnd"/>
+      <w:r>
+        <w:t xml:space="preserve"> / </w:t>
+      </w:r>
+      <w:proofErr w:type="gramStart"/>
+      <w:r>
+        <w:t>std::</w:t>
+      </w:r>
+      <w:proofErr w:type="gramEnd"/>
+      <w:r>
+        <w:t xml:space="preserve">vector with </w:t>
+      </w:r>
+      <w:proofErr w:type="gramStart"/>
+      <w:r>
+        <w:t>std::</w:t>
+      </w:r>
+      <w:proofErr w:type="spellStart"/>
+      <w:proofErr w:type="gramEnd"/>
+      <w:r>
+        <w:t>find_if</w:t>
+      </w:r>
+      <w:proofErr w:type="spellEnd"/>
+      <w:r>
+        <w:t>) using License Plate or Vehicle ID.</w:t>
       </w:r>
     </w:p>
     <w:p>
@@ -1175,6 +1484,7 @@
           <w:ilvl w:val="0"/>
           <w:numId w:val="2"/>
         </w:numPr>
+        <w:jc w:val="both"/>
       </w:pPr>
       <w:r>
         <w:t xml:space="preserve">Automated Check-in &amp; Check-out: </w:t>
@@ -1193,6 +1503,7 @@
           <w:ilvl w:val="0"/>
           <w:numId w:val="2"/>
         </w:numPr>
+        <w:jc w:val="both"/>
       </w:pPr>
       <w:r>
         <w:t xml:space="preserve">Date &amp; Duration Validation: </w:t>
@@ -1211,12 +1522,16 @@
           <w:ilvl w:val="0"/>
           <w:numId w:val="2"/>
         </w:numPr>
+        <w:jc w:val="both"/>
       </w:pPr>
       <w:r>
         <w:t>Digital Receipt Generation: Automatically generates and displays an itemized receipt after checkout.</w:t>
       </w:r>
     </w:p>
     <w:p>
+      <w:pPr>
+        <w:jc w:val="both"/>
+      </w:pPr>
       <w:r>
         <w:rPr>
           <w:rFonts w:hint="eastAsia"/>
@@ -1234,6 +1549,7 @@
           <w:ilvl w:val="0"/>
           <w:numId w:val="3"/>
         </w:numPr>
+        <w:jc w:val="both"/>
       </w:pPr>
       <w:r>
         <w:t>Polymorphic Rental Fee: Calculates rental fees differently for each vehicle type.</w:t>
@@ -1246,6 +1562,7 @@
           <w:ilvl w:val="0"/>
           <w:numId w:val="3"/>
         </w:numPr>
+        <w:jc w:val="both"/>
       </w:pPr>
       <w:r>
         <w:t>Tier-Specific Fees: Adds security deposits, luxury charges, and insurance fees for higher-tier vehicles</w:t>
@@ -1264,6 +1581,7 @@
           <w:ilvl w:val="0"/>
           <w:numId w:val="3"/>
         </w:numPr>
+        <w:jc w:val="both"/>
       </w:pPr>
       <w:r>
         <w:t>Long-Term Discounts: Automatically applies discounts for long-term rentals.</w:t>
@@ -1276,17 +1594,24 @@
           <w:ilvl w:val="0"/>
           <w:numId w:val="3"/>
         </w:numPr>
+        <w:jc w:val="both"/>
       </w:pPr>
       <w:r>
         <w:t>Seasonal Pricing: Adjusts rental prices based on peak and off-peak seasons.</w:t>
       </w:r>
     </w:p>
     <w:p>
+      <w:pPr>
+        <w:jc w:val="both"/>
+      </w:pPr>
       <w:r>
         <w:br w:type="page"/>
       </w:r>
     </w:p>
     <w:p>
+      <w:pPr>
+        <w:jc w:val="both"/>
+      </w:pPr>
       <w:r>
         <w:rPr>
           <w:rFonts w:hint="eastAsia"/>
@@ -1305,6 +1630,7 @@
           <w:ilvl w:val="0"/>
           <w:numId w:val="4"/>
         </w:numPr>
+        <w:jc w:val="both"/>
       </w:pPr>
       <w:r>
         <w:t>Polymorphic Damage Fee: Calculates damage fees based on damage severity and vehicle type.</w:t>
@@ -1317,6 +1643,7 @@
           <w:ilvl w:val="0"/>
           <w:numId w:val="4"/>
         </w:numPr>
+        <w:jc w:val="both"/>
       </w:pPr>
       <w:r>
         <w:t>Damage Inspection Logs: Records detailed damage inspection history.</w:t>
@@ -1329,12 +1656,16 @@
           <w:ilvl w:val="0"/>
           <w:numId w:val="4"/>
         </w:numPr>
+        <w:jc w:val="both"/>
       </w:pPr>
       <w:r>
         <w:t>Customer Verification: Allows customers to confirm and verify damage details before billing.</w:t>
       </w:r>
     </w:p>
     <w:p>
+      <w:pPr>
+        <w:jc w:val="both"/>
+      </w:pPr>
       <w:r>
         <w:rPr>
           <w:rFonts w:hint="eastAsia"/>
@@ -1352,6 +1683,7 @@
           <w:ilvl w:val="0"/>
           <w:numId w:val="5"/>
         </w:numPr>
+        <w:jc w:val="both"/>
       </w:pPr>
       <w:r>
         <w:t>Automatic Data Storage &amp; Recovery: Saves and loads vehicle, customer, and transaction data using files.</w:t>
@@ -1364,6 +1696,7 @@
           <w:ilvl w:val="0"/>
           <w:numId w:val="5"/>
         </w:numPr>
+        <w:jc w:val="both"/>
       </w:pPr>
       <w:r>
         <w:t>Persistent Service &amp; Damage Records: Keeps damage and maintenance records after the system restarts.</w:t>
@@ -1380,7 +1713,7 @@
           <w:szCs w:val="32"/>
         </w:rPr>
       </w:pPr>
-      <w:bookmarkStart w:id="4" w:name="_Toc241497199"/>
+      <w:bookmarkStart w:id="4" w:name="_Toc241587321"/>
       <w:r>
         <w:rPr>
           <w:sz w:val="32"/>
@@ -1389,7 +1722,6 @@
         <w:lastRenderedPageBreak/>
         <w:t xml:space="preserve">5.0 </w:t>
       </w:r>
-      <w:bookmarkEnd w:id="4"/>
       <w:r>
         <w:rPr>
           <w:sz w:val="32"/>
@@ -1397,8 +1729,37 @@
         </w:rPr>
         <w:t>Target User</w:t>
       </w:r>
-    </w:p>
-    <w:p>
+      <w:bookmarkEnd w:id="4"/>
+    </w:p>
+    <w:p>
+      <w:pPr>
+        <w:jc w:val="both"/>
+      </w:pPr>
+      <w:r>
+        <w:t>This Car Rental System is designed to serve two main user groups</w:t>
+      </w:r>
+      <w:r>
+        <w:t xml:space="preserve">, which is </w:t>
+      </w:r>
+      <w:r>
+        <w:t>rental customers and rental agency administrators. The first target group consists of individual and corporate customers who need an efficient platform to select, book, and manage vehicle rentals. Through a dedicated customer menu interface, these users can register new accounts, log in securely, browse available vehicle models across standard, luxury, and SUV categories, and check their selected rental dates. Customers can also view digital receipts after checkout and confirm any existing or post-rental vehicle damage through customer sign-off verification.</w:t>
+      </w:r>
+    </w:p>
+    <w:p>
+      <w:pPr>
+        <w:jc w:val="both"/>
+      </w:pPr>
+    </w:p>
+    <w:p>
+      <w:pPr>
+        <w:jc w:val="both"/>
+      </w:pPr>
+      <w:r>
+        <w:t>The second target group consists of rental agency staff and system administrators who are responsible for managing daily fleet operations and rental activities. Through an administrative interface, they have access to fleet management functions, including searching for vehicles, updating vehicle status such as available, rented, or under maintenance, and managing rental transactions. Administrators can also use automatic calculation functions to calculate daily rental costs and damage fees, maintain vehicle inspection records, manage customer sign-offs, and keep system records by saving and loading data from files.</w:t>
+      </w:r>
+      <w:r>
+        <w:t xml:space="preserve"> </w:t>
+      </w:r>
       <w:r>
         <w:br w:type="page"/>
       </w:r>
@@ -1411,7 +1772,7 @@
           <w:szCs w:val="32"/>
         </w:rPr>
       </w:pPr>
-      <w:bookmarkStart w:id="5" w:name="_Toc241497200"/>
+      <w:bookmarkStart w:id="5" w:name="_Toc241587322"/>
       <w:r>
         <w:rPr>
           <w:sz w:val="32"/>
@@ -1420,7 +1781,6 @@
         <w:lastRenderedPageBreak/>
         <w:t xml:space="preserve">6.0 </w:t>
       </w:r>
-      <w:bookmarkEnd w:id="5"/>
       <w:r>
         <w:rPr>
           <w:sz w:val="32"/>
@@ -1428,12 +1788,1294 @@
         </w:rPr>
         <w:t>Proposed Classes</w:t>
       </w:r>
+      <w:bookmarkEnd w:id="5"/>
+    </w:p>
+    <w:p>
+      <w:pPr>
+        <w:keepNext/>
+      </w:pPr>
+      <w:r>
+        <w:drawing>
+          <wp:inline distT="0" distB="0" distL="0" distR="0" wp14:anchorId="4644D646" wp14:editId="5F84EC6B">
+            <wp:extent cx="5943600" cy="3823335"/>
+            <wp:effectExtent l="0" t="0" r="0" b="5715"/>
+            <wp:docPr id="345090658" name="Picture 1"/>
+            <wp:cNvGraphicFramePr>
+              <a:graphicFrameLocks xmlns:a="http://schemas.openxmlformats.org/drawingml/2006/main" noChangeAspect="1"/>
+            </wp:cNvGraphicFramePr>
+            <a:graphic xmlns:a="http://schemas.openxmlformats.org/drawingml/2006/main">
+              <a:graphicData uri="http://schemas.openxmlformats.org/drawingml/2006/picture">
+                <pic:pic xmlns:pic="http://schemas.openxmlformats.org/drawingml/2006/picture">
+                  <pic:nvPicPr>
+                    <pic:cNvPr id="345090658" name=""/>
+                    <pic:cNvPicPr/>
+                  </pic:nvPicPr>
+                  <pic:blipFill>
+                    <a:blip r:embed="rId10"/>
+                    <a:stretch>
+                      <a:fillRect/>
+                    </a:stretch>
+                  </pic:blipFill>
+                  <pic:spPr>
+                    <a:xfrm>
+                      <a:off x="0" y="0"/>
+                      <a:ext cx="5943600" cy="3823335"/>
+                    </a:xfrm>
+                    <a:prstGeom prst="rect">
+                      <a:avLst/>
+                    </a:prstGeom>
+                  </pic:spPr>
+                </pic:pic>
+              </a:graphicData>
+            </a:graphic>
+          </wp:inline>
+        </w:drawing>
+      </w:r>
+    </w:p>
+    <w:p>
+      <w:pPr>
+        <w:pStyle w:val="Caption"/>
+        <w:jc w:val="center"/>
+      </w:pPr>
+      <w:r>
+        <w:t xml:space="preserve">Figure </w:t>
+      </w:r>
+      <w:r>
+        <w:fldChar w:fldCharType="begin"/>
+      </w:r>
+      <w:r>
+        <w:instrText xml:space="preserve"> SEQ Figure \* ARABIC </w:instrText>
+      </w:r>
+      <w:r>
+        <w:fldChar w:fldCharType="separate"/>
+      </w:r>
+      <w:r>
+        <w:rPr>
+          <w:noProof/>
+        </w:rPr>
+        <w:t>1</w:t>
+      </w:r>
+      <w:r>
+        <w:fldChar w:fldCharType="end"/>
+      </w:r>
+      <w:r>
+        <w:t xml:space="preserve"> UML Diagram</w:t>
+      </w:r>
+    </w:p>
+    <w:p>
+      <w:pPr>
+        <w:keepNext/>
+        <w:jc w:val="center"/>
+      </w:pPr>
+      <w:r>
+        <w:lastRenderedPageBreak/>
+        <w:drawing>
+          <wp:inline distT="0" distB="0" distL="0" distR="0" wp14:anchorId="28E7981D" wp14:editId="332B114E">
+            <wp:extent cx="3414295" cy="4333164"/>
+            <wp:effectExtent l="0" t="0" r="0" b="0"/>
+            <wp:docPr id="70002670" name="Picture 1"/>
+            <wp:cNvGraphicFramePr>
+              <a:graphicFrameLocks xmlns:a="http://schemas.openxmlformats.org/drawingml/2006/main" noChangeAspect="1"/>
+            </wp:cNvGraphicFramePr>
+            <a:graphic xmlns:a="http://schemas.openxmlformats.org/drawingml/2006/main">
+              <a:graphicData uri="http://schemas.openxmlformats.org/drawingml/2006/picture">
+                <pic:pic xmlns:pic="http://schemas.openxmlformats.org/drawingml/2006/picture">
+                  <pic:nvPicPr>
+                    <pic:cNvPr id="70002670" name=""/>
+                    <pic:cNvPicPr/>
+                  </pic:nvPicPr>
+                  <pic:blipFill>
+                    <a:blip r:embed="rId11"/>
+                    <a:stretch>
+                      <a:fillRect/>
+                    </a:stretch>
+                  </pic:blipFill>
+                  <pic:spPr>
+                    <a:xfrm>
+                      <a:off x="0" y="0"/>
+                      <a:ext cx="3416351" cy="4335774"/>
+                    </a:xfrm>
+                    <a:prstGeom prst="rect">
+                      <a:avLst/>
+                    </a:prstGeom>
+                  </pic:spPr>
+                </pic:pic>
+              </a:graphicData>
+            </a:graphic>
+          </wp:inline>
+        </w:drawing>
+      </w:r>
+    </w:p>
+    <w:p>
+      <w:pPr>
+        <w:pStyle w:val="Caption"/>
+        <w:jc w:val="center"/>
+      </w:pPr>
+      <w:r>
+        <w:t xml:space="preserve">Figure </w:t>
+      </w:r>
+      <w:r>
+        <w:fldChar w:fldCharType="begin"/>
+      </w:r>
+      <w:r>
+        <w:instrText xml:space="preserve"> SEQ Figure \* ARABIC </w:instrText>
+      </w:r>
+      <w:r>
+        <w:fldChar w:fldCharType="separate"/>
+      </w:r>
+      <w:r>
+        <w:rPr>
+          <w:noProof/>
+        </w:rPr>
+        <w:t>2</w:t>
+      </w:r>
+      <w:r>
+        <w:fldChar w:fldCharType="end"/>
+      </w:r>
+      <w:r>
+        <w:t xml:space="preserve"> ER Diagram</w:t>
+      </w:r>
     </w:p>
     <w:p>
       <w:r>
         <w:br w:type="page"/>
       </w:r>
     </w:p>
+    <w:p>
+      <w:pPr>
+        <w:pStyle w:val="Caption"/>
+        <w:keepNext/>
+        <w:jc w:val="center"/>
+      </w:pPr>
+      <w:r>
+        <w:lastRenderedPageBreak/>
+        <w:t xml:space="preserve">Table </w:t>
+      </w:r>
+      <w:r>
+        <w:fldChar w:fldCharType="begin"/>
+      </w:r>
+      <w:r>
+        <w:instrText xml:space="preserve"> SEQ Table \* ARABIC </w:instrText>
+      </w:r>
+      <w:r>
+        <w:fldChar w:fldCharType="separate"/>
+      </w:r>
+      <w:r>
+        <w:rPr>
+          <w:noProof/>
+        </w:rPr>
+        <w:t>1</w:t>
+      </w:r>
+      <w:r>
+        <w:fldChar w:fldCharType="end"/>
+      </w:r>
+      <w:r>
+        <w:t xml:space="preserve"> Classes and Functions</w:t>
+      </w:r>
+    </w:p>
+    <w:tbl>
+      <w:tblPr>
+        <w:tblStyle w:val="TableGrid"/>
+        <w:tblW w:w="0" w:type="auto"/>
+        <w:tblLayout w:type="fixed"/>
+        <w:tblLook w:val="04A0" w:firstRow="1" w:lastRow="0" w:firstColumn="1" w:lastColumn="0" w:noHBand="0" w:noVBand="1"/>
+      </w:tblPr>
+      <w:tblGrid>
+        <w:gridCol w:w="1696"/>
+        <w:gridCol w:w="2268"/>
+        <w:gridCol w:w="1276"/>
+        <w:gridCol w:w="4110"/>
+      </w:tblGrid>
+      <w:tr>
+        <w:tc>
+          <w:tcPr>
+            <w:tcW w:w="1696" w:type="dxa"/>
+          </w:tcPr>
+          <w:p>
+            <w:pPr>
+              <w:jc w:val="center"/>
+              <w:rPr>
+                <w:b/>
+                <w:bCs/>
+                <w:sz w:val="22"/>
+                <w:szCs w:val="22"/>
+              </w:rPr>
+            </w:pPr>
+            <w:r>
+              <w:rPr>
+                <w:b/>
+                <w:bCs/>
+                <w:sz w:val="22"/>
+                <w:szCs w:val="22"/>
+              </w:rPr>
+              <w:t>Class</w:t>
+            </w:r>
+          </w:p>
+        </w:tc>
+        <w:tc>
+          <w:tcPr>
+            <w:tcW w:w="2268" w:type="dxa"/>
+          </w:tcPr>
+          <w:p>
+            <w:pPr>
+              <w:jc w:val="center"/>
+              <w:rPr>
+                <w:b/>
+                <w:bCs/>
+                <w:sz w:val="22"/>
+                <w:szCs w:val="22"/>
+              </w:rPr>
+            </w:pPr>
+            <w:r>
+              <w:rPr>
+                <w:b/>
+                <w:bCs/>
+                <w:sz w:val="22"/>
+                <w:szCs w:val="22"/>
+              </w:rPr>
+              <w:t>Function Signature</w:t>
+            </w:r>
+          </w:p>
+        </w:tc>
+        <w:tc>
+          <w:tcPr>
+            <w:tcW w:w="1276" w:type="dxa"/>
+          </w:tcPr>
+          <w:p>
+            <w:pPr>
+              <w:jc w:val="center"/>
+              <w:rPr>
+                <w:b/>
+                <w:bCs/>
+                <w:sz w:val="22"/>
+                <w:szCs w:val="22"/>
+              </w:rPr>
+            </w:pPr>
+            <w:r>
+              <w:rPr>
+                <w:b/>
+                <w:bCs/>
+                <w:sz w:val="22"/>
+                <w:szCs w:val="22"/>
+              </w:rPr>
+              <w:t>Access</w:t>
+            </w:r>
+          </w:p>
+        </w:tc>
+        <w:tc>
+          <w:tcPr>
+            <w:tcW w:w="4110" w:type="dxa"/>
+          </w:tcPr>
+          <w:p>
+            <w:pPr>
+              <w:jc w:val="center"/>
+              <w:rPr>
+                <w:b/>
+                <w:bCs/>
+                <w:sz w:val="22"/>
+                <w:szCs w:val="22"/>
+              </w:rPr>
+            </w:pPr>
+            <w:r>
+              <w:rPr>
+                <w:b/>
+                <w:bCs/>
+                <w:sz w:val="22"/>
+                <w:szCs w:val="22"/>
+              </w:rPr>
+              <w:t>Primary Action / Purpose</w:t>
+            </w:r>
+          </w:p>
+        </w:tc>
+      </w:tr>
+      <w:tr>
+        <w:tc>
+          <w:tcPr>
+            <w:tcW w:w="1696" w:type="dxa"/>
+          </w:tcPr>
+          <w:p>
+            <w:proofErr w:type="spellStart"/>
+            <w:r>
+              <w:t>RentalSystem</w:t>
+            </w:r>
+            <w:proofErr w:type="spellEnd"/>
+          </w:p>
+        </w:tc>
+        <w:tc>
+          <w:tcPr>
+            <w:tcW w:w="2268" w:type="dxa"/>
+          </w:tcPr>
+          <w:p>
+            <w:proofErr w:type="spellStart"/>
+            <w:proofErr w:type="gramStart"/>
+            <w:r>
+              <w:t>lookupVehicle</w:t>
+            </w:r>
+            <w:proofErr w:type="spellEnd"/>
+            <w:r>
+              <w:t>(</w:t>
+            </w:r>
+            <w:proofErr w:type="gramEnd"/>
+            <w:r>
+              <w:t xml:space="preserve">id: </w:t>
+            </w:r>
+            <w:proofErr w:type="gramStart"/>
+            <w:r>
+              <w:t>std::</w:t>
+            </w:r>
+            <w:proofErr w:type="gramEnd"/>
+            <w:r>
+              <w:t>string)</w:t>
+            </w:r>
+          </w:p>
+        </w:tc>
+        <w:tc>
+          <w:tcPr>
+            <w:tcW w:w="1276" w:type="dxa"/>
+          </w:tcPr>
+          <w:p>
+            <w:r>
+              <w:t>private</w:t>
+            </w:r>
+          </w:p>
+        </w:tc>
+        <w:tc>
+          <w:tcPr>
+            <w:tcW w:w="4110" w:type="dxa"/>
+          </w:tcPr>
+          <w:p>
+            <w:r>
+              <w:t xml:space="preserve">Searches </w:t>
+            </w:r>
+            <w:proofErr w:type="spellStart"/>
+            <w:r>
+              <w:t>vehicleMap</w:t>
+            </w:r>
+            <w:proofErr w:type="spellEnd"/>
+            <w:r>
+              <w:t xml:space="preserve"> or </w:t>
+            </w:r>
+            <w:proofErr w:type="spellStart"/>
+            <w:r>
+              <w:t>vehicleList</w:t>
+            </w:r>
+            <w:proofErr w:type="spellEnd"/>
+            <w:r>
+              <w:t xml:space="preserve"> by ID and returns a matching Vehicle* pointer or iterator</w:t>
+            </w:r>
+            <w:r>
+              <w:t>.</w:t>
+            </w:r>
+          </w:p>
+        </w:tc>
+      </w:tr>
+      <w:tr>
+        <w:tc>
+          <w:tcPr>
+            <w:tcW w:w="1696" w:type="dxa"/>
+          </w:tcPr>
+          <w:p/>
+        </w:tc>
+        <w:tc>
+          <w:tcPr>
+            <w:tcW w:w="2268" w:type="dxa"/>
+          </w:tcPr>
+          <w:p>
+            <w:proofErr w:type="spellStart"/>
+            <w:proofErr w:type="gramStart"/>
+            <w:r>
+              <w:t>validateBookingDates</w:t>
+            </w:r>
+            <w:proofErr w:type="spellEnd"/>
+            <w:r>
+              <w:t>(</w:t>
+            </w:r>
+            <w:proofErr w:type="gramEnd"/>
+            <w:r>
+              <w:t>days: int)</w:t>
+            </w:r>
+          </w:p>
+        </w:tc>
+        <w:tc>
+          <w:tcPr>
+            <w:tcW w:w="1276" w:type="dxa"/>
+          </w:tcPr>
+          <w:p>
+            <w:r>
+              <w:t>private</w:t>
+            </w:r>
+          </w:p>
+        </w:tc>
+        <w:tc>
+          <w:tcPr>
+            <w:tcW w:w="4110" w:type="dxa"/>
+          </w:tcPr>
+          <w:p>
+            <w:r>
+              <w:t>Checks if the requested rental duration is valid (e.g., positive integer, within system limit)</w:t>
+            </w:r>
+            <w:r>
+              <w:t>.</w:t>
+            </w:r>
+          </w:p>
+        </w:tc>
+      </w:tr>
+      <w:tr>
+        <w:tc>
+          <w:tcPr>
+            <w:tcW w:w="1696" w:type="dxa"/>
+          </w:tcPr>
+          <w:p/>
+        </w:tc>
+        <w:tc>
+          <w:tcPr>
+            <w:tcW w:w="2268" w:type="dxa"/>
+          </w:tcPr>
+          <w:p>
+            <w:proofErr w:type="spellStart"/>
+            <w:proofErr w:type="gramStart"/>
+            <w:r>
+              <w:t>processTransaction</w:t>
+            </w:r>
+            <w:proofErr w:type="spellEnd"/>
+            <w:r>
+              <w:t>(</w:t>
+            </w:r>
+            <w:proofErr w:type="gramEnd"/>
+            <w:r>
+              <w:t>)</w:t>
+            </w:r>
+          </w:p>
+        </w:tc>
+        <w:tc>
+          <w:tcPr>
+            <w:tcW w:w="1276" w:type="dxa"/>
+          </w:tcPr>
+          <w:p>
+            <w:r>
+              <w:t>private</w:t>
+            </w:r>
+          </w:p>
+        </w:tc>
+        <w:tc>
+          <w:tcPr>
+            <w:tcW w:w="4110" w:type="dxa"/>
+          </w:tcPr>
+          <w:p>
+            <w:r>
+              <w:t>Coordinates payment calculations, updates vehicle status, and logs transactions into history</w:t>
+            </w:r>
+            <w:r>
+              <w:t>.</w:t>
+            </w:r>
+          </w:p>
+        </w:tc>
+      </w:tr>
+      <w:tr>
+        <w:tc>
+          <w:tcPr>
+            <w:tcW w:w="1696" w:type="dxa"/>
+          </w:tcPr>
+          <w:p/>
+        </w:tc>
+        <w:tc>
+          <w:tcPr>
+            <w:tcW w:w="2268" w:type="dxa"/>
+          </w:tcPr>
+          <w:p>
+            <w:proofErr w:type="spellStart"/>
+            <w:proofErr w:type="gramStart"/>
+            <w:r>
+              <w:t>generateDigitalReceipt</w:t>
+            </w:r>
+            <w:proofErr w:type="spellEnd"/>
+            <w:r>
+              <w:t>(</w:t>
+            </w:r>
+            <w:proofErr w:type="gramEnd"/>
+            <w:r>
+              <w:t>)</w:t>
+            </w:r>
+          </w:p>
+        </w:tc>
+        <w:tc>
+          <w:tcPr>
+            <w:tcW w:w="1276" w:type="dxa"/>
+          </w:tcPr>
+          <w:p>
+            <w:r>
+              <w:t>public</w:t>
+            </w:r>
+          </w:p>
+        </w:tc>
+        <w:tc>
+          <w:tcPr>
+            <w:tcW w:w="4110" w:type="dxa"/>
+          </w:tcPr>
+          <w:p>
+            <w:r>
+              <w:t>Formats and prints or outputs transaction receipts to the screen/terminal for the user.</w:t>
+            </w:r>
+          </w:p>
+        </w:tc>
+      </w:tr>
+      <w:tr>
+        <w:tc>
+          <w:tcPr>
+            <w:tcW w:w="1696" w:type="dxa"/>
+          </w:tcPr>
+          <w:p/>
+        </w:tc>
+        <w:tc>
+          <w:tcPr>
+            <w:tcW w:w="2268" w:type="dxa"/>
+          </w:tcPr>
+          <w:p>
+            <w:proofErr w:type="spellStart"/>
+            <w:proofErr w:type="gramStart"/>
+            <w:r>
+              <w:t>saveToFile</w:t>
+            </w:r>
+            <w:proofErr w:type="spellEnd"/>
+            <w:r>
+              <w:t>(</w:t>
+            </w:r>
+            <w:proofErr w:type="gramEnd"/>
+            <w:r>
+              <w:t xml:space="preserve">) / </w:t>
+            </w:r>
+            <w:proofErr w:type="spellStart"/>
+            <w:proofErr w:type="gramStart"/>
+            <w:r>
+              <w:t>loadFromFile</w:t>
+            </w:r>
+            <w:proofErr w:type="spellEnd"/>
+            <w:r>
+              <w:t>(</w:t>
+            </w:r>
+            <w:proofErr w:type="gramEnd"/>
+            <w:r>
+              <w:t>)</w:t>
+            </w:r>
+          </w:p>
+        </w:tc>
+        <w:tc>
+          <w:tcPr>
+            <w:tcW w:w="1276" w:type="dxa"/>
+          </w:tcPr>
+          <w:p>
+            <w:r>
+              <w:t>private</w:t>
+            </w:r>
+          </w:p>
+        </w:tc>
+        <w:tc>
+          <w:tcPr>
+            <w:tcW w:w="4110" w:type="dxa"/>
+          </w:tcPr>
+          <w:p>
+            <w:r>
+              <w:t xml:space="preserve">Handles file persistence using </w:t>
+            </w:r>
+            <w:proofErr w:type="gramStart"/>
+            <w:r>
+              <w:t>std::</w:t>
+            </w:r>
+            <w:proofErr w:type="spellStart"/>
+            <w:proofErr w:type="gramEnd"/>
+            <w:r>
+              <w:t>ifstream</w:t>
+            </w:r>
+            <w:proofErr w:type="spellEnd"/>
+            <w:r>
+              <w:t xml:space="preserve"> and </w:t>
+            </w:r>
+            <w:proofErr w:type="gramStart"/>
+            <w:r>
+              <w:t>std::</w:t>
+            </w:r>
+            <w:proofErr w:type="spellStart"/>
+            <w:proofErr w:type="gramEnd"/>
+            <w:r>
+              <w:t>ofstream</w:t>
+            </w:r>
+            <w:proofErr w:type="spellEnd"/>
+            <w:r>
+              <w:t xml:space="preserve"> to read/write state on disk.</w:t>
+            </w:r>
+          </w:p>
+        </w:tc>
+      </w:tr>
+      <w:tr>
+        <w:tc>
+          <w:tcPr>
+            <w:tcW w:w="1696" w:type="dxa"/>
+          </w:tcPr>
+          <w:p/>
+        </w:tc>
+        <w:tc>
+          <w:tcPr>
+            <w:tcW w:w="2268" w:type="dxa"/>
+          </w:tcPr>
+          <w:p>
+            <w:proofErr w:type="spellStart"/>
+            <w:proofErr w:type="gramStart"/>
+            <w:r>
+              <w:t>displayAdminMenu</w:t>
+            </w:r>
+            <w:proofErr w:type="spellEnd"/>
+            <w:r>
+              <w:t>(</w:t>
+            </w:r>
+            <w:proofErr w:type="gramEnd"/>
+            <w:r>
+              <w:t xml:space="preserve">) / </w:t>
+            </w:r>
+            <w:proofErr w:type="spellStart"/>
+            <w:proofErr w:type="gramStart"/>
+            <w:r>
+              <w:t>displayCustomerMenu</w:t>
+            </w:r>
+            <w:proofErr w:type="spellEnd"/>
+            <w:r>
+              <w:t>(</w:t>
+            </w:r>
+            <w:proofErr w:type="gramEnd"/>
+            <w:r>
+              <w:t>)</w:t>
+            </w:r>
+          </w:p>
+        </w:tc>
+        <w:tc>
+          <w:tcPr>
+            <w:tcW w:w="1276" w:type="dxa"/>
+          </w:tcPr>
+          <w:p>
+            <w:r>
+              <w:t>private</w:t>
+            </w:r>
+          </w:p>
+        </w:tc>
+        <w:tc>
+          <w:tcPr>
+            <w:tcW w:w="4110" w:type="dxa"/>
+          </w:tcPr>
+          <w:p>
+            <w:r>
+              <w:t>Renders terminal menu interfaces and handles option prompts based on user access levels.</w:t>
+            </w:r>
+          </w:p>
+        </w:tc>
+      </w:tr>
+      <w:tr>
+        <w:tc>
+          <w:tcPr>
+            <w:tcW w:w="1696" w:type="dxa"/>
+          </w:tcPr>
+          <w:p>
+            <w:r>
+              <w:t>Vehicle</w:t>
+            </w:r>
+          </w:p>
+        </w:tc>
+        <w:tc>
+          <w:tcPr>
+            <w:tcW w:w="2268" w:type="dxa"/>
+          </w:tcPr>
+          <w:p>
+            <w:proofErr w:type="spellStart"/>
+            <w:proofErr w:type="gramStart"/>
+            <w:r>
+              <w:t>calculateDamageFee</w:t>
+            </w:r>
+            <w:proofErr w:type="spellEnd"/>
+            <w:r>
+              <w:t>(</w:t>
+            </w:r>
+            <w:proofErr w:type="gramEnd"/>
+            <w:r>
+              <w:t>)</w:t>
+            </w:r>
+          </w:p>
+        </w:tc>
+        <w:tc>
+          <w:tcPr>
+            <w:tcW w:w="1276" w:type="dxa"/>
+          </w:tcPr>
+          <w:p>
+            <w:r>
+              <w:t>public</w:t>
+            </w:r>
+          </w:p>
+        </w:tc>
+        <w:tc>
+          <w:tcPr>
+            <w:tcW w:w="4110" w:type="dxa"/>
+          </w:tcPr>
+          <w:p>
+            <w:r>
+              <w:t>Pure virtual function implemented by derived classes to compute damage charges based on severity.</w:t>
+            </w:r>
+          </w:p>
+        </w:tc>
+      </w:tr>
+      <w:tr>
+        <w:tc>
+          <w:tcPr>
+            <w:tcW w:w="1696" w:type="dxa"/>
+          </w:tcPr>
+          <w:p/>
+        </w:tc>
+        <w:tc>
+          <w:tcPr>
+            <w:tcW w:w="2268" w:type="dxa"/>
+          </w:tcPr>
+          <w:p>
+            <w:proofErr w:type="spellStart"/>
+            <w:proofErr w:type="gramStart"/>
+            <w:r>
+              <w:t>calculateRentalFee</w:t>
+            </w:r>
+            <w:proofErr w:type="spellEnd"/>
+            <w:r>
+              <w:t>(</w:t>
+            </w:r>
+            <w:proofErr w:type="gramEnd"/>
+            <w:r>
+              <w:t>)</w:t>
+            </w:r>
+          </w:p>
+        </w:tc>
+        <w:tc>
+          <w:tcPr>
+            <w:tcW w:w="1276" w:type="dxa"/>
+          </w:tcPr>
+          <w:p>
+            <w:r>
+              <w:t>public</w:t>
+            </w:r>
+          </w:p>
+        </w:tc>
+        <w:tc>
+          <w:tcPr>
+            <w:tcW w:w="4110" w:type="dxa"/>
+          </w:tcPr>
+          <w:p>
+            <w:r>
+              <w:t>Helper method that updates vehicle availability status from "AVAILABLE" to "RENTED".</w:t>
+            </w:r>
+          </w:p>
+        </w:tc>
+      </w:tr>
+      <w:tr>
+        <w:tc>
+          <w:tcPr>
+            <w:tcW w:w="1696" w:type="dxa"/>
+          </w:tcPr>
+          <w:p/>
+        </w:tc>
+        <w:tc>
+          <w:tcPr>
+            <w:tcW w:w="2268" w:type="dxa"/>
+          </w:tcPr>
+          <w:p>
+            <w:proofErr w:type="spellStart"/>
+            <w:proofErr w:type="gramStart"/>
+            <w:r>
+              <w:t>rentVehicle</w:t>
+            </w:r>
+            <w:proofErr w:type="spellEnd"/>
+            <w:r>
+              <w:t>(</w:t>
+            </w:r>
+            <w:proofErr w:type="gramEnd"/>
+            <w:r>
+              <w:t>)</w:t>
+            </w:r>
+          </w:p>
+        </w:tc>
+        <w:tc>
+          <w:tcPr>
+            <w:tcW w:w="1276" w:type="dxa"/>
+          </w:tcPr>
+          <w:p>
+            <w:r>
+              <w:t>private</w:t>
+            </w:r>
+          </w:p>
+        </w:tc>
+        <w:tc>
+          <w:tcPr>
+            <w:tcW w:w="4110" w:type="dxa"/>
+          </w:tcPr>
+          <w:p>
+            <w:r>
+              <w:t>Helper method that updates vehicle availability status from "AVAILABLE" to "RENTED".</w:t>
+            </w:r>
+          </w:p>
+        </w:tc>
+      </w:tr>
+      <w:tr>
+        <w:tc>
+          <w:tcPr>
+            <w:tcW w:w="1696" w:type="dxa"/>
+          </w:tcPr>
+          <w:p/>
+        </w:tc>
+        <w:tc>
+          <w:tcPr>
+            <w:tcW w:w="2268" w:type="dxa"/>
+          </w:tcPr>
+          <w:p>
+            <w:proofErr w:type="spellStart"/>
+            <w:proofErr w:type="gramStart"/>
+            <w:r>
+              <w:t>returnVehicle</w:t>
+            </w:r>
+            <w:proofErr w:type="spellEnd"/>
+            <w:r>
+              <w:t>(</w:t>
+            </w:r>
+            <w:proofErr w:type="gramEnd"/>
+            <w:r>
+              <w:t>)</w:t>
+            </w:r>
+          </w:p>
+        </w:tc>
+        <w:tc>
+          <w:tcPr>
+            <w:tcW w:w="1276" w:type="dxa"/>
+          </w:tcPr>
+          <w:p>
+            <w:r>
+              <w:t>private</w:t>
+            </w:r>
+          </w:p>
+        </w:tc>
+        <w:tc>
+          <w:tcPr>
+            <w:tcW w:w="4110" w:type="dxa"/>
+          </w:tcPr>
+          <w:p>
+            <w:r>
+              <w:t>Helper method that clears assigned customer link and resets vehicle status upon return.</w:t>
+            </w:r>
+          </w:p>
+        </w:tc>
+      </w:tr>
+      <w:tr>
+        <w:tc>
+          <w:tcPr>
+            <w:tcW w:w="1696" w:type="dxa"/>
+          </w:tcPr>
+          <w:p/>
+        </w:tc>
+        <w:tc>
+          <w:tcPr>
+            <w:tcW w:w="2268" w:type="dxa"/>
+          </w:tcPr>
+          <w:p>
+            <w:proofErr w:type="spellStart"/>
+            <w:proofErr w:type="gramStart"/>
+            <w:r>
+              <w:t>markUnderMaintenance</w:t>
+            </w:r>
+            <w:proofErr w:type="spellEnd"/>
+            <w:r>
+              <w:t>(</w:t>
+            </w:r>
+            <w:proofErr w:type="gramEnd"/>
+            <w:r>
+              <w:t>)</w:t>
+            </w:r>
+          </w:p>
+        </w:tc>
+        <w:tc>
+          <w:tcPr>
+            <w:tcW w:w="1276" w:type="dxa"/>
+          </w:tcPr>
+          <w:p>
+            <w:r>
+              <w:t>private</w:t>
+            </w:r>
+          </w:p>
+        </w:tc>
+        <w:tc>
+          <w:tcPr>
+            <w:tcW w:w="4110" w:type="dxa"/>
+          </w:tcPr>
+          <w:p>
+            <w:r>
+              <w:t>Updates vehicle status to "UNDER_MAINTENANCE" to flag it as unavailable for bookings.</w:t>
+            </w:r>
+          </w:p>
+        </w:tc>
+      </w:tr>
+      <w:tr>
+        <w:tc>
+          <w:tcPr>
+            <w:tcW w:w="1696" w:type="dxa"/>
+          </w:tcPr>
+          <w:p>
+            <w:r>
+              <w:t>Customer</w:t>
+            </w:r>
+          </w:p>
+        </w:tc>
+        <w:tc>
+          <w:tcPr>
+            <w:tcW w:w="2268" w:type="dxa"/>
+          </w:tcPr>
+          <w:p>
+            <w:proofErr w:type="spellStart"/>
+            <w:proofErr w:type="gramStart"/>
+            <w:r>
+              <w:t>verifyIdentity</w:t>
+            </w:r>
+            <w:proofErr w:type="spellEnd"/>
+            <w:r>
+              <w:t>(</w:t>
+            </w:r>
+            <w:proofErr w:type="gramEnd"/>
+            <w:r>
+              <w:t>)</w:t>
+            </w:r>
+          </w:p>
+        </w:tc>
+        <w:tc>
+          <w:tcPr>
+            <w:tcW w:w="1276" w:type="dxa"/>
+          </w:tcPr>
+          <w:p>
+            <w:r>
+              <w:t>public</w:t>
+            </w:r>
+          </w:p>
+        </w:tc>
+        <w:tc>
+          <w:tcPr>
+            <w:tcW w:w="4110" w:type="dxa"/>
+          </w:tcPr>
+          <w:p>
+            <w:r>
+              <w:t>Validates user identity parameters (e.g., license or ID verification) before allowing rentals</w:t>
+            </w:r>
+            <w:r>
+              <w:t>.</w:t>
+            </w:r>
+          </w:p>
+        </w:tc>
+      </w:tr>
+      <w:tr>
+        <w:tc>
+          <w:tcPr>
+            <w:tcW w:w="1696" w:type="dxa"/>
+          </w:tcPr>
+          <w:p/>
+        </w:tc>
+        <w:tc>
+          <w:tcPr>
+            <w:tcW w:w="2268" w:type="dxa"/>
+          </w:tcPr>
+          <w:p>
+            <w:proofErr w:type="spellStart"/>
+            <w:proofErr w:type="gramStart"/>
+            <w:r>
+              <w:t>confirmSignOff</w:t>
+            </w:r>
+            <w:proofErr w:type="spellEnd"/>
+            <w:r>
+              <w:t>(</w:t>
+            </w:r>
+            <w:proofErr w:type="gramEnd"/>
+            <w:r>
+              <w:t>)</w:t>
+            </w:r>
+          </w:p>
+        </w:tc>
+        <w:tc>
+          <w:tcPr>
+            <w:tcW w:w="1276" w:type="dxa"/>
+          </w:tcPr>
+          <w:p>
+            <w:r>
+              <w:t>public</w:t>
+            </w:r>
+          </w:p>
+        </w:tc>
+        <w:tc>
+          <w:tcPr>
+            <w:tcW w:w="4110" w:type="dxa"/>
+          </w:tcPr>
+          <w:p>
+            <w:r>
+              <w:t>Records customer agreement/signature for vehicle handovers and damage inspections</w:t>
+            </w:r>
+            <w:r>
+              <w:t>.</w:t>
+            </w:r>
+          </w:p>
+        </w:tc>
+      </w:tr>
+      <w:tr>
+        <w:tc>
+          <w:tcPr>
+            <w:tcW w:w="1696" w:type="dxa"/>
+          </w:tcPr>
+          <w:p/>
+        </w:tc>
+        <w:tc>
+          <w:tcPr>
+            <w:tcW w:w="2268" w:type="dxa"/>
+          </w:tcPr>
+          <w:p>
+            <w:proofErr w:type="gramStart"/>
+            <w:r>
+              <w:t>register(</w:t>
+            </w:r>
+            <w:proofErr w:type="gramEnd"/>
+            <w:r>
+              <w:t>)</w:t>
+            </w:r>
+          </w:p>
+        </w:tc>
+        <w:tc>
+          <w:tcPr>
+            <w:tcW w:w="1276" w:type="dxa"/>
+          </w:tcPr>
+          <w:p>
+            <w:r>
+              <w:t>public</w:t>
+            </w:r>
+          </w:p>
+        </w:tc>
+        <w:tc>
+          <w:tcPr>
+            <w:tcW w:w="4110" w:type="dxa"/>
+          </w:tcPr>
+          <w:p>
+            <w:r>
+              <w:t>Prompts for user details, constructs a new Customer record, and appends it to customer storage.</w:t>
+            </w:r>
+          </w:p>
+        </w:tc>
+      </w:tr>
+      <w:tr>
+        <w:tc>
+          <w:tcPr>
+            <w:tcW w:w="1696" w:type="dxa"/>
+          </w:tcPr>
+          <w:p/>
+        </w:tc>
+        <w:tc>
+          <w:tcPr>
+            <w:tcW w:w="2268" w:type="dxa"/>
+          </w:tcPr>
+          <w:p>
+            <w:proofErr w:type="gramStart"/>
+            <w:r>
+              <w:t>login(</w:t>
+            </w:r>
+            <w:proofErr w:type="gramEnd"/>
+            <w:r>
+              <w:t>)</w:t>
+            </w:r>
+          </w:p>
+        </w:tc>
+        <w:tc>
+          <w:tcPr>
+            <w:tcW w:w="1276" w:type="dxa"/>
+          </w:tcPr>
+          <w:p>
+            <w:r>
+              <w:t>public</w:t>
+            </w:r>
+          </w:p>
+        </w:tc>
+        <w:tc>
+          <w:tcPr>
+            <w:tcW w:w="4110" w:type="dxa"/>
+          </w:tcPr>
+          <w:p>
+            <w:r>
+              <w:t>Compares input credentials against stored username and password to authenticate session</w:t>
+            </w:r>
+            <w:r>
+              <w:t>.</w:t>
+            </w:r>
+          </w:p>
+        </w:tc>
+      </w:tr>
+      <w:tr>
+        <w:tc>
+          <w:tcPr>
+            <w:tcW w:w="1696" w:type="dxa"/>
+          </w:tcPr>
+          <w:p>
+            <w:proofErr w:type="spellStart"/>
+            <w:r>
+              <w:t>DamageLog</w:t>
+            </w:r>
+            <w:proofErr w:type="spellEnd"/>
+          </w:p>
+        </w:tc>
+        <w:tc>
+          <w:tcPr>
+            <w:tcW w:w="2268" w:type="dxa"/>
+          </w:tcPr>
+          <w:p>
+            <w:proofErr w:type="spellStart"/>
+            <w:proofErr w:type="gramStart"/>
+            <w:r>
+              <w:t>addLog</w:t>
+            </w:r>
+            <w:proofErr w:type="spellEnd"/>
+            <w:r>
+              <w:t>(</w:t>
+            </w:r>
+            <w:proofErr w:type="gramEnd"/>
+            <w:r>
+              <w:t xml:space="preserve">description: </w:t>
+            </w:r>
+            <w:proofErr w:type="gramStart"/>
+            <w:r>
+              <w:t>std::</w:t>
+            </w:r>
+            <w:proofErr w:type="gramEnd"/>
+            <w:r>
+              <w:t>string)</w:t>
+            </w:r>
+          </w:p>
+        </w:tc>
+        <w:tc>
+          <w:tcPr>
+            <w:tcW w:w="1276" w:type="dxa"/>
+          </w:tcPr>
+          <w:p>
+            <w:r>
+              <w:t>public</w:t>
+            </w:r>
+          </w:p>
+        </w:tc>
+        <w:tc>
+          <w:tcPr>
+            <w:tcW w:w="4110" w:type="dxa"/>
+          </w:tcPr>
+          <w:p>
+            <w:r>
+              <w:t>Appends a new vehicle damage description entry to the inspection log collection.</w:t>
+            </w:r>
+          </w:p>
+        </w:tc>
+      </w:tr>
+      <w:tr>
+        <w:tc>
+          <w:tcPr>
+            <w:tcW w:w="1696" w:type="dxa"/>
+          </w:tcPr>
+          <w:p/>
+        </w:tc>
+        <w:tc>
+          <w:tcPr>
+            <w:tcW w:w="2268" w:type="dxa"/>
+          </w:tcPr>
+          <w:p>
+            <w:proofErr w:type="spellStart"/>
+            <w:proofErr w:type="gramStart"/>
+            <w:r>
+              <w:t>generateDamageReport</w:t>
+            </w:r>
+            <w:proofErr w:type="spellEnd"/>
+            <w:r>
+              <w:t>(</w:t>
+            </w:r>
+            <w:proofErr w:type="gramEnd"/>
+            <w:r>
+              <w:t>)</w:t>
+            </w:r>
+          </w:p>
+        </w:tc>
+        <w:tc>
+          <w:tcPr>
+            <w:tcW w:w="1276" w:type="dxa"/>
+          </w:tcPr>
+          <w:p>
+            <w:r>
+              <w:t>public</w:t>
+            </w:r>
+          </w:p>
+        </w:tc>
+        <w:tc>
+          <w:tcPr>
+            <w:tcW w:w="4110" w:type="dxa"/>
+          </w:tcPr>
+          <w:p>
+            <w:r>
+              <w:t>Compiles and outputs full historical inspection records and damage descriptions for a vehicle</w:t>
+            </w:r>
+            <w:r>
+              <w:t>.</w:t>
+            </w:r>
+          </w:p>
+        </w:tc>
+      </w:tr>
+      <w:tr>
+        <w:tc>
+          <w:tcPr>
+            <w:tcW w:w="1696" w:type="dxa"/>
+          </w:tcPr>
+          <w:p/>
+        </w:tc>
+        <w:tc>
+          <w:tcPr>
+            <w:tcW w:w="2268" w:type="dxa"/>
+          </w:tcPr>
+          <w:p>
+            <w:proofErr w:type="spellStart"/>
+            <w:proofErr w:type="gramStart"/>
+            <w:r>
+              <w:t>confirmCustomerSignOff</w:t>
+            </w:r>
+            <w:proofErr w:type="spellEnd"/>
+            <w:r>
+              <w:t>(</w:t>
+            </w:r>
+            <w:proofErr w:type="spellStart"/>
+            <w:proofErr w:type="gramEnd"/>
+            <w:r>
+              <w:t>customerID</w:t>
+            </w:r>
+            <w:proofErr w:type="spellEnd"/>
+            <w:r>
+              <w:t>: int)</w:t>
+            </w:r>
+          </w:p>
+        </w:tc>
+        <w:tc>
+          <w:tcPr>
+            <w:tcW w:w="1276" w:type="dxa"/>
+          </w:tcPr>
+          <w:p>
+            <w:r>
+              <w:t>public</w:t>
+            </w:r>
+          </w:p>
+        </w:tc>
+        <w:tc>
+          <w:tcPr>
+            <w:tcW w:w="4110" w:type="dxa"/>
+          </w:tcPr>
+          <w:p>
+            <w:r>
+              <w:t>Flags damage assessment as officially acknowledged and signed off by the specific customer ID</w:t>
+            </w:r>
+            <w:r>
+              <w:t>.</w:t>
+            </w:r>
+          </w:p>
+        </w:tc>
+      </w:tr>
+    </w:tbl>
     <w:p>
       <w:pPr>
         <w:pStyle w:val="Heading1"/>
@@ -1442,7 +3084,33 @@
           <w:szCs w:val="32"/>
         </w:rPr>
       </w:pPr>
-      <w:bookmarkStart w:id="6" w:name="_Toc241497201"/>
+    </w:p>
+    <w:p>
+      <w:pPr>
+        <w:rPr>
+          <w:rFonts w:asciiTheme="majorHAnsi" w:eastAsiaTheme="majorEastAsia" w:hAnsiTheme="majorHAnsi" w:cstheme="majorBidi"/>
+          <w:color w:val="0F4761" w:themeColor="accent1" w:themeShade="BF"/>
+          <w:sz w:val="32"/>
+          <w:szCs w:val="32"/>
+        </w:rPr>
+      </w:pPr>
+      <w:r>
+        <w:rPr>
+          <w:sz w:val="32"/>
+          <w:szCs w:val="32"/>
+        </w:rPr>
+        <w:br w:type="page"/>
+      </w:r>
+    </w:p>
+    <w:p>
+      <w:pPr>
+        <w:pStyle w:val="Heading1"/>
+        <w:rPr>
+          <w:sz w:val="32"/>
+          <w:szCs w:val="32"/>
+        </w:rPr>
+      </w:pPr>
+      <w:bookmarkStart w:id="6" w:name="_Toc241587323"/>
       <w:r>
         <w:rPr>
           <w:sz w:val="32"/>
@@ -1454,7 +3122,7 @@
       <w:bookmarkEnd w:id="6"/>
     </w:p>
     <w:p>
-      <w:hyperlink r:id="rId7" w:history="1">
+      <w:hyperlink r:id="rId12" w:history="1">
         <w:r>
           <w:rPr>
             <w:rStyle w:val="Hyperlink"/>
@@ -1469,13 +3137,152 @@
       </w:r>
     </w:p>
     <w:sectPr>
+      <w:footerReference w:type="default" r:id="rId13"/>
       <w:pgSz w:w="12240" w:h="15840"/>
       <w:pgMar w:top="1440" w:right="1440" w:bottom="1440" w:left="1440" w:header="720" w:footer="720" w:gutter="0"/>
+      <w:pgNumType w:start="1"/>
       <w:cols w:space="720"/>
       <w:docGrid w:linePitch="360"/>
     </w:sectPr>
   </w:body>
 </w:document>
+</file>
+
+<file path=word/endnotes.xml><?xml version="1.0" encoding="utf-8"?>
+<w:endnotes xmlns:wpc="http://schemas.microsoft.com/office/word/2010/wordprocessingCanvas" xmlns:cx="http://schemas.microsoft.com/office/drawing/2014/chartex" xmlns:cx1="http://schemas.microsoft.com/office/drawing/2015/9/8/chartex" xmlns:cx2="http://schemas.microsoft.com/office/drawing/2015/10/21/chartex" xmlns:cx3="http://schemas.microsoft.com/office/drawing/2016/5/9/chartex" xmlns:cx4="http://schemas.microsoft.com/office/drawing/2016/5/10/chartex" xmlns:cx5="http://schemas.microsoft.com/office/drawing/2016/5/11/chartex" xmlns:cx6="http://schemas.microsoft.com/office/drawing/2016/5/12/chartex" xmlns:cx7="http://schemas.microsoft.com/office/drawing/2016/5/13/chartex" xmlns:cx8="http://schemas.microsoft.com/office/drawing/2016/5/14/chartex" xmlns:mc="http://schemas.openxmlformats.org/markup-compatibility/2006" xmlns:aink="http://schemas.microsoft.com/office/drawing/2016/ink" xmlns:am3d="http://schemas.microsoft.com/office/drawing/2017/model3d" xmlns:o="urn:schemas-microsoft-com:office:office" xmlns:oel="http://schemas.microsoft.com/office/2019/extlst" xmlns:r="http://schemas.openxmlformats.org/officeDocument/2006/relationships" xmlns:m="http://schemas.openxmlformats.org/officeDocument/2006/math" xmlns:v="urn:schemas-microsoft-com:vml" xmlns:wp14="http://schemas.microsoft.com/office/word/2010/wordprocessingDrawing" xmlns:wp="http://schemas.openxmlformats.org/drawingml/2006/wordprocessingDrawing" xmlns:w10="urn:schemas-microsoft-com:office:word" xmlns:w="http://schemas.openxmlformats.org/wordprocessingml/2006/main" xmlns:w14="http://schemas.microsoft.com/office/word/2010/wordml" xmlns:w15="http://schemas.microsoft.com/office/word/2012/wordml" xmlns:w16cex="http://schemas.microsoft.com/office/word/2018/wordml/cex" xmlns:w16cid="http://schemas.microsoft.com/office/word/2016/wordml/cid" xmlns:w16="http://schemas.microsoft.com/office/word/2018/wordml" xmlns:w16du="http://schemas.microsoft.com/office/word/2023/wordml/word16du" xmlns:w16sdtdh="http://schemas.microsoft.com/office/word/2020/wordml/sdtdatahash" xmlns:w16sdtfl="http://schemas.microsoft.com/office/word/2024/wordml/sdtformatlock" xmlns:w16se="http://schemas.microsoft.com/office/word/2015/wordml/symex" xmlns:wpg="http://schemas.microsoft.com/office/word/2010/wordprocessingGroup" xmlns:wpi="http://schemas.microsoft.com/office/word/2010/wordprocessingInk" xmlns:wne="http://schemas.microsoft.com/office/word/2006/wordml" xmlns:wps="http://schemas.microsoft.com/office/word/2010/wordprocessingShape" mc:Ignorable="w14 w15 w16se w16cid w16 w16cex w16sdtdh w16sdtfl w16du wp14">
+  <w:endnote w:type="separator" w:id="-1">
+    <w:p>
+      <w:pPr>
+        <w:spacing w:after="0" w:line="240" w:lineRule="auto"/>
+      </w:pPr>
+      <w:r>
+        <w:separator/>
+      </w:r>
+    </w:p>
+  </w:endnote>
+  <w:endnote w:type="continuationSeparator" w:id="0">
+    <w:p>
+      <w:pPr>
+        <w:spacing w:after="0" w:line="240" w:lineRule="auto"/>
+      </w:pPr>
+      <w:r>
+        <w:continuationSeparator/>
+      </w:r>
+    </w:p>
+  </w:endnote>
+</w:endnotes>
+</file>
+
+<file path=word/footer1.xml><?xml version="1.0" encoding="utf-8"?>
+<w:ftr xmlns:wpc="http://schemas.microsoft.com/office/word/2010/wordprocessingCanvas" xmlns:cx="http://schemas.microsoft.com/office/drawing/2014/chartex" xmlns:cx1="http://schemas.microsoft.com/office/drawing/2015/9/8/chartex" xmlns:cx2="http://schemas.microsoft.com/office/drawing/2015/10/21/chartex" xmlns:cx3="http://schemas.microsoft.com/office/drawing/2016/5/9/chartex" xmlns:cx4="http://schemas.microsoft.com/office/drawing/2016/5/10/chartex" xmlns:cx5="http://schemas.microsoft.com/office/drawing/2016/5/11/chartex" xmlns:cx6="http://schemas.microsoft.com/office/drawing/2016/5/12/chartex" xmlns:cx7="http://schemas.microsoft.com/office/drawing/2016/5/13/chartex" xmlns:cx8="http://schemas.microsoft.com/office/drawing/2016/5/14/chartex" xmlns:mc="http://schemas.openxmlformats.org/markup-compatibility/2006" xmlns:aink="http://schemas.microsoft.com/office/drawing/2016/ink" xmlns:am3d="http://schemas.microsoft.com/office/drawing/2017/model3d" xmlns:o="urn:schemas-microsoft-com:office:office" xmlns:oel="http://schemas.microsoft.com/office/2019/extlst" xmlns:r="http://schemas.openxmlformats.org/officeDocument/2006/relationships" xmlns:m="http://schemas.openxmlformats.org/officeDocument/2006/math" xmlns:v="urn:schemas-microsoft-com:vml" xmlns:wp14="http://schemas.microsoft.com/office/word/2010/wordprocessingDrawing" xmlns:wp="http://schemas.openxmlformats.org/drawingml/2006/wordprocessingDrawing" xmlns:w10="urn:schemas-microsoft-com:office:word" xmlns:w="http://schemas.openxmlformats.org/wordprocessingml/2006/main" xmlns:w14="http://schemas.microsoft.com/office/word/2010/wordml" xmlns:w15="http://schemas.microsoft.com/office/word/2012/wordml" xmlns:w16cex="http://schemas.microsoft.com/office/word/2018/wordml/cex" xmlns:w16cid="http://schemas.microsoft.com/office/word/2016/wordml/cid" xmlns:w16="http://schemas.microsoft.com/office/word/2018/wordml" xmlns:w16du="http://schemas.microsoft.com/office/word/2023/wordml/word16du" xmlns:w16sdtdh="http://schemas.microsoft.com/office/word/2020/wordml/sdtdatahash" xmlns:w16sdtfl="http://schemas.microsoft.com/office/word/2024/wordml/sdtformatlock" xmlns:w16se="http://schemas.microsoft.com/office/word/2015/wordml/symex" xmlns:wpg="http://schemas.microsoft.com/office/word/2010/wordprocessingGroup" xmlns:wpi="http://schemas.microsoft.com/office/word/2010/wordprocessingInk" xmlns:wne="http://schemas.microsoft.com/office/word/2006/wordml" xmlns:wps="http://schemas.microsoft.com/office/word/2010/wordprocessingShape" mc:Ignorable="w14 w15 w16se w16cid w16 w16cex w16sdtdh w16sdtfl w16du wp14">
+  <w:p>
+    <w:pPr>
+      <w:pStyle w:val="Footer"/>
+      <w:tabs>
+        <w:tab w:val="clear" w:pos="4680"/>
+        <w:tab w:val="clear" w:pos="9360"/>
+      </w:tabs>
+      <w:jc w:val="center"/>
+      <w:rPr>
+        <w:caps/>
+        <w:noProof/>
+        <w:color w:val="156082" w:themeColor="accent1"/>
+      </w:rPr>
+    </w:pPr>
+  </w:p>
+  <w:p>
+    <w:pPr>
+      <w:pStyle w:val="Footer"/>
+    </w:pPr>
+  </w:p>
+</w:ftr>
+</file>
+
+<file path=word/footer2.xml><?xml version="1.0" encoding="utf-8"?>
+<w:ftr xmlns:wpc="http://schemas.microsoft.com/office/word/2010/wordprocessingCanvas" xmlns:cx="http://schemas.microsoft.com/office/drawing/2014/chartex" xmlns:cx1="http://schemas.microsoft.com/office/drawing/2015/9/8/chartex" xmlns:cx2="http://schemas.microsoft.com/office/drawing/2015/10/21/chartex" xmlns:cx3="http://schemas.microsoft.com/office/drawing/2016/5/9/chartex" xmlns:cx4="http://schemas.microsoft.com/office/drawing/2016/5/10/chartex" xmlns:cx5="http://schemas.microsoft.com/office/drawing/2016/5/11/chartex" xmlns:cx6="http://schemas.microsoft.com/office/drawing/2016/5/12/chartex" xmlns:cx7="http://schemas.microsoft.com/office/drawing/2016/5/13/chartex" xmlns:cx8="http://schemas.microsoft.com/office/drawing/2016/5/14/chartex" xmlns:mc="http://schemas.openxmlformats.org/markup-compatibility/2006" xmlns:aink="http://schemas.microsoft.com/office/drawing/2016/ink" xmlns:am3d="http://schemas.microsoft.com/office/drawing/2017/model3d" xmlns:o="urn:schemas-microsoft-com:office:office" xmlns:oel="http://schemas.microsoft.com/office/2019/extlst" xmlns:r="http://schemas.openxmlformats.org/officeDocument/2006/relationships" xmlns:m="http://schemas.openxmlformats.org/officeDocument/2006/math" xmlns:v="urn:schemas-microsoft-com:vml" xmlns:wp14="http://schemas.microsoft.com/office/word/2010/wordprocessingDrawing" xmlns:wp="http://schemas.openxmlformats.org/drawingml/2006/wordprocessingDrawing" xmlns:w10="urn:schemas-microsoft-com:office:word" xmlns:w="http://schemas.openxmlformats.org/wordprocessingml/2006/main" xmlns:w14="http://schemas.microsoft.com/office/word/2010/wordml" xmlns:w15="http://schemas.microsoft.com/office/word/2012/wordml" xmlns:w16cex="http://schemas.microsoft.com/office/word/2018/wordml/cex" xmlns:w16cid="http://schemas.microsoft.com/office/word/2016/wordml/cid" xmlns:w16="http://schemas.microsoft.com/office/word/2018/wordml" xmlns:w16du="http://schemas.microsoft.com/office/word/2023/wordml/word16du" xmlns:w16sdtdh="http://schemas.microsoft.com/office/word/2020/wordml/sdtdatahash" xmlns:w16sdtfl="http://schemas.microsoft.com/office/word/2024/wordml/sdtformatlock" xmlns:w16se="http://schemas.microsoft.com/office/word/2015/wordml/symex" xmlns:wpg="http://schemas.microsoft.com/office/word/2010/wordprocessingGroup" xmlns:wpi="http://schemas.microsoft.com/office/word/2010/wordprocessingInk" xmlns:wne="http://schemas.microsoft.com/office/word/2006/wordml" xmlns:wps="http://schemas.microsoft.com/office/word/2010/wordprocessingShape" mc:Ignorable="w14 w15 w16se w16cid w16 w16cex w16sdtdh w16sdtfl w16du wp14">
+  <w:p>
+    <w:pPr>
+      <w:pStyle w:val="Footer"/>
+      <w:tabs>
+        <w:tab w:val="clear" w:pos="4680"/>
+        <w:tab w:val="clear" w:pos="9360"/>
+      </w:tabs>
+      <w:jc w:val="center"/>
+      <w:rPr>
+        <w:caps/>
+        <w:noProof/>
+        <w:color w:val="156082" w:themeColor="accent1"/>
+      </w:rPr>
+    </w:pPr>
+    <w:r>
+      <w:rPr>
+        <w:caps/>
+        <w:color w:val="156082" w:themeColor="accent1"/>
+      </w:rPr>
+      <w:fldChar w:fldCharType="begin"/>
+    </w:r>
+    <w:r>
+      <w:rPr>
+        <w:caps/>
+        <w:color w:val="156082" w:themeColor="accent1"/>
+      </w:rPr>
+      <w:instrText xml:space="preserve"> PAGE   \* MERGEFORMAT </w:instrText>
+    </w:r>
+    <w:r>
+      <w:rPr>
+        <w:caps/>
+        <w:color w:val="156082" w:themeColor="accent1"/>
+      </w:rPr>
+      <w:fldChar w:fldCharType="separate"/>
+    </w:r>
+    <w:r>
+      <w:rPr>
+        <w:caps/>
+        <w:noProof/>
+        <w:color w:val="156082" w:themeColor="accent1"/>
+      </w:rPr>
+      <w:t>2</w:t>
+    </w:r>
+    <w:r>
+      <w:rPr>
+        <w:caps/>
+        <w:noProof/>
+        <w:color w:val="156082" w:themeColor="accent1"/>
+      </w:rPr>
+      <w:fldChar w:fldCharType="end"/>
+    </w:r>
+  </w:p>
+  <w:p>
+    <w:pPr>
+      <w:pStyle w:val="Footer"/>
+    </w:pPr>
+  </w:p>
+</w:ftr>
+</file>
+
+<file path=word/footnotes.xml><?xml version="1.0" encoding="utf-8"?>
+<w:footnotes xmlns:wpc="http://schemas.microsoft.com/office/word/2010/wordprocessingCanvas" xmlns:cx="http://schemas.microsoft.com/office/drawing/2014/chartex" xmlns:cx1="http://schemas.microsoft.com/office/drawing/2015/9/8/chartex" xmlns:cx2="http://schemas.microsoft.com/office/drawing/2015/10/21/chartex" xmlns:cx3="http://schemas.microsoft.com/office/drawing/2016/5/9/chartex" xmlns:cx4="http://schemas.microsoft.com/office/drawing/2016/5/10/chartex" xmlns:cx5="http://schemas.microsoft.com/office/drawing/2016/5/11/chartex" xmlns:cx6="http://schemas.microsoft.com/office/drawing/2016/5/12/chartex" xmlns:cx7="http://schemas.microsoft.com/office/drawing/2016/5/13/chartex" xmlns:cx8="http://schemas.microsoft.com/office/drawing/2016/5/14/chartex" xmlns:mc="http://schemas.openxmlformats.org/markup-compatibility/2006" xmlns:aink="http://schemas.microsoft.com/office/drawing/2016/ink" xmlns:am3d="http://schemas.microsoft.com/office/drawing/2017/model3d" xmlns:o="urn:schemas-microsoft-com:office:office" xmlns:oel="http://schemas.microsoft.com/office/2019/extlst" xmlns:r="http://schemas.openxmlformats.org/officeDocument/2006/relationships" xmlns:m="http://schemas.openxmlformats.org/officeDocument/2006/math" xmlns:v="urn:schemas-microsoft-com:vml" xmlns:wp14="http://schemas.microsoft.com/office/word/2010/wordprocessingDrawing" xmlns:wp="http://schemas.openxmlformats.org/drawingml/2006/wordprocessingDrawing" xmlns:w10="urn:schemas-microsoft-com:office:word" xmlns:w="http://schemas.openxmlformats.org/wordprocessingml/2006/main" xmlns:w14="http://schemas.microsoft.com/office/word/2010/wordml" xmlns:w15="http://schemas.microsoft.com/office/word/2012/wordml" xmlns:w16cex="http://schemas.microsoft.com/office/word/2018/wordml/cex" xmlns:w16cid="http://schemas.microsoft.com/office/word/2016/wordml/cid" xmlns:w16="http://schemas.microsoft.com/office/word/2018/wordml" xmlns:w16du="http://schemas.microsoft.com/office/word/2023/wordml/word16du" xmlns:w16sdtdh="http://schemas.microsoft.com/office/word/2020/wordml/sdtdatahash" xmlns:w16sdtfl="http://schemas.microsoft.com/office/word/2024/wordml/sdtformatlock" xmlns:w16se="http://schemas.microsoft.com/office/word/2015/wordml/symex" xmlns:wpg="http://schemas.microsoft.com/office/word/2010/wordprocessingGroup" xmlns:wpi="http://schemas.microsoft.com/office/word/2010/wordprocessingInk" xmlns:wne="http://schemas.microsoft.com/office/word/2006/wordml" xmlns:wps="http://schemas.microsoft.com/office/word/2010/wordprocessingShape" mc:Ignorable="w14 w15 w16se w16cid w16 w16cex w16sdtdh w16sdtfl w16du wp14">
+  <w:footnote w:type="separator" w:id="-1">
+    <w:p>
+      <w:pPr>
+        <w:spacing w:after="0" w:line="240" w:lineRule="auto"/>
+      </w:pPr>
+      <w:r>
+        <w:separator/>
+      </w:r>
+    </w:p>
+  </w:footnote>
+  <w:footnote w:type="continuationSeparator" w:id="0">
+    <w:p>
+      <w:pPr>
+        <w:spacing w:after="0" w:line="240" w:lineRule="auto"/>
+      </w:pPr>
+      <w:r>
+        <w:continuationSeparator/>
+      </w:r>
+    </w:p>
+  </w:footnote>
+</w:footnotes>
 </file>
 
 <file path=word/numbering.xml><?xml version="1.0" encoding="utf-8"?>
@@ -2666,7 +4473,6 @@
   <w:style w:type="character" w:default="1" w:styleId="DefaultParagraphFont">
     <w:name w:val="Default Paragraph Font"/>
     <w:uiPriority w:val="1"/>
-    <w:semiHidden/>
     <w:unhideWhenUsed/>
   </w:style>
   <w:style w:type="table" w:default="1" w:styleId="TableNormal">
@@ -3035,6 +4841,88 @@
       <w:shd w:val="clear" w:color="auto" w:fill="E1DFDD"/>
     </w:rPr>
   </w:style>
+  <w:style w:type="paragraph" w:styleId="Caption">
+    <w:name w:val="caption"/>
+    <w:basedOn w:val="Normal"/>
+    <w:next w:val="Normal"/>
+    <w:uiPriority w:val="35"/>
+    <w:unhideWhenUsed/>
+    <w:qFormat/>
+    <w:rsid w:val="007B7C2E"/>
+    <w:pPr>
+      <w:spacing w:after="200" w:line="240" w:lineRule="auto"/>
+    </w:pPr>
+    <w:rPr>
+      <w:i/>
+      <w:iCs/>
+      <w:color w:val="0E2841" w:themeColor="text2"/>
+      <w:sz w:val="18"/>
+      <w:szCs w:val="18"/>
+    </w:rPr>
+  </w:style>
+  <w:style w:type="table" w:styleId="TableGrid">
+    <w:name w:val="Table Grid"/>
+    <w:basedOn w:val="TableNormal"/>
+    <w:uiPriority w:val="39"/>
+    <w:rsid w:val="00D650B6"/>
+    <w:pPr>
+      <w:spacing w:after="0" w:line="240" w:lineRule="auto"/>
+    </w:pPr>
+    <w:tblPr>
+      <w:tblBorders>
+        <w:top w:val="single" w:sz="4" w:space="0" w:color="auto"/>
+        <w:left w:val="single" w:sz="4" w:space="0" w:color="auto"/>
+        <w:bottom w:val="single" w:sz="4" w:space="0" w:color="auto"/>
+        <w:right w:val="single" w:sz="4" w:space="0" w:color="auto"/>
+        <w:insideH w:val="single" w:sz="4" w:space="0" w:color="auto"/>
+        <w:insideV w:val="single" w:sz="4" w:space="0" w:color="auto"/>
+      </w:tblBorders>
+    </w:tblPr>
+  </w:style>
+  <w:style w:type="paragraph" w:styleId="Header">
+    <w:name w:val="header"/>
+    <w:basedOn w:val="Normal"/>
+    <w:link w:val="HeaderChar"/>
+    <w:uiPriority w:val="99"/>
+    <w:unhideWhenUsed/>
+    <w:rsid w:val="002D4248"/>
+    <w:pPr>
+      <w:tabs>
+        <w:tab w:val="center" w:pos="4680"/>
+        <w:tab w:val="right" w:pos="9360"/>
+      </w:tabs>
+      <w:spacing w:after="0" w:line="240" w:lineRule="auto"/>
+    </w:pPr>
+  </w:style>
+  <w:style w:type="character" w:customStyle="1" w:styleId="HeaderChar">
+    <w:name w:val="Header Char"/>
+    <w:basedOn w:val="DefaultParagraphFont"/>
+    <w:link w:val="Header"/>
+    <w:uiPriority w:val="99"/>
+    <w:rsid w:val="002D4248"/>
+  </w:style>
+  <w:style w:type="paragraph" w:styleId="Footer">
+    <w:name w:val="footer"/>
+    <w:basedOn w:val="Normal"/>
+    <w:link w:val="FooterChar"/>
+    <w:uiPriority w:val="99"/>
+    <w:unhideWhenUsed/>
+    <w:rsid w:val="002D4248"/>
+    <w:pPr>
+      <w:tabs>
+        <w:tab w:val="center" w:pos="4680"/>
+        <w:tab w:val="right" w:pos="9360"/>
+      </w:tabs>
+      <w:spacing w:after="0" w:line="240" w:lineRule="auto"/>
+    </w:pPr>
+  </w:style>
+  <w:style w:type="character" w:customStyle="1" w:styleId="FooterChar">
+    <w:name w:val="Footer Char"/>
+    <w:basedOn w:val="DefaultParagraphFont"/>
+    <w:link w:val="Footer"/>
+    <w:uiPriority w:val="99"/>
+    <w:rsid w:val="002D4248"/>
+  </w:style>
 </w:styles>
 </file>
 

--- a/Project Proposal.docx
+++ b/Project Proposal.docx
@@ -203,7 +203,7 @@
           <w:r>
             <w:fldChar w:fldCharType="separate"/>
           </w:r>
-          <w:hyperlink w:anchor="_Toc241587317" w:history="1">
+          <w:hyperlink w:anchor="_Toc241673295" w:history="1">
             <w:r>
               <w:rPr>
                 <w:rStyle w:val="Hyperlink"/>
@@ -230,7 +230,7 @@
                 <w:noProof/>
                 <w:webHidden/>
               </w:rPr>
-              <w:instrText xml:space="preserve"> PAGEREF _Toc241587317 \h </w:instrText>
+              <w:instrText xml:space="preserve"> PAGEREF _Toc241673295 \h </w:instrText>
             </w:r>
             <w:r>
               <w:rPr>
@@ -271,7 +271,7 @@
               <w:noProof/>
             </w:rPr>
           </w:pPr>
-          <w:hyperlink w:anchor="_Toc241587318" w:history="1">
+          <w:hyperlink w:anchor="_Toc241673296" w:history="1">
             <w:r>
               <w:rPr>
                 <w:rStyle w:val="Hyperlink"/>
@@ -298,7 +298,7 @@
                 <w:noProof/>
                 <w:webHidden/>
               </w:rPr>
-              <w:instrText xml:space="preserve"> PAGEREF _Toc241587318 \h </w:instrText>
+              <w:instrText xml:space="preserve"> PAGEREF _Toc241673296 \h </w:instrText>
             </w:r>
             <w:r>
               <w:rPr>
@@ -339,7 +339,7 @@
               <w:noProof/>
             </w:rPr>
           </w:pPr>
-          <w:hyperlink w:anchor="_Toc241587319" w:history="1">
+          <w:hyperlink w:anchor="_Toc241673297" w:history="1">
             <w:r>
               <w:rPr>
                 <w:rStyle w:val="Hyperlink"/>
@@ -366,7 +366,7 @@
                 <w:noProof/>
                 <w:webHidden/>
               </w:rPr>
-              <w:instrText xml:space="preserve"> PAGEREF _Toc241587319 \h </w:instrText>
+              <w:instrText xml:space="preserve"> PAGEREF _Toc241673297 \h </w:instrText>
             </w:r>
             <w:r>
               <w:rPr>
@@ -407,7 +407,7 @@
               <w:noProof/>
             </w:rPr>
           </w:pPr>
-          <w:hyperlink w:anchor="_Toc241587320" w:history="1">
+          <w:hyperlink w:anchor="_Toc241673298" w:history="1">
             <w:r>
               <w:rPr>
                 <w:rStyle w:val="Hyperlink"/>
@@ -434,7 +434,7 @@
                 <w:noProof/>
                 <w:webHidden/>
               </w:rPr>
-              <w:instrText xml:space="preserve"> PAGEREF _Toc241587320 \h </w:instrText>
+              <w:instrText xml:space="preserve"> PAGEREF _Toc241673298 \h </w:instrText>
             </w:r>
             <w:r>
               <w:rPr>
@@ -475,7 +475,7 @@
               <w:noProof/>
             </w:rPr>
           </w:pPr>
-          <w:hyperlink w:anchor="_Toc241587321" w:history="1">
+          <w:hyperlink w:anchor="_Toc241673299" w:history="1">
             <w:r>
               <w:rPr>
                 <w:rStyle w:val="Hyperlink"/>
@@ -502,7 +502,7 @@
                 <w:noProof/>
                 <w:webHidden/>
               </w:rPr>
-              <w:instrText xml:space="preserve"> PAGEREF _Toc241587321 \h </w:instrText>
+              <w:instrText xml:space="preserve"> PAGEREF _Toc241673299 \h </w:instrText>
             </w:r>
             <w:r>
               <w:rPr>
@@ -543,7 +543,7 @@
               <w:noProof/>
             </w:rPr>
           </w:pPr>
-          <w:hyperlink w:anchor="_Toc241587322" w:history="1">
+          <w:hyperlink w:anchor="_Toc241673300" w:history="1">
             <w:r>
               <w:rPr>
                 <w:rStyle w:val="Hyperlink"/>
@@ -570,7 +570,7 @@
                 <w:noProof/>
                 <w:webHidden/>
               </w:rPr>
-              <w:instrText xml:space="preserve"> PAGEREF _Toc241587322 \h </w:instrText>
+              <w:instrText xml:space="preserve"> PAGEREF _Toc241673300 \h </w:instrText>
             </w:r>
             <w:r>
               <w:rPr>
@@ -611,7 +611,7 @@
               <w:noProof/>
             </w:rPr>
           </w:pPr>
-          <w:hyperlink w:anchor="_Toc241587323" w:history="1">
+          <w:hyperlink w:anchor="_Toc241673301" w:history="1">
             <w:r>
               <w:rPr>
                 <w:rStyle w:val="Hyperlink"/>
@@ -638,7 +638,7 @@
                 <w:noProof/>
                 <w:webHidden/>
               </w:rPr>
-              <w:instrText xml:space="preserve"> PAGEREF _Toc241587323 \h </w:instrText>
+              <w:instrText xml:space="preserve"> PAGEREF _Toc241673301 \h </w:instrText>
             </w:r>
             <w:r>
               <w:rPr>
@@ -658,7 +658,7 @@
                 <w:noProof/>
                 <w:webHidden/>
               </w:rPr>
-              <w:t>11</w:t>
+              <w:t>12</w:t>
             </w:r>
             <w:r>
               <w:rPr>
@@ -704,7 +704,7 @@
           <w:szCs w:val="20"/>
         </w:rPr>
       </w:pPr>
-      <w:bookmarkStart w:id="0" w:name="_Toc241587317"/>
+      <w:bookmarkStart w:id="0" w:name="_Toc241673295"/>
       <w:r>
         <w:rPr>
           <w:sz w:val="32"/>
@@ -727,7 +727,10 @@
         <w:jc w:val="both"/>
       </w:pPr>
       <w:r>
-        <w:t>This project is going to develop a car rental software application by applying the C++ Programming and Object-Oriented Programming (OOP) concepts learned. Since we also need a Graphic User Interface (GUI) for end user to interact with the system, so we will use HTML, CSS and JavaScript to develop the frontend as GUI.</w:t>
+        <w:t xml:space="preserve">This project is going to develop a car rental software application by applying the C++ Programming and Object-Oriented Programming (OOP) concepts learned. </w:t>
+      </w:r>
+      <w:r>
+        <w:t>The frontend interface will be developed using HTML, CSS, and JavaScript to provide an intuitive Graphical User Interface (GUI) for end-users and administrators.</w:t>
       </w:r>
       <w:r>
         <w:t xml:space="preserve"> The objective of this project is to develop a functional Car Rental Management System using C++ that applies fundamental programming concepts and object-oriented programming principles. The system will demonstrate the use of classes, objects, encapsulation, abstraction, inheritance, and polymorphism, while applying appropriate data structures and algorithms to manage cars, customers, bookings, and rental fees. This project also aims to provide practical experience in developing, testing, and debugging a functional C++ application.</w:t>
@@ -744,7 +747,7 @@
           <w:szCs w:val="32"/>
         </w:rPr>
       </w:pPr>
-      <w:bookmarkStart w:id="1" w:name="_Toc241587318"/>
+      <w:bookmarkStart w:id="1" w:name="_Toc241673296"/>
       <w:r>
         <w:rPr>
           <w:sz w:val="32"/>
@@ -854,7 +857,7 @@
           <w:szCs w:val="32"/>
         </w:rPr>
       </w:pPr>
-      <w:bookmarkStart w:id="2" w:name="_Toc241587319"/>
+      <w:bookmarkStart w:id="2" w:name="_Toc241673297"/>
       <w:r>
         <w:rPr>
           <w:sz w:val="32"/>
@@ -1312,7 +1315,7 @@
           <w:szCs w:val="32"/>
         </w:rPr>
       </w:pPr>
-      <w:bookmarkStart w:id="3" w:name="_Toc241587320"/>
+      <w:bookmarkStart w:id="3" w:name="_Toc241673298"/>
       <w:r>
         <w:rPr>
           <w:sz w:val="32"/>
@@ -1713,7 +1716,7 @@
           <w:szCs w:val="32"/>
         </w:rPr>
       </w:pPr>
-      <w:bookmarkStart w:id="4" w:name="_Toc241587321"/>
+      <w:bookmarkStart w:id="4" w:name="_Toc241673299"/>
       <w:r>
         <w:rPr>
           <w:sz w:val="32"/>
@@ -1755,10 +1758,7 @@
         <w:jc w:val="both"/>
       </w:pPr>
       <w:r>
-        <w:t>The second target group consists of rental agency staff and system administrators who are responsible for managing daily fleet operations and rental activities. Through an administrative interface, they have access to fleet management functions, including searching for vehicles, updating vehicle status such as available, rented, or under maintenance, and managing rental transactions. Administrators can also use automatic calculation functions to calculate daily rental costs and damage fees, maintain vehicle inspection records, manage customer sign-offs, and keep system records by saving and loading data from files.</w:t>
-      </w:r>
-      <w:r>
-        <w:t xml:space="preserve"> </w:t>
+        <w:t xml:space="preserve">The second target group consists of rental agency staff and system administrators who are responsible for managing daily fleet operations and rental activities. Through an administrative interface, they have access to fleet management functions, including searching for vehicles, updating vehicle status such as available, rented, or under maintenance, and managing rental transactions. Administrators can also use automatic calculation functions to calculate daily rental costs and damage fees, maintain vehicle inspection records, manage customer sign-offs, and keep system records by saving and loading data from files. </w:t>
       </w:r>
       <w:r>
         <w:br w:type="page"/>
@@ -1772,7 +1772,7 @@
           <w:szCs w:val="32"/>
         </w:rPr>
       </w:pPr>
-      <w:bookmarkStart w:id="5" w:name="_Toc241587322"/>
+      <w:bookmarkStart w:id="5" w:name="_Toc241673300"/>
       <w:r>
         <w:rPr>
           <w:sz w:val="32"/>
@@ -1795,6 +1795,9 @@
         <w:keepNext/>
       </w:pPr>
       <w:r>
+        <w:rPr>
+          <w:noProof/>
+        </w:rPr>
         <w:drawing>
           <wp:inline distT="0" distB="0" distL="0" distR="0" wp14:anchorId="4644D646" wp14:editId="5F84EC6B">
             <wp:extent cx="5943600" cy="3823335"/>
@@ -1840,34 +1843,27 @@
       <w:r>
         <w:t xml:space="preserve">Figure </w:t>
       </w:r>
-      <w:r>
-        <w:fldChar w:fldCharType="begin"/>
-      </w:r>
-      <w:r>
-        <w:instrText xml:space="preserve"> SEQ Figure \* ARABIC </w:instrText>
-      </w:r>
-      <w:r>
-        <w:fldChar w:fldCharType="separate"/>
-      </w:r>
+      <w:fldSimple w:instr=" SEQ Figure \* ARABIC ">
+        <w:r>
+          <w:rPr>
+            <w:noProof/>
+          </w:rPr>
+          <w:t>1</w:t>
+        </w:r>
+      </w:fldSimple>
+      <w:r>
+        <w:t xml:space="preserve"> UML Diagram</w:t>
+      </w:r>
+    </w:p>
+    <w:p>
+      <w:pPr>
+        <w:keepNext/>
+        <w:jc w:val="center"/>
+      </w:pPr>
       <w:r>
         <w:rPr>
           <w:noProof/>
         </w:rPr>
-        <w:t>1</w:t>
-      </w:r>
-      <w:r>
-        <w:fldChar w:fldCharType="end"/>
-      </w:r>
-      <w:r>
-        <w:t xml:space="preserve"> UML Diagram</w:t>
-      </w:r>
-    </w:p>
-    <w:p>
-      <w:pPr>
-        <w:keepNext/>
-        <w:jc w:val="center"/>
-      </w:pPr>
-      <w:r>
         <w:lastRenderedPageBreak/>
         <w:drawing>
           <wp:inline distT="0" distB="0" distL="0" distR="0" wp14:anchorId="28E7981D" wp14:editId="332B114E">
@@ -1914,26 +1910,84 @@
       <w:r>
         <w:t xml:space="preserve">Figure </w:t>
       </w:r>
-      <w:r>
-        <w:fldChar w:fldCharType="begin"/>
-      </w:r>
-      <w:r>
-        <w:instrText xml:space="preserve"> SEQ Figure \* ARABIC </w:instrText>
-      </w:r>
-      <w:r>
-        <w:fldChar w:fldCharType="separate"/>
-      </w:r>
-      <w:r>
-        <w:rPr>
-          <w:noProof/>
-        </w:rPr>
-        <w:t>2</w:t>
-      </w:r>
-      <w:r>
-        <w:fldChar w:fldCharType="end"/>
-      </w:r>
+      <w:fldSimple w:instr=" SEQ Figure \* ARABIC ">
+        <w:r>
+          <w:rPr>
+            <w:noProof/>
+          </w:rPr>
+          <w:t>2</w:t>
+        </w:r>
+      </w:fldSimple>
       <w:r>
         <w:t xml:space="preserve"> ER Diagram</w:t>
+      </w:r>
+    </w:p>
+    <w:p>
+      <w:r>
+        <w:br w:type="page"/>
+      </w:r>
+    </w:p>
+    <w:p>
+      <w:pPr>
+        <w:keepNext/>
+      </w:pPr>
+      <w:r>
+        <w:lastRenderedPageBreak/>
+        <w:drawing>
+          <wp:inline distT="0" distB="0" distL="0" distR="0" wp14:anchorId="13F6EDE5" wp14:editId="741D2297">
+            <wp:extent cx="5943600" cy="6273165"/>
+            <wp:effectExtent l="0" t="0" r="0" b="0"/>
+            <wp:docPr id="1148053902" name="Picture 1"/>
+            <wp:cNvGraphicFramePr>
+              <a:graphicFrameLocks xmlns:a="http://schemas.openxmlformats.org/drawingml/2006/main" noChangeAspect="1"/>
+            </wp:cNvGraphicFramePr>
+            <a:graphic xmlns:a="http://schemas.openxmlformats.org/drawingml/2006/main">
+              <a:graphicData uri="http://schemas.openxmlformats.org/drawingml/2006/picture">
+                <pic:pic xmlns:pic="http://schemas.openxmlformats.org/drawingml/2006/picture">
+                  <pic:nvPicPr>
+                    <pic:cNvPr id="1148053902" name=""/>
+                    <pic:cNvPicPr/>
+                  </pic:nvPicPr>
+                  <pic:blipFill>
+                    <a:blip r:embed="rId12"/>
+                    <a:stretch>
+                      <a:fillRect/>
+                    </a:stretch>
+                  </pic:blipFill>
+                  <pic:spPr>
+                    <a:xfrm>
+                      <a:off x="0" y="0"/>
+                      <a:ext cx="5943600" cy="6273165"/>
+                    </a:xfrm>
+                    <a:prstGeom prst="rect">
+                      <a:avLst/>
+                    </a:prstGeom>
+                  </pic:spPr>
+                </pic:pic>
+              </a:graphicData>
+            </a:graphic>
+          </wp:inline>
+        </w:drawing>
+      </w:r>
+    </w:p>
+    <w:p>
+      <w:pPr>
+        <w:pStyle w:val="Caption"/>
+        <w:jc w:val="center"/>
+      </w:pPr>
+      <w:r>
+        <w:t xml:space="preserve">Figure </w:t>
+      </w:r>
+      <w:fldSimple w:instr=" SEQ Figure \* ARABIC ">
+        <w:r>
+          <w:rPr>
+            <w:noProof/>
+          </w:rPr>
+          <w:t>3</w:t>
+        </w:r>
+      </w:fldSimple>
+      <w:r>
+        <w:t xml:space="preserve"> Use Case Diagram</w:t>
       </w:r>
     </w:p>
     <w:p>
@@ -1951,24 +2005,14 @@
         <w:lastRenderedPageBreak/>
         <w:t xml:space="preserve">Table </w:t>
       </w:r>
-      <w:r>
-        <w:fldChar w:fldCharType="begin"/>
-      </w:r>
-      <w:r>
-        <w:instrText xml:space="preserve"> SEQ Table \* ARABIC </w:instrText>
-      </w:r>
-      <w:r>
-        <w:fldChar w:fldCharType="separate"/>
-      </w:r>
-      <w:r>
-        <w:rPr>
-          <w:noProof/>
-        </w:rPr>
-        <w:t>1</w:t>
-      </w:r>
-      <w:r>
-        <w:fldChar w:fldCharType="end"/>
-      </w:r>
+      <w:fldSimple w:instr=" SEQ Table \* ARABIC ">
+        <w:r>
+          <w:rPr>
+            <w:noProof/>
+          </w:rPr>
+          <w:t>1</w:t>
+        </w:r>
+      </w:fldSimple>
       <w:r>
         <w:t xml:space="preserve"> Classes and Functions</w:t>
       </w:r>
@@ -3110,7 +3154,7 @@
           <w:szCs w:val="32"/>
         </w:rPr>
       </w:pPr>
-      <w:bookmarkStart w:id="6" w:name="_Toc241587323"/>
+      <w:bookmarkStart w:id="6" w:name="_Toc241673301"/>
       <w:r>
         <w:rPr>
           <w:sz w:val="32"/>
@@ -3122,7 +3166,7 @@
       <w:bookmarkEnd w:id="6"/>
     </w:p>
     <w:p>
-      <w:hyperlink r:id="rId12" w:history="1">
+      <w:hyperlink r:id="rId13" w:history="1">
         <w:r>
           <w:rPr>
             <w:rStyle w:val="Hyperlink"/>
@@ -3132,12 +3176,28 @@
       </w:hyperlink>
     </w:p>
     <w:p>
-      <w:r>
-        <w:t>https://www.linkedin.com/pulse/car-rental-system-yaswanth-borra/</w:t>
-      </w:r>
-    </w:p>
+      <w:hyperlink r:id="rId14" w:history="1">
+        <w:r>
+          <w:rPr>
+            <w:rStyle w:val="Hyperlink"/>
+          </w:rPr>
+          <w:t>https://www.visual-paradigm.com/guide/uml-unified-modeling-language/what-is-use-case-diagram/</w:t>
+        </w:r>
+      </w:hyperlink>
+    </w:p>
+    <w:p>
+      <w:hyperlink r:id="rId15" w:history="1">
+        <w:r>
+          <w:rPr>
+            <w:rStyle w:val="Hyperlink"/>
+          </w:rPr>
+          <w:t>https://www.visual-paradigm.com/guide/uml-unified-modeling-language/uml-class-diagram-tutorial/</w:t>
+        </w:r>
+      </w:hyperlink>
+    </w:p>
+    <w:p/>
     <w:sectPr>
-      <w:footerReference w:type="default" r:id="rId13"/>
+      <w:footerReference w:type="default" r:id="rId16"/>
       <w:pgSz w:w="12240" w:h="15840"/>
       <w:pgMar w:top="1440" w:right="1440" w:bottom="1440" w:left="1440" w:header="720" w:footer="720" w:gutter="0"/>
       <w:pgNumType w:start="1"/>
@@ -4473,6 +4533,7 @@
   <w:style w:type="character" w:default="1" w:styleId="DefaultParagraphFont">
     <w:name w:val="Default Paragraph Font"/>
     <w:uiPriority w:val="1"/>
+    <w:semiHidden/>
     <w:unhideWhenUsed/>
   </w:style>
   <w:style w:type="table" w:default="1" w:styleId="TableNormal">

--- a/Project Proposal.docx
+++ b/Project Proposal.docx
@@ -884,23 +884,7 @@
         <w:jc w:val="both"/>
       </w:pPr>
       <w:r>
-        <w:t xml:space="preserve">Creating a base class Vehicle and derived class such as </w:t>
-      </w:r>
-      <w:proofErr w:type="spellStart"/>
-      <w:r>
-        <w:t>StandardCar</w:t>
-      </w:r>
-      <w:proofErr w:type="spellEnd"/>
-      <w:r>
-        <w:t xml:space="preserve">, </w:t>
-      </w:r>
-      <w:proofErr w:type="spellStart"/>
-      <w:r>
-        <w:t>LuxuryCar</w:t>
-      </w:r>
-      <w:proofErr w:type="spellEnd"/>
-      <w:r>
-        <w:t>, and SUV. Then, implementing a</w:t>
+        <w:t>Creating a base class Vehicle and derived class such as StandardCar, LuxuryCar, and SUV. Then, implementing a</w:t>
       </w:r>
       <w:r>
         <w:t>n</w:t>
@@ -916,23 +900,7 @@
         <w:t>abstract function</w:t>
       </w:r>
       <w:r>
-        <w:t xml:space="preserve"> </w:t>
-      </w:r>
-      <w:proofErr w:type="spellStart"/>
-      <w:r>
-        <w:t>calculateDamageFee</w:t>
-      </w:r>
-      <w:proofErr w:type="spellEnd"/>
-      <w:r>
-        <w:t xml:space="preserve"> (double </w:t>
-      </w:r>
-      <w:proofErr w:type="spellStart"/>
-      <w:r>
-        <w:t>severityScore</w:t>
-      </w:r>
-      <w:proofErr w:type="spellEnd"/>
-      <w:r>
-        <w:t xml:space="preserve">) using </w:t>
+        <w:t xml:space="preserve"> calculateDamageFee (double severityScore) using </w:t>
       </w:r>
       <w:r>
         <w:rPr>
@@ -942,23 +910,7 @@
         <w:t>polymorphism</w:t>
       </w:r>
       <w:r>
-        <w:t xml:space="preserve">. For instance, repairing a scratched </w:t>
-      </w:r>
-      <w:proofErr w:type="spellStart"/>
-      <w:r>
-        <w:t>LuxuryCar</w:t>
-      </w:r>
-      <w:proofErr w:type="spellEnd"/>
-      <w:r>
-        <w:t xml:space="preserve"> computes a higher rate or multiplier than a </w:t>
-      </w:r>
-      <w:proofErr w:type="spellStart"/>
-      <w:r>
-        <w:t>StandardCar</w:t>
-      </w:r>
-      <w:proofErr w:type="spellEnd"/>
-      <w:r>
-        <w:t xml:space="preserve">. Storing inspection logs inside a </w:t>
+        <w:t xml:space="preserve">. For instance, repairing a scratched LuxuryCar computes a higher rate or multiplier than a StandardCar. Storing inspection logs inside a </w:t>
       </w:r>
       <w:proofErr w:type="gramStart"/>
       <w:r>
@@ -966,15 +918,7 @@
       </w:r>
       <w:proofErr w:type="gramEnd"/>
       <w:r>
-        <w:t xml:space="preserve">vector&lt;string&gt; or a custom </w:t>
-      </w:r>
-      <w:proofErr w:type="spellStart"/>
-      <w:r>
-        <w:t>DamageLog</w:t>
-      </w:r>
-      <w:proofErr w:type="spellEnd"/>
-      <w:r>
-        <w:t xml:space="preserve"> object ensures its transparent record-keeping.</w:t>
+        <w:t>vector&lt;string&gt; or a custom DamageLog object ensures its transparent record-keeping.</w:t>
       </w:r>
       <w:r>
         <w:t xml:space="preserve"> Besides, system can automatically </w:t>
@@ -1008,65 +952,17 @@
         <w:jc w:val="both"/>
       </w:pPr>
       <w:r>
-        <w:t xml:space="preserve">Implement a centralized </w:t>
-      </w:r>
-      <w:proofErr w:type="spellStart"/>
-      <w:r>
-        <w:t>RentalSystem</w:t>
-      </w:r>
-      <w:proofErr w:type="spellEnd"/>
-      <w:r>
-        <w:t xml:space="preserve"> class that manages fleet availability in real time. Use STL containers like </w:t>
-      </w:r>
-      <w:proofErr w:type="gramStart"/>
+        <w:t xml:space="preserve">Implement a centralized RentalSystem class that manages fleet availability in real time. Use STL containers like </w:t>
+      </w:r>
       <w:r>
         <w:rPr>
           <w:b/>
           <w:bCs/>
         </w:rPr>
-        <w:t>std::</w:t>
-      </w:r>
-      <w:proofErr w:type="spellStart"/>
-      <w:proofErr w:type="gramEnd"/>
-      <w:r>
-        <w:rPr>
-          <w:b/>
-          <w:bCs/>
-        </w:rPr>
-        <w:t>unordered_map</w:t>
-      </w:r>
-      <w:proofErr w:type="spellEnd"/>
-      <w:r>
-        <w:t xml:space="preserve">&lt;string, Vehicle*&gt; for </w:t>
-      </w:r>
-      <w:proofErr w:type="gramStart"/>
-      <w:r>
-        <w:t>O(</w:t>
-      </w:r>
-      <w:proofErr w:type="gramEnd"/>
-      <w:r>
-        <w:t xml:space="preserve">1) fast lookup by License Plate or Vehicle ID or </w:t>
-      </w:r>
-      <w:proofErr w:type="gramStart"/>
-      <w:r>
-        <w:t>std::</w:t>
-      </w:r>
-      <w:proofErr w:type="gramEnd"/>
-      <w:r>
-        <w:t xml:space="preserve">vector combined with </w:t>
-      </w:r>
-      <w:proofErr w:type="gramStart"/>
-      <w:r>
-        <w:t>std::</w:t>
-      </w:r>
-      <w:proofErr w:type="spellStart"/>
-      <w:proofErr w:type="gramEnd"/>
-      <w:r>
-        <w:t>find_if</w:t>
-      </w:r>
-      <w:proofErr w:type="spellEnd"/>
-      <w:r>
-        <w:t xml:space="preserve"> algorithm.</w:t>
+        <w:t>std::unordered_map</w:t>
+      </w:r>
+      <w:r>
+        <w:t>&lt;string, Vehicle*&gt; for O(1) fast lookup by License Plate or Vehicle ID or std::vector combined with std::find_if algorithm.</w:t>
       </w:r>
       <w:r>
         <w:t xml:space="preserve"> Automated availability state changes (Available </w:t>
@@ -1152,28 +1048,7 @@
         <w:t>abstract</w:t>
       </w:r>
       <w:r>
-        <w:t xml:space="preserve"> method virtual double </w:t>
-      </w:r>
-      <w:proofErr w:type="spellStart"/>
-      <w:proofErr w:type="gramStart"/>
-      <w:r>
-        <w:t>calculateRentalFee</w:t>
-      </w:r>
-      <w:proofErr w:type="spellEnd"/>
-      <w:r>
-        <w:t>(</w:t>
-      </w:r>
-      <w:proofErr w:type="gramEnd"/>
-      <w:r>
-        <w:t xml:space="preserve">int days) const = 0, inside a base class or interface. Derived classes override this to apply dynamic pricing strategies, such as </w:t>
-      </w:r>
-      <w:proofErr w:type="spellStart"/>
-      <w:r>
-        <w:t>LuxuryCar</w:t>
-      </w:r>
-      <w:proofErr w:type="spellEnd"/>
-      <w:r>
-        <w:t xml:space="preserve"> includes mandatory security deposits and premium insurance rates, then long-term rentals automatically trigger a percentage discount inside the calculation function.</w:t>
+        <w:t xml:space="preserve"> method virtual double calculateRentalFee(int days) const = 0, inside a base class or interface. Derived classes override this to apply dynamic pricing strategies, such as LuxuryCar includes mandatory security deposits and premium insurance rates, then long-term rentals automatically trigger a percentage discount inside the calculation function.</w:t>
       </w:r>
       <w:r>
         <w:t xml:space="preserve"> Adjust the prices automatically based on seasonality is also can be consider, dynamic pricing can optimize revenue and ensure staying competitive in the market.</w:t>
@@ -1211,97 +1086,31 @@
         <w:t xml:space="preserve">, </w:t>
       </w:r>
       <w:r>
-        <w:t xml:space="preserve">such as status, mileage, and </w:t>
-      </w:r>
-      <w:proofErr w:type="spellStart"/>
-      <w:r>
-        <w:t>assignedCustomer</w:t>
-      </w:r>
-      <w:proofErr w:type="spellEnd"/>
+        <w:t>such as status, mileage, and assignedCustomer</w:t>
+      </w:r>
       <w:r>
         <w:t xml:space="preserve"> </w:t>
       </w:r>
       <w:r>
-        <w:t xml:space="preserve">as private or protected, exposing explicit state-transition member functions like </w:t>
-      </w:r>
-      <w:proofErr w:type="spellStart"/>
-      <w:proofErr w:type="gramStart"/>
-      <w:r>
-        <w:t>rentVehicle</w:t>
-      </w:r>
-      <w:proofErr w:type="spellEnd"/>
-      <w:r>
-        <w:t>(</w:t>
-      </w:r>
-      <w:proofErr w:type="gramEnd"/>
-      <w:r>
-        <w:t xml:space="preserve">), </w:t>
-      </w:r>
-      <w:proofErr w:type="spellStart"/>
-      <w:proofErr w:type="gramStart"/>
-      <w:r>
-        <w:t>returnVehicle</w:t>
-      </w:r>
-      <w:proofErr w:type="spellEnd"/>
-      <w:r>
-        <w:t>(</w:t>
-      </w:r>
-      <w:proofErr w:type="gramEnd"/>
-      <w:r>
-        <w:t xml:space="preserve">), and </w:t>
-      </w:r>
-      <w:proofErr w:type="spellStart"/>
-      <w:proofErr w:type="gramStart"/>
-      <w:r>
-        <w:t>markUnderMaintenance</w:t>
-      </w:r>
-      <w:proofErr w:type="spellEnd"/>
-      <w:r>
-        <w:t>(</w:t>
-      </w:r>
-      <w:proofErr w:type="gramEnd"/>
-      <w:r>
-        <w:t xml:space="preserve">). The system implements File Persistence using </w:t>
-      </w:r>
-      <w:proofErr w:type="gramStart"/>
+        <w:t xml:space="preserve">as private or protected, exposing explicit state-transition member functions like rentVehicle(), returnVehicle(), and markUnderMaintenance(). The system implements File Persistence using </w:t>
+      </w:r>
       <w:r>
         <w:rPr>
           <w:b/>
           <w:bCs/>
         </w:rPr>
-        <w:t>std::</w:t>
-      </w:r>
-      <w:proofErr w:type="spellStart"/>
-      <w:proofErr w:type="gramEnd"/>
+        <w:t>std::ifstream</w:t>
+      </w:r>
+      <w:r>
+        <w:t xml:space="preserve"> and </w:t>
+      </w:r>
       <w:r>
         <w:rPr>
           <w:b/>
           <w:bCs/>
         </w:rPr>
-        <w:t>ifstream</w:t>
-      </w:r>
-      <w:proofErr w:type="spellEnd"/>
-      <w:r>
-        <w:t xml:space="preserve"> and </w:t>
-      </w:r>
-      <w:proofErr w:type="gramStart"/>
-      <w:r>
-        <w:rPr>
-          <w:b/>
-          <w:bCs/>
-        </w:rPr>
-        <w:t>std::</w:t>
-      </w:r>
-      <w:proofErr w:type="spellStart"/>
-      <w:proofErr w:type="gramEnd"/>
-      <w:r>
-        <w:rPr>
-          <w:b/>
-          <w:bCs/>
-        </w:rPr>
-        <w:t>ofstream</w:t>
-      </w:r>
-      <w:proofErr w:type="spellEnd"/>
+        <w:t>std::ofstream</w:t>
+      </w:r>
       <w:r>
         <w:t xml:space="preserve"> to read and write vehicle states to external storage files (vehicles.txt), preserving complete maintenance logs and service histories across application restarts. Role-based menu options allow administrators to monitor real-time fleet status and maintenance alerts while limiting customer views to their active transactions.</w:t>
       </w:r>
@@ -1443,41 +1252,7 @@
         <w:t xml:space="preserve">Real-time vehicle availability management powered by STL containers </w:t>
       </w:r>
       <w:r>
-        <w:t>(</w:t>
-      </w:r>
-      <w:proofErr w:type="gramStart"/>
-      <w:r>
-        <w:t>std::</w:t>
-      </w:r>
-      <w:proofErr w:type="spellStart"/>
-      <w:proofErr w:type="gramEnd"/>
-      <w:r>
-        <w:t>unordered_map</w:t>
-      </w:r>
-      <w:proofErr w:type="spellEnd"/>
-      <w:r>
-        <w:t xml:space="preserve"> / </w:t>
-      </w:r>
-      <w:proofErr w:type="gramStart"/>
-      <w:r>
-        <w:t>std::</w:t>
-      </w:r>
-      <w:proofErr w:type="gramEnd"/>
-      <w:r>
-        <w:t xml:space="preserve">vector with </w:t>
-      </w:r>
-      <w:proofErr w:type="gramStart"/>
-      <w:r>
-        <w:t>std::</w:t>
-      </w:r>
-      <w:proofErr w:type="spellStart"/>
-      <w:proofErr w:type="gramEnd"/>
-      <w:r>
-        <w:t>find_if</w:t>
-      </w:r>
-      <w:proofErr w:type="spellEnd"/>
-      <w:r>
-        <w:t>) using License Plate or Vehicle ID.</w:t>
+        <w:t>(std::unordered_map / std::vector with std::find_if) using License Plate or Vehicle ID.</w:t>
       </w:r>
     </w:p>
     <w:p>
@@ -1934,10 +1709,10 @@
       <w:r>
         <w:lastRenderedPageBreak/>
         <w:drawing>
-          <wp:inline distT="0" distB="0" distL="0" distR="0" wp14:anchorId="13F6EDE5" wp14:editId="741D2297">
-            <wp:extent cx="5943600" cy="6273165"/>
-            <wp:effectExtent l="0" t="0" r="0" b="0"/>
-            <wp:docPr id="1148053902" name="Picture 1"/>
+          <wp:inline distT="0" distB="0" distL="0" distR="0" wp14:anchorId="53739B34" wp14:editId="7B7E0D39">
+            <wp:extent cx="5943600" cy="6278245"/>
+            <wp:effectExtent l="0" t="0" r="0" b="8255"/>
+            <wp:docPr id="1482790641" name="Picture 1"/>
             <wp:cNvGraphicFramePr>
               <a:graphicFrameLocks xmlns:a="http://schemas.openxmlformats.org/drawingml/2006/main" noChangeAspect="1"/>
             </wp:cNvGraphicFramePr>
@@ -1945,7 +1720,7 @@
               <a:graphicData uri="http://schemas.openxmlformats.org/drawingml/2006/picture">
                 <pic:pic xmlns:pic="http://schemas.openxmlformats.org/drawingml/2006/picture">
                   <pic:nvPicPr>
-                    <pic:cNvPr id="1148053902" name=""/>
+                    <pic:cNvPr id="1482790641" name=""/>
                     <pic:cNvPicPr/>
                   </pic:nvPicPr>
                   <pic:blipFill>
@@ -1957,7 +1732,7 @@
                   <pic:spPr>
                     <a:xfrm>
                       <a:off x="0" y="0"/>
-                      <a:ext cx="5943600" cy="6273165"/>
+                      <a:ext cx="5943600" cy="6278245"/>
                     </a:xfrm>
                     <a:prstGeom prst="rect">
                       <a:avLst/>
@@ -2138,11 +1913,9 @@
             <w:tcW w:w="1696" w:type="dxa"/>
           </w:tcPr>
           <w:p>
-            <w:proofErr w:type="spellStart"/>
             <w:r>
               <w:t>RentalSystem</w:t>
             </w:r>
-            <w:proofErr w:type="spellEnd"/>
           </w:p>
         </w:tc>
         <w:tc>
@@ -2150,14 +1923,9 @@
             <w:tcW w:w="2268" w:type="dxa"/>
           </w:tcPr>
           <w:p>
-            <w:proofErr w:type="spellStart"/>
             <w:proofErr w:type="gramStart"/>
             <w:r>
-              <w:t>lookupVehicle</w:t>
-            </w:r>
-            <w:proofErr w:type="spellEnd"/>
-            <w:r>
-              <w:t>(</w:t>
+              <w:t>lookupVehicle(</w:t>
             </w:r>
             <w:proofErr w:type="gramEnd"/>
             <w:r>
@@ -2189,23 +1957,7 @@
           </w:tcPr>
           <w:p>
             <w:r>
-              <w:t xml:space="preserve">Searches </w:t>
-            </w:r>
-            <w:proofErr w:type="spellStart"/>
-            <w:r>
-              <w:t>vehicleMap</w:t>
-            </w:r>
-            <w:proofErr w:type="spellEnd"/>
-            <w:r>
-              <w:t xml:space="preserve"> or </w:t>
-            </w:r>
-            <w:proofErr w:type="spellStart"/>
-            <w:r>
-              <w:t>vehicleList</w:t>
-            </w:r>
-            <w:proofErr w:type="spellEnd"/>
-            <w:r>
-              <w:t xml:space="preserve"> by ID and returns a matching Vehicle* pointer or iterator</w:t>
+              <w:t>Searches vehicleMap or vehicleList by ID and returns a matching Vehicle* pointer or iterator</w:t>
             </w:r>
             <w:r>
               <w:t>.</w:t>
@@ -2225,14 +1977,9 @@
             <w:tcW w:w="2268" w:type="dxa"/>
           </w:tcPr>
           <w:p>
-            <w:proofErr w:type="spellStart"/>
             <w:proofErr w:type="gramStart"/>
             <w:r>
-              <w:t>validateBookingDates</w:t>
-            </w:r>
-            <w:proofErr w:type="spellEnd"/>
-            <w:r>
-              <w:t>(</w:t>
+              <w:t>validateBookingDates(</w:t>
             </w:r>
             <w:proofErr w:type="gramEnd"/>
             <w:r>
@@ -2276,14 +2023,9 @@
             <w:tcW w:w="2268" w:type="dxa"/>
           </w:tcPr>
           <w:p>
-            <w:proofErr w:type="spellStart"/>
             <w:proofErr w:type="gramStart"/>
             <w:r>
-              <w:t>processTransaction</w:t>
-            </w:r>
-            <w:proofErr w:type="spellEnd"/>
-            <w:r>
-              <w:t>(</w:t>
+              <w:t>processTransaction(</w:t>
             </w:r>
             <w:proofErr w:type="gramEnd"/>
             <w:r>
@@ -2327,14 +2069,9 @@
             <w:tcW w:w="2268" w:type="dxa"/>
           </w:tcPr>
           <w:p>
-            <w:proofErr w:type="spellStart"/>
             <w:proofErr w:type="gramStart"/>
             <w:r>
-              <w:t>generateDigitalReceipt</w:t>
-            </w:r>
-            <w:proofErr w:type="spellEnd"/>
-            <w:r>
-              <w:t>(</w:t>
+              <w:t>generateDigitalReceipt(</w:t>
             </w:r>
             <w:proofErr w:type="gramEnd"/>
             <w:r>
@@ -2375,27 +2112,17 @@
             <w:tcW w:w="2268" w:type="dxa"/>
           </w:tcPr>
           <w:p>
-            <w:proofErr w:type="spellStart"/>
             <w:proofErr w:type="gramStart"/>
             <w:r>
-              <w:t>saveToFile</w:t>
-            </w:r>
-            <w:proofErr w:type="spellEnd"/>
-            <w:r>
-              <w:t>(</w:t>
+              <w:t>saveToFile(</w:t>
             </w:r>
             <w:proofErr w:type="gramEnd"/>
             <w:r>
               <w:t xml:space="preserve">) / </w:t>
             </w:r>
-            <w:proofErr w:type="spellStart"/>
             <w:proofErr w:type="gramStart"/>
             <w:r>
-              <w:t>loadFromFile</w:t>
-            </w:r>
-            <w:proofErr w:type="spellEnd"/>
-            <w:r>
-              <w:t>(</w:t>
+              <w:t>loadFromFile(</w:t>
             </w:r>
             <w:proofErr w:type="gramEnd"/>
             <w:r>
@@ -2425,27 +2152,17 @@
             <w:r>
               <w:t>std::</w:t>
             </w:r>
-            <w:proofErr w:type="spellStart"/>
             <w:proofErr w:type="gramEnd"/>
             <w:r>
-              <w:t>ifstream</w:t>
-            </w:r>
-            <w:proofErr w:type="spellEnd"/>
-            <w:r>
-              <w:t xml:space="preserve"> and </w:t>
+              <w:t xml:space="preserve">ifstream and </w:t>
             </w:r>
             <w:proofErr w:type="gramStart"/>
             <w:r>
               <w:t>std::</w:t>
             </w:r>
-            <w:proofErr w:type="spellStart"/>
             <w:proofErr w:type="gramEnd"/>
             <w:r>
-              <w:t>ofstream</w:t>
-            </w:r>
-            <w:proofErr w:type="spellEnd"/>
-            <w:r>
-              <w:t xml:space="preserve"> to read/write state on disk.</w:t>
+              <w:t>ofstream to read/write state on disk.</w:t>
             </w:r>
           </w:p>
         </w:tc>
@@ -2462,27 +2179,17 @@
             <w:tcW w:w="2268" w:type="dxa"/>
           </w:tcPr>
           <w:p>
-            <w:proofErr w:type="spellStart"/>
             <w:proofErr w:type="gramStart"/>
             <w:r>
-              <w:t>displayAdminMenu</w:t>
-            </w:r>
-            <w:proofErr w:type="spellEnd"/>
-            <w:r>
-              <w:t>(</w:t>
+              <w:t>displayAdminMenu(</w:t>
             </w:r>
             <w:proofErr w:type="gramEnd"/>
             <w:r>
               <w:t xml:space="preserve">) / </w:t>
             </w:r>
-            <w:proofErr w:type="spellStart"/>
             <w:proofErr w:type="gramStart"/>
             <w:r>
-              <w:t>displayCustomerMenu</w:t>
-            </w:r>
-            <w:proofErr w:type="spellEnd"/>
-            <w:r>
-              <w:t>(</w:t>
+              <w:t>displayCustomerMenu(</w:t>
             </w:r>
             <w:proofErr w:type="gramEnd"/>
             <w:r>
@@ -2527,14 +2234,9 @@
             <w:tcW w:w="2268" w:type="dxa"/>
           </w:tcPr>
           <w:p>
-            <w:proofErr w:type="spellStart"/>
             <w:proofErr w:type="gramStart"/>
             <w:r>
-              <w:t>calculateDamageFee</w:t>
-            </w:r>
-            <w:proofErr w:type="spellEnd"/>
-            <w:r>
-              <w:t>(</w:t>
+              <w:t>calculateDamageFee(</w:t>
             </w:r>
             <w:proofErr w:type="gramEnd"/>
             <w:r>
@@ -2575,14 +2277,9 @@
             <w:tcW w:w="2268" w:type="dxa"/>
           </w:tcPr>
           <w:p>
-            <w:proofErr w:type="spellStart"/>
             <w:proofErr w:type="gramStart"/>
             <w:r>
-              <w:t>calculateRentalFee</w:t>
-            </w:r>
-            <w:proofErr w:type="spellEnd"/>
-            <w:r>
-              <w:t>(</w:t>
+              <w:t>calculateRentalFee(</w:t>
             </w:r>
             <w:proofErr w:type="gramEnd"/>
             <w:r>
@@ -2623,14 +2320,9 @@
             <w:tcW w:w="2268" w:type="dxa"/>
           </w:tcPr>
           <w:p>
-            <w:proofErr w:type="spellStart"/>
             <w:proofErr w:type="gramStart"/>
             <w:r>
-              <w:t>rentVehicle</w:t>
-            </w:r>
-            <w:proofErr w:type="spellEnd"/>
-            <w:r>
-              <w:t>(</w:t>
+              <w:t>rentVehicle(</w:t>
             </w:r>
             <w:proofErr w:type="gramEnd"/>
             <w:r>
@@ -2671,14 +2363,9 @@
             <w:tcW w:w="2268" w:type="dxa"/>
           </w:tcPr>
           <w:p>
-            <w:proofErr w:type="spellStart"/>
             <w:proofErr w:type="gramStart"/>
             <w:r>
-              <w:t>returnVehicle</w:t>
-            </w:r>
-            <w:proofErr w:type="spellEnd"/>
-            <w:r>
-              <w:t>(</w:t>
+              <w:t>returnVehicle(</w:t>
             </w:r>
             <w:proofErr w:type="gramEnd"/>
             <w:r>
@@ -2719,14 +2406,9 @@
             <w:tcW w:w="2268" w:type="dxa"/>
           </w:tcPr>
           <w:p>
-            <w:proofErr w:type="spellStart"/>
             <w:proofErr w:type="gramStart"/>
             <w:r>
-              <w:t>markUnderMaintenance</w:t>
-            </w:r>
-            <w:proofErr w:type="spellEnd"/>
-            <w:r>
-              <w:t>(</w:t>
+              <w:t>markUnderMaintenance(</w:t>
             </w:r>
             <w:proofErr w:type="gramEnd"/>
             <w:r>
@@ -2771,14 +2453,9 @@
             <w:tcW w:w="2268" w:type="dxa"/>
           </w:tcPr>
           <w:p>
-            <w:proofErr w:type="spellStart"/>
             <w:proofErr w:type="gramStart"/>
             <w:r>
-              <w:t>verifyIdentity</w:t>
-            </w:r>
-            <w:proofErr w:type="spellEnd"/>
-            <w:r>
-              <w:t>(</w:t>
+              <w:t>verifyIdentity(</w:t>
             </w:r>
             <w:proofErr w:type="gramEnd"/>
             <w:r>
@@ -2822,14 +2499,9 @@
             <w:tcW w:w="2268" w:type="dxa"/>
           </w:tcPr>
           <w:p>
-            <w:proofErr w:type="spellStart"/>
             <w:proofErr w:type="gramStart"/>
             <w:r>
-              <w:t>confirmSignOff</w:t>
-            </w:r>
-            <w:proofErr w:type="spellEnd"/>
-            <w:r>
-              <w:t>(</w:t>
+              <w:t>confirmSignOff(</w:t>
             </w:r>
             <w:proofErr w:type="gramEnd"/>
             <w:r>
@@ -2956,11 +2628,9 @@
             <w:tcW w:w="1696" w:type="dxa"/>
           </w:tcPr>
           <w:p>
-            <w:proofErr w:type="spellStart"/>
             <w:r>
               <w:t>DamageLog</w:t>
             </w:r>
-            <w:proofErr w:type="spellEnd"/>
           </w:p>
         </w:tc>
         <w:tc>
@@ -2968,14 +2638,9 @@
             <w:tcW w:w="2268" w:type="dxa"/>
           </w:tcPr>
           <w:p>
-            <w:proofErr w:type="spellStart"/>
             <w:proofErr w:type="gramStart"/>
             <w:r>
-              <w:t>addLog</w:t>
-            </w:r>
-            <w:proofErr w:type="spellEnd"/>
-            <w:r>
-              <w:t>(</w:t>
+              <w:t>addLog(</w:t>
             </w:r>
             <w:proofErr w:type="gramEnd"/>
             <w:r>
@@ -3024,14 +2689,9 @@
             <w:tcW w:w="2268" w:type="dxa"/>
           </w:tcPr>
           <w:p>
-            <w:proofErr w:type="spellStart"/>
             <w:proofErr w:type="gramStart"/>
             <w:r>
-              <w:t>generateDamageReport</w:t>
-            </w:r>
-            <w:proofErr w:type="spellEnd"/>
-            <w:r>
-              <w:t>(</w:t>
+              <w:t>generateDamageReport(</w:t>
             </w:r>
             <w:proofErr w:type="gramEnd"/>
             <w:r>
@@ -3075,23 +2735,13 @@
             <w:tcW w:w="2268" w:type="dxa"/>
           </w:tcPr>
           <w:p>
-            <w:proofErr w:type="spellStart"/>
             <w:proofErr w:type="gramStart"/>
             <w:r>
-              <w:t>confirmCustomerSignOff</w:t>
-            </w:r>
-            <w:proofErr w:type="spellEnd"/>
-            <w:r>
-              <w:t>(</w:t>
-            </w:r>
-            <w:proofErr w:type="spellStart"/>
+              <w:t>confirmCustomerSignOff(</w:t>
+            </w:r>
             <w:proofErr w:type="gramEnd"/>
             <w:r>
-              <w:t>customerID</w:t>
-            </w:r>
-            <w:proofErr w:type="spellEnd"/>
-            <w:r>
-              <w:t>: int)</w:t>
+              <w:t>customerID: int)</w:t>
             </w:r>
           </w:p>
         </w:tc>

--- a/Project Proposal.docx
+++ b/Project Proposal.docx
@@ -884,7 +884,23 @@
         <w:jc w:val="both"/>
       </w:pPr>
       <w:r>
-        <w:t>Creating a base class Vehicle and derived class such as StandardCar, LuxuryCar, and SUV. Then, implementing a</w:t>
+        <w:t xml:space="preserve">Creating a base class Vehicle and derived class such as </w:t>
+      </w:r>
+      <w:proofErr w:type="spellStart"/>
+      <w:r>
+        <w:t>StandardCar</w:t>
+      </w:r>
+      <w:proofErr w:type="spellEnd"/>
+      <w:r>
+        <w:t xml:space="preserve">, </w:t>
+      </w:r>
+      <w:proofErr w:type="spellStart"/>
+      <w:r>
+        <w:t>LuxuryCar</w:t>
+      </w:r>
+      <w:proofErr w:type="spellEnd"/>
+      <w:r>
+        <w:t>, and SUV. Then, implementing a</w:t>
       </w:r>
       <w:r>
         <w:t>n</w:t>
@@ -900,7 +916,23 @@
         <w:t>abstract function</w:t>
       </w:r>
       <w:r>
-        <w:t xml:space="preserve"> calculateDamageFee (double severityScore) using </w:t>
+        <w:t xml:space="preserve"> </w:t>
+      </w:r>
+      <w:proofErr w:type="spellStart"/>
+      <w:r>
+        <w:t>calculateDamageFee</w:t>
+      </w:r>
+      <w:proofErr w:type="spellEnd"/>
+      <w:r>
+        <w:t xml:space="preserve"> (double </w:t>
+      </w:r>
+      <w:proofErr w:type="spellStart"/>
+      <w:r>
+        <w:t>severityScore</w:t>
+      </w:r>
+      <w:proofErr w:type="spellEnd"/>
+      <w:r>
+        <w:t xml:space="preserve">) using </w:t>
       </w:r>
       <w:r>
         <w:rPr>
@@ -910,7 +942,23 @@
         <w:t>polymorphism</w:t>
       </w:r>
       <w:r>
-        <w:t xml:space="preserve">. For instance, repairing a scratched LuxuryCar computes a higher rate or multiplier than a StandardCar. Storing inspection logs inside a </w:t>
+        <w:t xml:space="preserve">. For instance, repairing a scratched </w:t>
+      </w:r>
+      <w:proofErr w:type="spellStart"/>
+      <w:r>
+        <w:t>LuxuryCar</w:t>
+      </w:r>
+      <w:proofErr w:type="spellEnd"/>
+      <w:r>
+        <w:t xml:space="preserve"> computes a higher rate or multiplier than a </w:t>
+      </w:r>
+      <w:proofErr w:type="spellStart"/>
+      <w:r>
+        <w:t>StandardCar</w:t>
+      </w:r>
+      <w:proofErr w:type="spellEnd"/>
+      <w:r>
+        <w:t xml:space="preserve">. Storing inspection logs inside a </w:t>
       </w:r>
       <w:proofErr w:type="gramStart"/>
       <w:r>
@@ -918,7 +966,15 @@
       </w:r>
       <w:proofErr w:type="gramEnd"/>
       <w:r>
-        <w:t>vector&lt;string&gt; or a custom DamageLog object ensures its transparent record-keeping.</w:t>
+        <w:t xml:space="preserve">vector&lt;string&gt; or a custom </w:t>
+      </w:r>
+      <w:proofErr w:type="spellStart"/>
+      <w:r>
+        <w:t>DamageLog</w:t>
+      </w:r>
+      <w:proofErr w:type="spellEnd"/>
+      <w:r>
+        <w:t xml:space="preserve"> object ensures its transparent record-keeping.</w:t>
       </w:r>
       <w:r>
         <w:t xml:space="preserve"> Besides, system can automatically </w:t>
@@ -952,17 +1008,65 @@
         <w:jc w:val="both"/>
       </w:pPr>
       <w:r>
-        <w:t xml:space="preserve">Implement a centralized RentalSystem class that manages fleet availability in real time. Use STL containers like </w:t>
-      </w:r>
+        <w:t xml:space="preserve">Implement a centralized </w:t>
+      </w:r>
+      <w:proofErr w:type="spellStart"/>
+      <w:r>
+        <w:t>RentalSystem</w:t>
+      </w:r>
+      <w:proofErr w:type="spellEnd"/>
+      <w:r>
+        <w:t xml:space="preserve"> class that manages fleet availability in real time. Use STL containers like </w:t>
+      </w:r>
+      <w:proofErr w:type="gramStart"/>
       <w:r>
         <w:rPr>
           <w:b/>
           <w:bCs/>
         </w:rPr>
-        <w:t>std::unordered_map</w:t>
-      </w:r>
-      <w:r>
-        <w:t>&lt;string, Vehicle*&gt; for O(1) fast lookup by License Plate or Vehicle ID or std::vector combined with std::find_if algorithm.</w:t>
+        <w:t>std::</w:t>
+      </w:r>
+      <w:proofErr w:type="spellStart"/>
+      <w:proofErr w:type="gramEnd"/>
+      <w:r>
+        <w:rPr>
+          <w:b/>
+          <w:bCs/>
+        </w:rPr>
+        <w:t>unordered_map</w:t>
+      </w:r>
+      <w:proofErr w:type="spellEnd"/>
+      <w:r>
+        <w:t xml:space="preserve">&lt;string, Vehicle*&gt; for </w:t>
+      </w:r>
+      <w:proofErr w:type="gramStart"/>
+      <w:r>
+        <w:t>O(</w:t>
+      </w:r>
+      <w:proofErr w:type="gramEnd"/>
+      <w:r>
+        <w:t xml:space="preserve">1) fast lookup by License Plate or Vehicle ID or </w:t>
+      </w:r>
+      <w:proofErr w:type="gramStart"/>
+      <w:r>
+        <w:t>std::</w:t>
+      </w:r>
+      <w:proofErr w:type="gramEnd"/>
+      <w:r>
+        <w:t xml:space="preserve">vector combined with </w:t>
+      </w:r>
+      <w:proofErr w:type="gramStart"/>
+      <w:r>
+        <w:t>std::</w:t>
+      </w:r>
+      <w:proofErr w:type="spellStart"/>
+      <w:proofErr w:type="gramEnd"/>
+      <w:r>
+        <w:t>find_if</w:t>
+      </w:r>
+      <w:proofErr w:type="spellEnd"/>
+      <w:r>
+        <w:t xml:space="preserve"> algorithm.</w:t>
       </w:r>
       <w:r>
         <w:t xml:space="preserve"> Automated availability state changes (Available </w:t>
@@ -1048,7 +1152,28 @@
         <w:t>abstract</w:t>
       </w:r>
       <w:r>
-        <w:t xml:space="preserve"> method virtual double calculateRentalFee(int days) const = 0, inside a base class or interface. Derived classes override this to apply dynamic pricing strategies, such as LuxuryCar includes mandatory security deposits and premium insurance rates, then long-term rentals automatically trigger a percentage discount inside the calculation function.</w:t>
+        <w:t xml:space="preserve"> method virtual double </w:t>
+      </w:r>
+      <w:proofErr w:type="spellStart"/>
+      <w:proofErr w:type="gramStart"/>
+      <w:r>
+        <w:t>calculateRentalFee</w:t>
+      </w:r>
+      <w:proofErr w:type="spellEnd"/>
+      <w:r>
+        <w:t>(</w:t>
+      </w:r>
+      <w:proofErr w:type="gramEnd"/>
+      <w:r>
+        <w:t xml:space="preserve">int days) const = 0, inside a base class or interface. Derived classes override this to apply dynamic pricing strategies, such as </w:t>
+      </w:r>
+      <w:proofErr w:type="spellStart"/>
+      <w:r>
+        <w:t>LuxuryCar</w:t>
+      </w:r>
+      <w:proofErr w:type="spellEnd"/>
+      <w:r>
+        <w:t xml:space="preserve"> includes mandatory security deposits and premium insurance rates, then long-term rentals automatically trigger a percentage discount inside the calculation function.</w:t>
       </w:r>
       <w:r>
         <w:t xml:space="preserve"> Adjust the prices automatically based on seasonality is also can be consider, dynamic pricing can optimize revenue and ensure staying competitive in the market.</w:t>
@@ -1086,31 +1211,97 @@
         <w:t xml:space="preserve">, </w:t>
       </w:r>
       <w:r>
-        <w:t>such as status, mileage, and assignedCustomer</w:t>
-      </w:r>
+        <w:t xml:space="preserve">such as status, mileage, and </w:t>
+      </w:r>
+      <w:proofErr w:type="spellStart"/>
+      <w:r>
+        <w:t>assignedCustomer</w:t>
+      </w:r>
+      <w:proofErr w:type="spellEnd"/>
       <w:r>
         <w:t xml:space="preserve"> </w:t>
       </w:r>
       <w:r>
-        <w:t xml:space="preserve">as private or protected, exposing explicit state-transition member functions like rentVehicle(), returnVehicle(), and markUnderMaintenance(). The system implements File Persistence using </w:t>
-      </w:r>
+        <w:t xml:space="preserve">as private or protected, exposing explicit state-transition member functions like </w:t>
+      </w:r>
+      <w:proofErr w:type="spellStart"/>
+      <w:proofErr w:type="gramStart"/>
+      <w:r>
+        <w:t>rentVehicle</w:t>
+      </w:r>
+      <w:proofErr w:type="spellEnd"/>
+      <w:r>
+        <w:t>(</w:t>
+      </w:r>
+      <w:proofErr w:type="gramEnd"/>
+      <w:r>
+        <w:t xml:space="preserve">), </w:t>
+      </w:r>
+      <w:proofErr w:type="spellStart"/>
+      <w:proofErr w:type="gramStart"/>
+      <w:r>
+        <w:t>returnVehicle</w:t>
+      </w:r>
+      <w:proofErr w:type="spellEnd"/>
+      <w:r>
+        <w:t>(</w:t>
+      </w:r>
+      <w:proofErr w:type="gramEnd"/>
+      <w:r>
+        <w:t xml:space="preserve">), and </w:t>
+      </w:r>
+      <w:proofErr w:type="spellStart"/>
+      <w:proofErr w:type="gramStart"/>
+      <w:r>
+        <w:t>markUnderMaintenance</w:t>
+      </w:r>
+      <w:proofErr w:type="spellEnd"/>
+      <w:r>
+        <w:t>(</w:t>
+      </w:r>
+      <w:proofErr w:type="gramEnd"/>
+      <w:r>
+        <w:t xml:space="preserve">). The system implements File Persistence using </w:t>
+      </w:r>
+      <w:proofErr w:type="gramStart"/>
       <w:r>
         <w:rPr>
           <w:b/>
           <w:bCs/>
         </w:rPr>
-        <w:t>std::ifstream</w:t>
-      </w:r>
-      <w:r>
-        <w:t xml:space="preserve"> and </w:t>
-      </w:r>
+        <w:t>std::</w:t>
+      </w:r>
+      <w:proofErr w:type="spellStart"/>
+      <w:proofErr w:type="gramEnd"/>
       <w:r>
         <w:rPr>
           <w:b/>
           <w:bCs/>
         </w:rPr>
-        <w:t>std::ofstream</w:t>
-      </w:r>
+        <w:t>ifstream</w:t>
+      </w:r>
+      <w:proofErr w:type="spellEnd"/>
+      <w:r>
+        <w:t xml:space="preserve"> and </w:t>
+      </w:r>
+      <w:proofErr w:type="gramStart"/>
+      <w:r>
+        <w:rPr>
+          <w:b/>
+          <w:bCs/>
+        </w:rPr>
+        <w:t>std::</w:t>
+      </w:r>
+      <w:proofErr w:type="spellStart"/>
+      <w:proofErr w:type="gramEnd"/>
+      <w:r>
+        <w:rPr>
+          <w:b/>
+          <w:bCs/>
+        </w:rPr>
+        <w:t>ofstream</w:t>
+      </w:r>
+      <w:proofErr w:type="spellEnd"/>
       <w:r>
         <w:t xml:space="preserve"> to read and write vehicle states to external storage files (vehicles.txt), preserving complete maintenance logs and service histories across application restarts. Role-based menu options allow administrators to monitor real-time fleet status and maintenance alerts while limiting customer views to their active transactions.</w:t>
       </w:r>
@@ -1252,7 +1443,41 @@
         <w:t xml:space="preserve">Real-time vehicle availability management powered by STL containers </w:t>
       </w:r>
       <w:r>
-        <w:t>(std::unordered_map / std::vector with std::find_if) using License Plate or Vehicle ID.</w:t>
+        <w:t>(</w:t>
+      </w:r>
+      <w:proofErr w:type="gramStart"/>
+      <w:r>
+        <w:t>std::</w:t>
+      </w:r>
+      <w:proofErr w:type="spellStart"/>
+      <w:proofErr w:type="gramEnd"/>
+      <w:r>
+        <w:t>unordered_map</w:t>
+      </w:r>
+      <w:proofErr w:type="spellEnd"/>
+      <w:r>
+        <w:t xml:space="preserve"> / </w:t>
+      </w:r>
+      <w:proofErr w:type="gramStart"/>
+      <w:r>
+        <w:t>std::</w:t>
+      </w:r>
+      <w:proofErr w:type="gramEnd"/>
+      <w:r>
+        <w:t xml:space="preserve">vector with </w:t>
+      </w:r>
+      <w:proofErr w:type="gramStart"/>
+      <w:r>
+        <w:t>std::</w:t>
+      </w:r>
+      <w:proofErr w:type="spellStart"/>
+      <w:proofErr w:type="gramEnd"/>
+      <w:r>
+        <w:t>find_if</w:t>
+      </w:r>
+      <w:proofErr w:type="spellEnd"/>
+      <w:r>
+        <w:t>) using License Plate or Vehicle ID.</w:t>
       </w:r>
     </w:p>
     <w:p>
@@ -1618,14 +1843,27 @@
       <w:r>
         <w:t xml:space="preserve">Figure </w:t>
       </w:r>
-      <w:fldSimple w:instr=" SEQ Figure \* ARABIC ">
-        <w:r>
-          <w:rPr>
-            <w:noProof/>
-          </w:rPr>
-          <w:t>1</w:t>
-        </w:r>
-      </w:fldSimple>
+      <w:r>
+        <w:fldChar w:fldCharType="begin"/>
+      </w:r>
+      <w:r>
+        <w:instrText xml:space="preserve"> SEQ Figure \* ARABIC </w:instrText>
+      </w:r>
+      <w:r>
+        <w:fldChar w:fldCharType="separate"/>
+      </w:r>
+      <w:r>
+        <w:rPr>
+          <w:noProof/>
+        </w:rPr>
+        <w:t>1</w:t>
+      </w:r>
+      <w:r>
+        <w:rPr>
+          <w:noProof/>
+        </w:rPr>
+        <w:fldChar w:fldCharType="end"/>
+      </w:r>
       <w:r>
         <w:t xml:space="preserve"> UML Diagram</w:t>
       </w:r>
@@ -1685,14 +1923,27 @@
       <w:r>
         <w:t xml:space="preserve">Figure </w:t>
       </w:r>
-      <w:fldSimple w:instr=" SEQ Figure \* ARABIC ">
-        <w:r>
-          <w:rPr>
-            <w:noProof/>
-          </w:rPr>
-          <w:t>2</w:t>
-        </w:r>
-      </w:fldSimple>
+      <w:r>
+        <w:fldChar w:fldCharType="begin"/>
+      </w:r>
+      <w:r>
+        <w:instrText xml:space="preserve"> SEQ Figure \* ARABIC </w:instrText>
+      </w:r>
+      <w:r>
+        <w:fldChar w:fldCharType="separate"/>
+      </w:r>
+      <w:r>
+        <w:rPr>
+          <w:noProof/>
+        </w:rPr>
+        <w:t>2</w:t>
+      </w:r>
+      <w:r>
+        <w:rPr>
+          <w:noProof/>
+        </w:rPr>
+        <w:fldChar w:fldCharType="end"/>
+      </w:r>
       <w:r>
         <w:t xml:space="preserve"> ER Diagram</w:t>
       </w:r>
@@ -1707,6 +1958,9 @@
         <w:keepNext/>
       </w:pPr>
       <w:r>
+        <w:rPr>
+          <w:noProof/>
+        </w:rPr>
         <w:lastRenderedPageBreak/>
         <w:drawing>
           <wp:inline distT="0" distB="0" distL="0" distR="0" wp14:anchorId="53739B34" wp14:editId="7B7E0D39">
@@ -1753,14 +2007,27 @@
       <w:r>
         <w:t xml:space="preserve">Figure </w:t>
       </w:r>
-      <w:fldSimple w:instr=" SEQ Figure \* ARABIC ">
-        <w:r>
-          <w:rPr>
-            <w:noProof/>
-          </w:rPr>
-          <w:t>3</w:t>
-        </w:r>
-      </w:fldSimple>
+      <w:r>
+        <w:fldChar w:fldCharType="begin"/>
+      </w:r>
+      <w:r>
+        <w:instrText xml:space="preserve"> SEQ Figure \* ARABIC </w:instrText>
+      </w:r>
+      <w:r>
+        <w:fldChar w:fldCharType="separate"/>
+      </w:r>
+      <w:r>
+        <w:rPr>
+          <w:noProof/>
+        </w:rPr>
+        <w:t>3</w:t>
+      </w:r>
+      <w:r>
+        <w:rPr>
+          <w:noProof/>
+        </w:rPr>
+        <w:fldChar w:fldCharType="end"/>
+      </w:r>
       <w:r>
         <w:t xml:space="preserve"> Use Case Diagram</w:t>
       </w:r>
@@ -1780,14 +2047,27 @@
         <w:lastRenderedPageBreak/>
         <w:t xml:space="preserve">Table </w:t>
       </w:r>
-      <w:fldSimple w:instr=" SEQ Table \* ARABIC ">
-        <w:r>
-          <w:rPr>
-            <w:noProof/>
-          </w:rPr>
-          <w:t>1</w:t>
-        </w:r>
-      </w:fldSimple>
+      <w:r>
+        <w:fldChar w:fldCharType="begin"/>
+      </w:r>
+      <w:r>
+        <w:instrText xml:space="preserve"> SEQ Table \* ARABIC </w:instrText>
+      </w:r>
+      <w:r>
+        <w:fldChar w:fldCharType="separate"/>
+      </w:r>
+      <w:r>
+        <w:rPr>
+          <w:noProof/>
+        </w:rPr>
+        <w:t>1</w:t>
+      </w:r>
+      <w:r>
+        <w:rPr>
+          <w:noProof/>
+        </w:rPr>
+        <w:fldChar w:fldCharType="end"/>
+      </w:r>
       <w:r>
         <w:t xml:space="preserve"> Classes and Functions</w:t>
       </w:r>
@@ -1913,9 +2193,11 @@
             <w:tcW w:w="1696" w:type="dxa"/>
           </w:tcPr>
           <w:p>
+            <w:proofErr w:type="spellStart"/>
             <w:r>
               <w:t>RentalSystem</w:t>
             </w:r>
+            <w:proofErr w:type="spellEnd"/>
           </w:p>
         </w:tc>
         <w:tc>
@@ -1923,9 +2205,14 @@
             <w:tcW w:w="2268" w:type="dxa"/>
           </w:tcPr>
           <w:p>
+            <w:proofErr w:type="spellStart"/>
             <w:proofErr w:type="gramStart"/>
             <w:r>
-              <w:t>lookupVehicle(</w:t>
+              <w:t>lookupVehicle</w:t>
+            </w:r>
+            <w:proofErr w:type="spellEnd"/>
+            <w:r>
+              <w:t>(</w:t>
             </w:r>
             <w:proofErr w:type="gramEnd"/>
             <w:r>
@@ -1957,7 +2244,23 @@
           </w:tcPr>
           <w:p>
             <w:r>
-              <w:t>Searches vehicleMap or vehicleList by ID and returns a matching Vehicle* pointer or iterator</w:t>
+              <w:t xml:space="preserve">Searches </w:t>
+            </w:r>
+            <w:proofErr w:type="spellStart"/>
+            <w:r>
+              <w:t>vehicleMap</w:t>
+            </w:r>
+            <w:proofErr w:type="spellEnd"/>
+            <w:r>
+              <w:t xml:space="preserve"> or </w:t>
+            </w:r>
+            <w:proofErr w:type="spellStart"/>
+            <w:r>
+              <w:t>vehicleList</w:t>
+            </w:r>
+            <w:proofErr w:type="spellEnd"/>
+            <w:r>
+              <w:t xml:space="preserve"> by ID and returns a matching Vehicle* pointer or iterator</w:t>
             </w:r>
             <w:r>
               <w:t>.</w:t>
@@ -1977,9 +2280,14 @@
             <w:tcW w:w="2268" w:type="dxa"/>
           </w:tcPr>
           <w:p>
+            <w:proofErr w:type="spellStart"/>
             <w:proofErr w:type="gramStart"/>
             <w:r>
-              <w:t>validateBookingDates(</w:t>
+              <w:t>validateBookingDates</w:t>
+            </w:r>
+            <w:proofErr w:type="spellEnd"/>
+            <w:r>
+              <w:t>(</w:t>
             </w:r>
             <w:proofErr w:type="gramEnd"/>
             <w:r>
@@ -2023,9 +2331,14 @@
             <w:tcW w:w="2268" w:type="dxa"/>
           </w:tcPr>
           <w:p>
+            <w:proofErr w:type="spellStart"/>
             <w:proofErr w:type="gramStart"/>
             <w:r>
-              <w:t>processTransaction(</w:t>
+              <w:t>processTransaction</w:t>
+            </w:r>
+            <w:proofErr w:type="spellEnd"/>
+            <w:r>
+              <w:t>(</w:t>
             </w:r>
             <w:proofErr w:type="gramEnd"/>
             <w:r>
@@ -2069,9 +2382,14 @@
             <w:tcW w:w="2268" w:type="dxa"/>
           </w:tcPr>
           <w:p>
+            <w:proofErr w:type="spellStart"/>
             <w:proofErr w:type="gramStart"/>
             <w:r>
-              <w:t>generateDigitalReceipt(</w:t>
+              <w:t>generateDigitalReceipt</w:t>
+            </w:r>
+            <w:proofErr w:type="spellEnd"/>
+            <w:r>
+              <w:t>(</w:t>
             </w:r>
             <w:proofErr w:type="gramEnd"/>
             <w:r>
@@ -2112,17 +2430,27 @@
             <w:tcW w:w="2268" w:type="dxa"/>
           </w:tcPr>
           <w:p>
+            <w:proofErr w:type="spellStart"/>
             <w:proofErr w:type="gramStart"/>
             <w:r>
-              <w:t>saveToFile(</w:t>
+              <w:t>saveToFile</w:t>
+            </w:r>
+            <w:proofErr w:type="spellEnd"/>
+            <w:r>
+              <w:t>(</w:t>
             </w:r>
             <w:proofErr w:type="gramEnd"/>
             <w:r>
               <w:t xml:space="preserve">) / </w:t>
             </w:r>
+            <w:proofErr w:type="spellStart"/>
             <w:proofErr w:type="gramStart"/>
             <w:r>
-              <w:t>loadFromFile(</w:t>
+              <w:t>loadFromFile</w:t>
+            </w:r>
+            <w:proofErr w:type="spellEnd"/>
+            <w:r>
+              <w:t>(</w:t>
             </w:r>
             <w:proofErr w:type="gramEnd"/>
             <w:r>
@@ -2152,17 +2480,27 @@
             <w:r>
               <w:t>std::</w:t>
             </w:r>
+            <w:proofErr w:type="spellStart"/>
             <w:proofErr w:type="gramEnd"/>
             <w:r>
-              <w:t xml:space="preserve">ifstream and </w:t>
+              <w:t>ifstream</w:t>
+            </w:r>
+            <w:proofErr w:type="spellEnd"/>
+            <w:r>
+              <w:t xml:space="preserve"> and </w:t>
             </w:r>
             <w:proofErr w:type="gramStart"/>
             <w:r>
               <w:t>std::</w:t>
             </w:r>
+            <w:proofErr w:type="spellStart"/>
             <w:proofErr w:type="gramEnd"/>
             <w:r>
-              <w:t>ofstream to read/write state on disk.</w:t>
+              <w:t>ofstream</w:t>
+            </w:r>
+            <w:proofErr w:type="spellEnd"/>
+            <w:r>
+              <w:t xml:space="preserve"> to read/write state on disk.</w:t>
             </w:r>
           </w:p>
         </w:tc>
@@ -2179,17 +2517,27 @@
             <w:tcW w:w="2268" w:type="dxa"/>
           </w:tcPr>
           <w:p>
+            <w:proofErr w:type="spellStart"/>
             <w:proofErr w:type="gramStart"/>
             <w:r>
-              <w:t>displayAdminMenu(</w:t>
+              <w:t>displayAdminMenu</w:t>
+            </w:r>
+            <w:proofErr w:type="spellEnd"/>
+            <w:r>
+              <w:t>(</w:t>
             </w:r>
             <w:proofErr w:type="gramEnd"/>
             <w:r>
               <w:t xml:space="preserve">) / </w:t>
             </w:r>
+            <w:proofErr w:type="spellStart"/>
             <w:proofErr w:type="gramStart"/>
             <w:r>
-              <w:t>displayCustomerMenu(</w:t>
+              <w:t>displayCustomerMenu</w:t>
+            </w:r>
+            <w:proofErr w:type="spellEnd"/>
+            <w:r>
+              <w:t>(</w:t>
             </w:r>
             <w:proofErr w:type="gramEnd"/>
             <w:r>
@@ -2234,9 +2582,14 @@
             <w:tcW w:w="2268" w:type="dxa"/>
           </w:tcPr>
           <w:p>
+            <w:proofErr w:type="spellStart"/>
             <w:proofErr w:type="gramStart"/>
             <w:r>
-              <w:t>calculateDamageFee(</w:t>
+              <w:t>calculateDamageFee</w:t>
+            </w:r>
+            <w:proofErr w:type="spellEnd"/>
+            <w:r>
+              <w:t>(</w:t>
             </w:r>
             <w:proofErr w:type="gramEnd"/>
             <w:r>
@@ -2277,9 +2630,14 @@
             <w:tcW w:w="2268" w:type="dxa"/>
           </w:tcPr>
           <w:p>
+            <w:proofErr w:type="spellStart"/>
             <w:proofErr w:type="gramStart"/>
             <w:r>
-              <w:t>calculateRentalFee(</w:t>
+              <w:t>calculateRentalFee</w:t>
+            </w:r>
+            <w:proofErr w:type="spellEnd"/>
+            <w:r>
+              <w:t>(</w:t>
             </w:r>
             <w:proofErr w:type="gramEnd"/>
             <w:r>
@@ -2320,9 +2678,14 @@
             <w:tcW w:w="2268" w:type="dxa"/>
           </w:tcPr>
           <w:p>
+            <w:proofErr w:type="spellStart"/>
             <w:proofErr w:type="gramStart"/>
             <w:r>
-              <w:t>rentVehicle(</w:t>
+              <w:t>rentVehicle</w:t>
+            </w:r>
+            <w:proofErr w:type="spellEnd"/>
+            <w:r>
+              <w:t>(</w:t>
             </w:r>
             <w:proofErr w:type="gramEnd"/>
             <w:r>
@@ -2363,9 +2726,14 @@
             <w:tcW w:w="2268" w:type="dxa"/>
           </w:tcPr>
           <w:p>
+            <w:proofErr w:type="spellStart"/>
             <w:proofErr w:type="gramStart"/>
             <w:r>
-              <w:t>returnVehicle(</w:t>
+              <w:t>returnVehicle</w:t>
+            </w:r>
+            <w:proofErr w:type="spellEnd"/>
+            <w:r>
+              <w:t>(</w:t>
             </w:r>
             <w:proofErr w:type="gramEnd"/>
             <w:r>
@@ -2406,9 +2774,14 @@
             <w:tcW w:w="2268" w:type="dxa"/>
           </w:tcPr>
           <w:p>
+            <w:proofErr w:type="spellStart"/>
             <w:proofErr w:type="gramStart"/>
             <w:r>
-              <w:t>markUnderMaintenance(</w:t>
+              <w:t>markUnderMaintenance</w:t>
+            </w:r>
+            <w:proofErr w:type="spellEnd"/>
+            <w:r>
+              <w:t>(</w:t>
             </w:r>
             <w:proofErr w:type="gramEnd"/>
             <w:r>
@@ -2453,9 +2826,14 @@
             <w:tcW w:w="2268" w:type="dxa"/>
           </w:tcPr>
           <w:p>
+            <w:proofErr w:type="spellStart"/>
             <w:proofErr w:type="gramStart"/>
             <w:r>
-              <w:t>verifyIdentity(</w:t>
+              <w:t>verifyIdentity</w:t>
+            </w:r>
+            <w:proofErr w:type="spellEnd"/>
+            <w:r>
+              <w:t>(</w:t>
             </w:r>
             <w:proofErr w:type="gramEnd"/>
             <w:r>
@@ -2499,9 +2877,14 @@
             <w:tcW w:w="2268" w:type="dxa"/>
           </w:tcPr>
           <w:p>
+            <w:proofErr w:type="spellStart"/>
             <w:proofErr w:type="gramStart"/>
             <w:r>
-              <w:t>confirmSignOff(</w:t>
+              <w:t>confirmSignOff</w:t>
+            </w:r>
+            <w:proofErr w:type="spellEnd"/>
+            <w:r>
+              <w:t>(</w:t>
             </w:r>
             <w:proofErr w:type="gramEnd"/>
             <w:r>
@@ -2628,9 +3011,11 @@
             <w:tcW w:w="1696" w:type="dxa"/>
           </w:tcPr>
           <w:p>
+            <w:proofErr w:type="spellStart"/>
             <w:r>
               <w:t>DamageLog</w:t>
             </w:r>
+            <w:proofErr w:type="spellEnd"/>
           </w:p>
         </w:tc>
         <w:tc>
@@ -2638,9 +3023,14 @@
             <w:tcW w:w="2268" w:type="dxa"/>
           </w:tcPr>
           <w:p>
+            <w:proofErr w:type="spellStart"/>
             <w:proofErr w:type="gramStart"/>
             <w:r>
-              <w:t>addLog(</w:t>
+              <w:t>addLog</w:t>
+            </w:r>
+            <w:proofErr w:type="spellEnd"/>
+            <w:r>
+              <w:t>(</w:t>
             </w:r>
             <w:proofErr w:type="gramEnd"/>
             <w:r>
@@ -2689,9 +3079,14 @@
             <w:tcW w:w="2268" w:type="dxa"/>
           </w:tcPr>
           <w:p>
+            <w:proofErr w:type="spellStart"/>
             <w:proofErr w:type="gramStart"/>
             <w:r>
-              <w:t>generateDamageReport(</w:t>
+              <w:t>generateDamageReport</w:t>
+            </w:r>
+            <w:proofErr w:type="spellEnd"/>
+            <w:r>
+              <w:t>(</w:t>
             </w:r>
             <w:proofErr w:type="gramEnd"/>
             <w:r>
@@ -2735,13 +3130,23 @@
             <w:tcW w:w="2268" w:type="dxa"/>
           </w:tcPr>
           <w:p>
+            <w:proofErr w:type="spellStart"/>
             <w:proofErr w:type="gramStart"/>
             <w:r>
-              <w:t>confirmCustomerSignOff(</w:t>
-            </w:r>
+              <w:t>confirmCustomerSignOff</w:t>
+            </w:r>
+            <w:proofErr w:type="spellEnd"/>
+            <w:r>
+              <w:t>(</w:t>
+            </w:r>
+            <w:proofErr w:type="spellStart"/>
             <w:proofErr w:type="gramEnd"/>
             <w:r>
-              <w:t>customerID: int)</w:t>
+              <w:t>customerID</w:t>
+            </w:r>
+            <w:proofErr w:type="spellEnd"/>
+            <w:r>
+              <w:t>: int)</w:t>
             </w:r>
           </w:p>
         </w:tc>
@@ -2770,15 +3175,6 @@
         </w:tc>
       </w:tr>
     </w:tbl>
-    <w:p>
-      <w:pPr>
-        <w:pStyle w:val="Heading1"/>
-        <w:rPr>
-          <w:sz w:val="32"/>
-          <w:szCs w:val="32"/>
-        </w:rPr>
-      </w:pPr>
-    </w:p>
     <w:p>
       <w:pPr>
         <w:rPr>
@@ -2797,6 +3193,64 @@
       </w:r>
     </w:p>
     <w:p>
+      <w:bookmarkStart w:id="6" w:name="_Toc241673301"/>
+      <w:r>
+        <w:lastRenderedPageBreak/>
+        <w:drawing>
+          <wp:inline distT="0" distB="0" distL="0" distR="0" wp14:anchorId="497DA854" wp14:editId="74AF8A42">
+            <wp:extent cx="4895238" cy="3771429"/>
+            <wp:effectExtent l="0" t="0" r="635" b="635"/>
+            <wp:docPr id="168749231" name="Picture 1"/>
+            <wp:cNvGraphicFramePr>
+              <a:graphicFrameLocks xmlns:a="http://schemas.openxmlformats.org/drawingml/2006/main" noChangeAspect="1"/>
+            </wp:cNvGraphicFramePr>
+            <a:graphic xmlns:a="http://schemas.openxmlformats.org/drawingml/2006/main">
+              <a:graphicData uri="http://schemas.openxmlformats.org/drawingml/2006/picture">
+                <pic:pic xmlns:pic="http://schemas.openxmlformats.org/drawingml/2006/picture">
+                  <pic:nvPicPr>
+                    <pic:cNvPr id="168749231" name=""/>
+                    <pic:cNvPicPr/>
+                  </pic:nvPicPr>
+                  <pic:blipFill>
+                    <a:blip r:embed="rId13"/>
+                    <a:stretch>
+                      <a:fillRect/>
+                    </a:stretch>
+                  </pic:blipFill>
+                  <pic:spPr>
+                    <a:xfrm>
+                      <a:off x="0" y="0"/>
+                      <a:ext cx="4895238" cy="3771429"/>
+                    </a:xfrm>
+                    <a:prstGeom prst="rect">
+                      <a:avLst/>
+                    </a:prstGeom>
+                  </pic:spPr>
+                </pic:pic>
+              </a:graphicData>
+            </a:graphic>
+          </wp:inline>
+        </w:drawing>
+      </w:r>
+    </w:p>
+    <w:p>
+      <w:pPr>
+        <w:rPr>
+          <w:rFonts w:asciiTheme="majorHAnsi" w:eastAsiaTheme="majorEastAsia" w:hAnsiTheme="majorHAnsi" w:cstheme="majorBidi"/>
+          <w:color w:val="0F4761" w:themeColor="accent1" w:themeShade="BF"/>
+          <w:sz w:val="32"/>
+          <w:szCs w:val="32"/>
+        </w:rPr>
+      </w:pPr>
+      <w:r>
+        <w:rPr>
+          <w:sz w:val="32"/>
+          <w:szCs w:val="32"/>
+        </w:rPr>
+        <w:br w:type="page"/>
+      </w:r>
+    </w:p>
+    <w:p>
       <w:pPr>
         <w:pStyle w:val="Heading1"/>
         <w:rPr>
@@ -2804,7 +3258,6 @@
           <w:szCs w:val="32"/>
         </w:rPr>
       </w:pPr>
-      <w:bookmarkStart w:id="6" w:name="_Toc241673301"/>
       <w:r>
         <w:rPr>
           <w:sz w:val="32"/>
@@ -2816,7 +3269,7 @@
       <w:bookmarkEnd w:id="6"/>
     </w:p>
     <w:p>
-      <w:hyperlink r:id="rId13" w:history="1">
+      <w:hyperlink r:id="rId14" w:history="1">
         <w:r>
           <w:rPr>
             <w:rStyle w:val="Hyperlink"/>
@@ -2826,7 +3279,7 @@
       </w:hyperlink>
     </w:p>
     <w:p>
-      <w:hyperlink r:id="rId14" w:history="1">
+      <w:hyperlink r:id="rId15" w:history="1">
         <w:r>
           <w:rPr>
             <w:rStyle w:val="Hyperlink"/>
@@ -2836,7 +3289,7 @@
       </w:hyperlink>
     </w:p>
     <w:p>
-      <w:hyperlink r:id="rId15" w:history="1">
+      <w:hyperlink r:id="rId16" w:history="1">
         <w:r>
           <w:rPr>
             <w:rStyle w:val="Hyperlink"/>
@@ -2847,7 +3300,7 @@
     </w:p>
     <w:p/>
     <w:sectPr>
-      <w:footerReference w:type="default" r:id="rId16"/>
+      <w:footerReference w:type="default" r:id="rId17"/>
       <w:pgSz w:w="12240" w:h="15840"/>
       <w:pgMar w:top="1440" w:right="1440" w:bottom="1440" w:left="1440" w:header="720" w:footer="720" w:gutter="0"/>
       <w:pgNumType w:start="1"/>

--- a/Project Proposal.docx
+++ b/Project Proposal.docx
@@ -884,23 +884,7 @@
         <w:jc w:val="both"/>
       </w:pPr>
       <w:r>
-        <w:t xml:space="preserve">Creating a base class Vehicle and derived class such as </w:t>
-      </w:r>
-      <w:proofErr w:type="spellStart"/>
-      <w:r>
-        <w:t>StandardCar</w:t>
-      </w:r>
-      <w:proofErr w:type="spellEnd"/>
-      <w:r>
-        <w:t xml:space="preserve">, </w:t>
-      </w:r>
-      <w:proofErr w:type="spellStart"/>
-      <w:r>
-        <w:t>LuxuryCar</w:t>
-      </w:r>
-      <w:proofErr w:type="spellEnd"/>
-      <w:r>
-        <w:t>, and SUV. Then, implementing a</w:t>
+        <w:t>Creating a base class Vehicle and derived class such as StandardCar, LuxuryCar, and SUV. Then, implementing a</w:t>
       </w:r>
       <w:r>
         <w:t>n</w:t>
@@ -916,23 +900,7 @@
         <w:t>abstract function</w:t>
       </w:r>
       <w:r>
-        <w:t xml:space="preserve"> </w:t>
-      </w:r>
-      <w:proofErr w:type="spellStart"/>
-      <w:r>
-        <w:t>calculateDamageFee</w:t>
-      </w:r>
-      <w:proofErr w:type="spellEnd"/>
-      <w:r>
-        <w:t xml:space="preserve"> (double </w:t>
-      </w:r>
-      <w:proofErr w:type="spellStart"/>
-      <w:r>
-        <w:t>severityScore</w:t>
-      </w:r>
-      <w:proofErr w:type="spellEnd"/>
-      <w:r>
-        <w:t xml:space="preserve">) using </w:t>
+        <w:t xml:space="preserve"> calculateDamageFee (double severityScore) using </w:t>
       </w:r>
       <w:r>
         <w:rPr>
@@ -942,39 +910,7 @@
         <w:t>polymorphism</w:t>
       </w:r>
       <w:r>
-        <w:t xml:space="preserve">. For instance, repairing a scratched </w:t>
-      </w:r>
-      <w:proofErr w:type="spellStart"/>
-      <w:r>
-        <w:t>LuxuryCar</w:t>
-      </w:r>
-      <w:proofErr w:type="spellEnd"/>
-      <w:r>
-        <w:t xml:space="preserve"> computes a higher rate or multiplier than a </w:t>
-      </w:r>
-      <w:proofErr w:type="spellStart"/>
-      <w:r>
-        <w:t>StandardCar</w:t>
-      </w:r>
-      <w:proofErr w:type="spellEnd"/>
-      <w:r>
-        <w:t xml:space="preserve">. Storing inspection logs inside a </w:t>
-      </w:r>
-      <w:proofErr w:type="gramStart"/>
-      <w:r>
-        <w:t>std::</w:t>
-      </w:r>
-      <w:proofErr w:type="gramEnd"/>
-      <w:r>
-        <w:t xml:space="preserve">vector&lt;string&gt; or a custom </w:t>
-      </w:r>
-      <w:proofErr w:type="spellStart"/>
-      <w:r>
-        <w:t>DamageLog</w:t>
-      </w:r>
-      <w:proofErr w:type="spellEnd"/>
-      <w:r>
-        <w:t xml:space="preserve"> object ensures its transparent record-keeping.</w:t>
+        <w:t>. For instance, repairing a scratched LuxuryCar computes a higher rate or multiplier than a StandardCar. Storing inspection logs inside a std::vector&lt;string&gt; or a custom DamageLog object ensures its transparent record-keeping.</w:t>
       </w:r>
       <w:r>
         <w:t xml:space="preserve"> Besides, system can automatically </w:t>
@@ -1008,65 +944,17 @@
         <w:jc w:val="both"/>
       </w:pPr>
       <w:r>
-        <w:t xml:space="preserve">Implement a centralized </w:t>
-      </w:r>
-      <w:proofErr w:type="spellStart"/>
-      <w:r>
-        <w:t>RentalSystem</w:t>
-      </w:r>
-      <w:proofErr w:type="spellEnd"/>
-      <w:r>
-        <w:t xml:space="preserve"> class that manages fleet availability in real time. Use STL containers like </w:t>
-      </w:r>
-      <w:proofErr w:type="gramStart"/>
+        <w:t xml:space="preserve">Implement a centralized RentalSystem class that manages fleet availability in real time. Use STL containers like </w:t>
+      </w:r>
       <w:r>
         <w:rPr>
           <w:b/>
           <w:bCs/>
         </w:rPr>
-        <w:t>std::</w:t>
-      </w:r>
-      <w:proofErr w:type="spellStart"/>
-      <w:proofErr w:type="gramEnd"/>
-      <w:r>
-        <w:rPr>
-          <w:b/>
-          <w:bCs/>
-        </w:rPr>
-        <w:t>unordered_map</w:t>
-      </w:r>
-      <w:proofErr w:type="spellEnd"/>
-      <w:r>
-        <w:t xml:space="preserve">&lt;string, Vehicle*&gt; for </w:t>
-      </w:r>
-      <w:proofErr w:type="gramStart"/>
-      <w:r>
-        <w:t>O(</w:t>
-      </w:r>
-      <w:proofErr w:type="gramEnd"/>
-      <w:r>
-        <w:t xml:space="preserve">1) fast lookup by License Plate or Vehicle ID or </w:t>
-      </w:r>
-      <w:proofErr w:type="gramStart"/>
-      <w:r>
-        <w:t>std::</w:t>
-      </w:r>
-      <w:proofErr w:type="gramEnd"/>
-      <w:r>
-        <w:t xml:space="preserve">vector combined with </w:t>
-      </w:r>
-      <w:proofErr w:type="gramStart"/>
-      <w:r>
-        <w:t>std::</w:t>
-      </w:r>
-      <w:proofErr w:type="spellStart"/>
-      <w:proofErr w:type="gramEnd"/>
-      <w:r>
-        <w:t>find_if</w:t>
-      </w:r>
-      <w:proofErr w:type="spellEnd"/>
-      <w:r>
-        <w:t xml:space="preserve"> algorithm.</w:t>
+        <w:t>std::unordered_map</w:t>
+      </w:r>
+      <w:r>
+        <w:t>&lt;string, Vehicle*&gt; for O(1) fast lookup by License Plate or Vehicle ID or std::vector combined with std::find_if algorithm.</w:t>
       </w:r>
       <w:r>
         <w:t xml:space="preserve"> Automated availability state changes (Available </w:t>
@@ -1108,7 +996,13 @@
         <w:t>A</w:t>
       </w:r>
       <w:r>
-        <w:t>utomated transaction processing and digital receipt generation within the terminal</w:t>
+        <w:t>utomated transaction processing</w:t>
+      </w:r>
+      <w:r>
+        <w:t xml:space="preserve"> </w:t>
+      </w:r>
+      <w:r>
+        <w:t>within the terminal</w:t>
       </w:r>
       <w:r>
         <w:t xml:space="preserve"> </w:t>
@@ -1152,28 +1046,7 @@
         <w:t>abstract</w:t>
       </w:r>
       <w:r>
-        <w:t xml:space="preserve"> method virtual double </w:t>
-      </w:r>
-      <w:proofErr w:type="spellStart"/>
-      <w:proofErr w:type="gramStart"/>
-      <w:r>
-        <w:t>calculateRentalFee</w:t>
-      </w:r>
-      <w:proofErr w:type="spellEnd"/>
-      <w:r>
-        <w:t>(</w:t>
-      </w:r>
-      <w:proofErr w:type="gramEnd"/>
-      <w:r>
-        <w:t xml:space="preserve">int days) const = 0, inside a base class or interface. Derived classes override this to apply dynamic pricing strategies, such as </w:t>
-      </w:r>
-      <w:proofErr w:type="spellStart"/>
-      <w:r>
-        <w:t>LuxuryCar</w:t>
-      </w:r>
-      <w:proofErr w:type="spellEnd"/>
-      <w:r>
-        <w:t xml:space="preserve"> includes mandatory security deposits and premium insurance rates, then long-term rentals automatically trigger a percentage discount inside the calculation function.</w:t>
+        <w:t xml:space="preserve"> method virtual double calculateRentalFee(int days) const = 0, inside a base class or interface. Derived classes override this to apply dynamic pricing strategies, such as LuxuryCar includes mandatory security deposits and premium insurance rates, then long-term rentals automatically trigger a percentage discount inside the calculation function.</w:t>
       </w:r>
       <w:r>
         <w:t xml:space="preserve"> Adjust the prices automatically based on seasonality is also can be consider, dynamic pricing can optimize revenue and ensure staying competitive in the market.</w:t>
@@ -1211,97 +1084,31 @@
         <w:t xml:space="preserve">, </w:t>
       </w:r>
       <w:r>
-        <w:t xml:space="preserve">such as status, mileage, and </w:t>
-      </w:r>
-      <w:proofErr w:type="spellStart"/>
-      <w:r>
-        <w:t>assignedCustomer</w:t>
-      </w:r>
-      <w:proofErr w:type="spellEnd"/>
+        <w:t>such as status, mileage, and assignedCustomer</w:t>
+      </w:r>
       <w:r>
         <w:t xml:space="preserve"> </w:t>
       </w:r>
       <w:r>
-        <w:t xml:space="preserve">as private or protected, exposing explicit state-transition member functions like </w:t>
-      </w:r>
-      <w:proofErr w:type="spellStart"/>
-      <w:proofErr w:type="gramStart"/>
-      <w:r>
-        <w:t>rentVehicle</w:t>
-      </w:r>
-      <w:proofErr w:type="spellEnd"/>
-      <w:r>
-        <w:t>(</w:t>
-      </w:r>
-      <w:proofErr w:type="gramEnd"/>
-      <w:r>
-        <w:t xml:space="preserve">), </w:t>
-      </w:r>
-      <w:proofErr w:type="spellStart"/>
-      <w:proofErr w:type="gramStart"/>
-      <w:r>
-        <w:t>returnVehicle</w:t>
-      </w:r>
-      <w:proofErr w:type="spellEnd"/>
-      <w:r>
-        <w:t>(</w:t>
-      </w:r>
-      <w:proofErr w:type="gramEnd"/>
-      <w:r>
-        <w:t xml:space="preserve">), and </w:t>
-      </w:r>
-      <w:proofErr w:type="spellStart"/>
-      <w:proofErr w:type="gramStart"/>
-      <w:r>
-        <w:t>markUnderMaintenance</w:t>
-      </w:r>
-      <w:proofErr w:type="spellEnd"/>
-      <w:r>
-        <w:t>(</w:t>
-      </w:r>
-      <w:proofErr w:type="gramEnd"/>
-      <w:r>
-        <w:t xml:space="preserve">). The system implements File Persistence using </w:t>
-      </w:r>
-      <w:proofErr w:type="gramStart"/>
+        <w:t xml:space="preserve">as private or protected, exposing explicit state-transition member functions like rentVehicle(), returnVehicle(), and markUnderMaintenance(). The system implements File Persistence using </w:t>
+      </w:r>
       <w:r>
         <w:rPr>
           <w:b/>
           <w:bCs/>
         </w:rPr>
-        <w:t>std::</w:t>
-      </w:r>
-      <w:proofErr w:type="spellStart"/>
-      <w:proofErr w:type="gramEnd"/>
+        <w:t>std::ifstream</w:t>
+      </w:r>
+      <w:r>
+        <w:t xml:space="preserve"> and </w:t>
+      </w:r>
       <w:r>
         <w:rPr>
           <w:b/>
           <w:bCs/>
         </w:rPr>
-        <w:t>ifstream</w:t>
-      </w:r>
-      <w:proofErr w:type="spellEnd"/>
-      <w:r>
-        <w:t xml:space="preserve"> and </w:t>
-      </w:r>
-      <w:proofErr w:type="gramStart"/>
-      <w:r>
-        <w:rPr>
-          <w:b/>
-          <w:bCs/>
-        </w:rPr>
-        <w:t>std::</w:t>
-      </w:r>
-      <w:proofErr w:type="spellStart"/>
-      <w:proofErr w:type="gramEnd"/>
-      <w:r>
-        <w:rPr>
-          <w:b/>
-          <w:bCs/>
-        </w:rPr>
-        <w:t>ofstream</w:t>
-      </w:r>
-      <w:proofErr w:type="spellEnd"/>
+        <w:t>std::ofstream</w:t>
+      </w:r>
       <w:r>
         <w:t xml:space="preserve"> to read and write vehicle states to external storage files (vehicles.txt), preserving complete maintenance logs and service histories across application restarts. Role-based menu options allow administrators to monitor real-time fleet status and maintenance alerts while limiting customer views to their active transactions.</w:t>
       </w:r>
@@ -1443,41 +1250,7 @@
         <w:t xml:space="preserve">Real-time vehicle availability management powered by STL containers </w:t>
       </w:r>
       <w:r>
-        <w:t>(</w:t>
-      </w:r>
-      <w:proofErr w:type="gramStart"/>
-      <w:r>
-        <w:t>std::</w:t>
-      </w:r>
-      <w:proofErr w:type="spellStart"/>
-      <w:proofErr w:type="gramEnd"/>
-      <w:r>
-        <w:t>unordered_map</w:t>
-      </w:r>
-      <w:proofErr w:type="spellEnd"/>
-      <w:r>
-        <w:t xml:space="preserve"> / </w:t>
-      </w:r>
-      <w:proofErr w:type="gramStart"/>
-      <w:r>
-        <w:t>std::</w:t>
-      </w:r>
-      <w:proofErr w:type="gramEnd"/>
-      <w:r>
-        <w:t xml:space="preserve">vector with </w:t>
-      </w:r>
-      <w:proofErr w:type="gramStart"/>
-      <w:r>
-        <w:t>std::</w:t>
-      </w:r>
-      <w:proofErr w:type="spellStart"/>
-      <w:proofErr w:type="gramEnd"/>
-      <w:r>
-        <w:t>find_if</w:t>
-      </w:r>
-      <w:proofErr w:type="spellEnd"/>
-      <w:r>
-        <w:t>) using License Plate or Vehicle ID.</w:t>
+        <w:t>(std::unordered_map / std::vector with std::find_if) using License Plate or Vehicle ID.</w:t>
       </w:r>
     </w:p>
     <w:p>
@@ -1490,7 +1263,13 @@
         <w:jc w:val="both"/>
       </w:pPr>
       <w:r>
-        <w:t xml:space="preserve">Automated Check-in &amp; Check-out: </w:t>
+        <w:t xml:space="preserve">Automated Check-in &amp; </w:t>
+      </w:r>
+      <w:r>
+        <w:t>Overdue Detection</w:t>
+      </w:r>
+      <w:r>
+        <w:t xml:space="preserve">: </w:t>
       </w:r>
       <w:r>
         <w:t>Automatically updates vehicle status to prevent double bookings</w:t>
@@ -1520,19 +1299,6 @@
     </w:p>
     <w:p>
       <w:pPr>
-        <w:pStyle w:val="ListParagraph"/>
-        <w:numPr>
-          <w:ilvl w:val="0"/>
-          <w:numId w:val="2"/>
-        </w:numPr>
-        <w:jc w:val="both"/>
-      </w:pPr>
-      <w:r>
-        <w:t>Digital Receipt Generation: Automatically generates and displays an itemized receipt after checkout.</w:t>
-      </w:r>
-    </w:p>
-    <w:p>
-      <w:pPr>
         <w:jc w:val="both"/>
       </w:pPr>
       <w:r>
@@ -1745,7 +1511,16 @@
         <w:t xml:space="preserve">, which is </w:t>
       </w:r>
       <w:r>
-        <w:t>rental customers and rental agency administrators. The first target group consists of individual and corporate customers who need an efficient platform to select, book, and manage vehicle rentals. Through a dedicated customer menu interface, these users can register new accounts, log in securely, browse available vehicle models across standard, luxury, and SUV categories, and check their selected rental dates. Customers can also view digital receipts after checkout and confirm any existing or post-rental vehicle damage through customer sign-off verification.</w:t>
+        <w:t xml:space="preserve">rental customers and rental agency administrators. The first target group consists of individual and corporate customers who need an efficient platform to select, book, and manage vehicle rentals. Through a dedicated customer menu interface, these users can register new accounts, log in securely, browse available vehicle models across standard, luxury, and SUV categories, and check their selected rental dates. Customers can also view digital </w:t>
+      </w:r>
+      <w:r>
+        <w:t>details</w:t>
+      </w:r>
+      <w:r>
+        <w:t xml:space="preserve"> of the reservation</w:t>
+      </w:r>
+      <w:r>
+        <w:t xml:space="preserve"> after checkout and confirm any existing or post-rental vehicle damage through customer sign-off verification.</w:t>
       </w:r>
     </w:p>
     <w:p>
@@ -1843,27 +1618,14 @@
       <w:r>
         <w:t xml:space="preserve">Figure </w:t>
       </w:r>
-      <w:r>
-        <w:fldChar w:fldCharType="begin"/>
-      </w:r>
-      <w:r>
-        <w:instrText xml:space="preserve"> SEQ Figure \* ARABIC </w:instrText>
-      </w:r>
-      <w:r>
-        <w:fldChar w:fldCharType="separate"/>
-      </w:r>
-      <w:r>
-        <w:rPr>
-          <w:noProof/>
-        </w:rPr>
-        <w:t>1</w:t>
-      </w:r>
-      <w:r>
-        <w:rPr>
-          <w:noProof/>
-        </w:rPr>
-        <w:fldChar w:fldCharType="end"/>
-      </w:r>
+      <w:fldSimple w:instr=" SEQ Figure \* ARABIC ">
+        <w:r>
+          <w:rPr>
+            <w:noProof/>
+          </w:rPr>
+          <w:t>1</w:t>
+        </w:r>
+      </w:fldSimple>
       <w:r>
         <w:t xml:space="preserve"> UML Diagram</w:t>
       </w:r>
@@ -1923,27 +1685,14 @@
       <w:r>
         <w:t xml:space="preserve">Figure </w:t>
       </w:r>
-      <w:r>
-        <w:fldChar w:fldCharType="begin"/>
-      </w:r>
-      <w:r>
-        <w:instrText xml:space="preserve"> SEQ Figure \* ARABIC </w:instrText>
-      </w:r>
-      <w:r>
-        <w:fldChar w:fldCharType="separate"/>
-      </w:r>
-      <w:r>
-        <w:rPr>
-          <w:noProof/>
-        </w:rPr>
-        <w:t>2</w:t>
-      </w:r>
-      <w:r>
-        <w:rPr>
-          <w:noProof/>
-        </w:rPr>
-        <w:fldChar w:fldCharType="end"/>
-      </w:r>
+      <w:fldSimple w:instr=" SEQ Figure \* ARABIC ">
+        <w:r>
+          <w:rPr>
+            <w:noProof/>
+          </w:rPr>
+          <w:t>2</w:t>
+        </w:r>
+      </w:fldSimple>
       <w:r>
         <w:t xml:space="preserve"> ER Diagram</w:t>
       </w:r>
@@ -2007,27 +1756,14 @@
       <w:r>
         <w:t xml:space="preserve">Figure </w:t>
       </w:r>
-      <w:r>
-        <w:fldChar w:fldCharType="begin"/>
-      </w:r>
-      <w:r>
-        <w:instrText xml:space="preserve"> SEQ Figure \* ARABIC </w:instrText>
-      </w:r>
-      <w:r>
-        <w:fldChar w:fldCharType="separate"/>
-      </w:r>
-      <w:r>
-        <w:rPr>
-          <w:noProof/>
-        </w:rPr>
-        <w:t>3</w:t>
-      </w:r>
-      <w:r>
-        <w:rPr>
-          <w:noProof/>
-        </w:rPr>
-        <w:fldChar w:fldCharType="end"/>
-      </w:r>
+      <w:fldSimple w:instr=" SEQ Figure \* ARABIC ">
+        <w:r>
+          <w:rPr>
+            <w:noProof/>
+          </w:rPr>
+          <w:t>3</w:t>
+        </w:r>
+      </w:fldSimple>
       <w:r>
         <w:t xml:space="preserve"> Use Case Diagram</w:t>
       </w:r>
@@ -2047,27 +1783,14 @@
         <w:lastRenderedPageBreak/>
         <w:t xml:space="preserve">Table </w:t>
       </w:r>
-      <w:r>
-        <w:fldChar w:fldCharType="begin"/>
-      </w:r>
-      <w:r>
-        <w:instrText xml:space="preserve"> SEQ Table \* ARABIC </w:instrText>
-      </w:r>
-      <w:r>
-        <w:fldChar w:fldCharType="separate"/>
-      </w:r>
-      <w:r>
-        <w:rPr>
-          <w:noProof/>
-        </w:rPr>
-        <w:t>1</w:t>
-      </w:r>
-      <w:r>
-        <w:rPr>
-          <w:noProof/>
-        </w:rPr>
-        <w:fldChar w:fldCharType="end"/>
-      </w:r>
+      <w:fldSimple w:instr=" SEQ Table \* ARABIC ">
+        <w:r>
+          <w:rPr>
+            <w:noProof/>
+          </w:rPr>
+          <w:t>1</w:t>
+        </w:r>
+      </w:fldSimple>
       <w:r>
         <w:t xml:space="preserve"> Classes and Functions</w:t>
       </w:r>
@@ -2193,11 +1916,9 @@
             <w:tcW w:w="1696" w:type="dxa"/>
           </w:tcPr>
           <w:p>
-            <w:proofErr w:type="spellStart"/>
             <w:r>
               <w:t>RentalSystem</w:t>
             </w:r>
-            <w:proofErr w:type="spellEnd"/>
           </w:p>
         </w:tc>
         <w:tc>
@@ -2205,26 +1926,8 @@
             <w:tcW w:w="2268" w:type="dxa"/>
           </w:tcPr>
           <w:p>
-            <w:proofErr w:type="spellStart"/>
-            <w:proofErr w:type="gramStart"/>
-            <w:r>
-              <w:t>lookupVehicle</w:t>
-            </w:r>
-            <w:proofErr w:type="spellEnd"/>
-            <w:r>
-              <w:t>(</w:t>
-            </w:r>
-            <w:proofErr w:type="gramEnd"/>
-            <w:r>
-              <w:t xml:space="preserve">id: </w:t>
-            </w:r>
-            <w:proofErr w:type="gramStart"/>
-            <w:r>
-              <w:t>std::</w:t>
-            </w:r>
-            <w:proofErr w:type="gramEnd"/>
-            <w:r>
-              <w:t>string)</w:t>
+            <w:r>
+              <w:t>lookupVehicle(id: std::string)</w:t>
             </w:r>
           </w:p>
         </w:tc>
@@ -2244,23 +1947,7 @@
           </w:tcPr>
           <w:p>
             <w:r>
-              <w:t xml:space="preserve">Searches </w:t>
-            </w:r>
-            <w:proofErr w:type="spellStart"/>
-            <w:r>
-              <w:t>vehicleMap</w:t>
-            </w:r>
-            <w:proofErr w:type="spellEnd"/>
-            <w:r>
-              <w:t xml:space="preserve"> or </w:t>
-            </w:r>
-            <w:proofErr w:type="spellStart"/>
-            <w:r>
-              <w:t>vehicleList</w:t>
-            </w:r>
-            <w:proofErr w:type="spellEnd"/>
-            <w:r>
-              <w:t xml:space="preserve"> by ID and returns a matching Vehicle* pointer or iterator</w:t>
+              <w:t>Searches vehicleMap or vehicleList by ID and returns a matching Vehicle* pointer or iterator</w:t>
             </w:r>
             <w:r>
               <w:t>.</w:t>
@@ -2280,18 +1967,8 @@
             <w:tcW w:w="2268" w:type="dxa"/>
           </w:tcPr>
           <w:p>
-            <w:proofErr w:type="spellStart"/>
-            <w:proofErr w:type="gramStart"/>
-            <w:r>
-              <w:t>validateBookingDates</w:t>
-            </w:r>
-            <w:proofErr w:type="spellEnd"/>
-            <w:r>
-              <w:t>(</w:t>
-            </w:r>
-            <w:proofErr w:type="gramEnd"/>
-            <w:r>
-              <w:t>days: int)</w:t>
+            <w:r>
+              <w:t>validateBookingDates(days: int)</w:t>
             </w:r>
           </w:p>
         </w:tc>
@@ -2331,18 +2008,8 @@
             <w:tcW w:w="2268" w:type="dxa"/>
           </w:tcPr>
           <w:p>
-            <w:proofErr w:type="spellStart"/>
-            <w:proofErr w:type="gramStart"/>
-            <w:r>
-              <w:t>processTransaction</w:t>
-            </w:r>
-            <w:proofErr w:type="spellEnd"/>
-            <w:r>
-              <w:t>(</w:t>
-            </w:r>
-            <w:proofErr w:type="gramEnd"/>
-            <w:r>
-              <w:t>)</w:t>
+            <w:r>
+              <w:t>processTransaction()</w:t>
             </w:r>
           </w:p>
         </w:tc>
@@ -2382,18 +2049,8 @@
             <w:tcW w:w="2268" w:type="dxa"/>
           </w:tcPr>
           <w:p>
-            <w:proofErr w:type="spellStart"/>
-            <w:proofErr w:type="gramStart"/>
-            <w:r>
-              <w:t>generateDigitalReceipt</w:t>
-            </w:r>
-            <w:proofErr w:type="spellEnd"/>
-            <w:r>
-              <w:t>(</w:t>
-            </w:r>
-            <w:proofErr w:type="gramEnd"/>
-            <w:r>
-              <w:t>)</w:t>
+            <w:r>
+              <w:t>generateDigitalReceipt()</w:t>
             </w:r>
           </w:p>
         </w:tc>
@@ -2430,31 +2087,8 @@
             <w:tcW w:w="2268" w:type="dxa"/>
           </w:tcPr>
           <w:p>
-            <w:proofErr w:type="spellStart"/>
-            <w:proofErr w:type="gramStart"/>
-            <w:r>
-              <w:t>saveToFile</w:t>
-            </w:r>
-            <w:proofErr w:type="spellEnd"/>
-            <w:r>
-              <w:t>(</w:t>
-            </w:r>
-            <w:proofErr w:type="gramEnd"/>
-            <w:r>
-              <w:t xml:space="preserve">) / </w:t>
-            </w:r>
-            <w:proofErr w:type="spellStart"/>
-            <w:proofErr w:type="gramStart"/>
-            <w:r>
-              <w:t>loadFromFile</w:t>
-            </w:r>
-            <w:proofErr w:type="spellEnd"/>
-            <w:r>
-              <w:t>(</w:t>
-            </w:r>
-            <w:proofErr w:type="gramEnd"/>
-            <w:r>
-              <w:t>)</w:t>
+            <w:r>
+              <w:t>saveToFile() / loadFromFile()</w:t>
             </w:r>
           </w:p>
         </w:tc>
@@ -2474,33 +2108,7 @@
           </w:tcPr>
           <w:p>
             <w:r>
-              <w:t xml:space="preserve">Handles file persistence using </w:t>
-            </w:r>
-            <w:proofErr w:type="gramStart"/>
-            <w:r>
-              <w:t>std::</w:t>
-            </w:r>
-            <w:proofErr w:type="spellStart"/>
-            <w:proofErr w:type="gramEnd"/>
-            <w:r>
-              <w:t>ifstream</w:t>
-            </w:r>
-            <w:proofErr w:type="spellEnd"/>
-            <w:r>
-              <w:t xml:space="preserve"> and </w:t>
-            </w:r>
-            <w:proofErr w:type="gramStart"/>
-            <w:r>
-              <w:t>std::</w:t>
-            </w:r>
-            <w:proofErr w:type="spellStart"/>
-            <w:proofErr w:type="gramEnd"/>
-            <w:r>
-              <w:t>ofstream</w:t>
-            </w:r>
-            <w:proofErr w:type="spellEnd"/>
-            <w:r>
-              <w:t xml:space="preserve"> to read/write state on disk.</w:t>
+              <w:t>Handles file persistence using std::ifstream and std::ofstream to read/write state on disk.</w:t>
             </w:r>
           </w:p>
         </w:tc>
@@ -2517,31 +2125,8 @@
             <w:tcW w:w="2268" w:type="dxa"/>
           </w:tcPr>
           <w:p>
-            <w:proofErr w:type="spellStart"/>
-            <w:proofErr w:type="gramStart"/>
-            <w:r>
-              <w:t>displayAdminMenu</w:t>
-            </w:r>
-            <w:proofErr w:type="spellEnd"/>
-            <w:r>
-              <w:t>(</w:t>
-            </w:r>
-            <w:proofErr w:type="gramEnd"/>
-            <w:r>
-              <w:t xml:space="preserve">) / </w:t>
-            </w:r>
-            <w:proofErr w:type="spellStart"/>
-            <w:proofErr w:type="gramStart"/>
-            <w:r>
-              <w:t>displayCustomerMenu</w:t>
-            </w:r>
-            <w:proofErr w:type="spellEnd"/>
-            <w:r>
-              <w:t>(</w:t>
-            </w:r>
-            <w:proofErr w:type="gramEnd"/>
-            <w:r>
-              <w:t>)</w:t>
+            <w:r>
+              <w:t>displayAdminMenu() / displayCustomerMenu()</w:t>
             </w:r>
           </w:p>
         </w:tc>
@@ -2582,18 +2167,8 @@
             <w:tcW w:w="2268" w:type="dxa"/>
           </w:tcPr>
           <w:p>
-            <w:proofErr w:type="spellStart"/>
-            <w:proofErr w:type="gramStart"/>
-            <w:r>
-              <w:t>calculateDamageFee</w:t>
-            </w:r>
-            <w:proofErr w:type="spellEnd"/>
-            <w:r>
-              <w:t>(</w:t>
-            </w:r>
-            <w:proofErr w:type="gramEnd"/>
-            <w:r>
-              <w:t>)</w:t>
+            <w:r>
+              <w:t>calculateDamageFee()</w:t>
             </w:r>
           </w:p>
         </w:tc>
@@ -2630,18 +2205,8 @@
             <w:tcW w:w="2268" w:type="dxa"/>
           </w:tcPr>
           <w:p>
-            <w:proofErr w:type="spellStart"/>
-            <w:proofErr w:type="gramStart"/>
-            <w:r>
-              <w:t>calculateRentalFee</w:t>
-            </w:r>
-            <w:proofErr w:type="spellEnd"/>
-            <w:r>
-              <w:t>(</w:t>
-            </w:r>
-            <w:proofErr w:type="gramEnd"/>
-            <w:r>
-              <w:t>)</w:t>
+            <w:r>
+              <w:t>calculateRentalFee()</w:t>
             </w:r>
           </w:p>
         </w:tc>
@@ -2678,18 +2243,8 @@
             <w:tcW w:w="2268" w:type="dxa"/>
           </w:tcPr>
           <w:p>
-            <w:proofErr w:type="spellStart"/>
-            <w:proofErr w:type="gramStart"/>
-            <w:r>
-              <w:t>rentVehicle</w:t>
-            </w:r>
-            <w:proofErr w:type="spellEnd"/>
-            <w:r>
-              <w:t>(</w:t>
-            </w:r>
-            <w:proofErr w:type="gramEnd"/>
-            <w:r>
-              <w:t>)</w:t>
+            <w:r>
+              <w:t>rentVehicle()</w:t>
             </w:r>
           </w:p>
         </w:tc>
@@ -2726,18 +2281,8 @@
             <w:tcW w:w="2268" w:type="dxa"/>
           </w:tcPr>
           <w:p>
-            <w:proofErr w:type="spellStart"/>
-            <w:proofErr w:type="gramStart"/>
-            <w:r>
-              <w:t>returnVehicle</w:t>
-            </w:r>
-            <w:proofErr w:type="spellEnd"/>
-            <w:r>
-              <w:t>(</w:t>
-            </w:r>
-            <w:proofErr w:type="gramEnd"/>
-            <w:r>
-              <w:t>)</w:t>
+            <w:r>
+              <w:t>returnVehicle()</w:t>
             </w:r>
           </w:p>
         </w:tc>
@@ -2774,18 +2319,8 @@
             <w:tcW w:w="2268" w:type="dxa"/>
           </w:tcPr>
           <w:p>
-            <w:proofErr w:type="spellStart"/>
-            <w:proofErr w:type="gramStart"/>
-            <w:r>
-              <w:t>markUnderMaintenance</w:t>
-            </w:r>
-            <w:proofErr w:type="spellEnd"/>
-            <w:r>
-              <w:t>(</w:t>
-            </w:r>
-            <w:proofErr w:type="gramEnd"/>
-            <w:r>
-              <w:t>)</w:t>
+            <w:r>
+              <w:t>markUnderMaintenance()</w:t>
             </w:r>
           </w:p>
         </w:tc>
@@ -2826,18 +2361,8 @@
             <w:tcW w:w="2268" w:type="dxa"/>
           </w:tcPr>
           <w:p>
-            <w:proofErr w:type="spellStart"/>
-            <w:proofErr w:type="gramStart"/>
-            <w:r>
-              <w:t>verifyIdentity</w:t>
-            </w:r>
-            <w:proofErr w:type="spellEnd"/>
-            <w:r>
-              <w:t>(</w:t>
-            </w:r>
-            <w:proofErr w:type="gramEnd"/>
-            <w:r>
-              <w:t>)</w:t>
+            <w:r>
+              <w:t>verifyIdentity()</w:t>
             </w:r>
           </w:p>
         </w:tc>
@@ -2877,18 +2402,8 @@
             <w:tcW w:w="2268" w:type="dxa"/>
           </w:tcPr>
           <w:p>
-            <w:proofErr w:type="spellStart"/>
-            <w:proofErr w:type="gramStart"/>
-            <w:r>
-              <w:t>confirmSignOff</w:t>
-            </w:r>
-            <w:proofErr w:type="spellEnd"/>
-            <w:r>
-              <w:t>(</w:t>
-            </w:r>
-            <w:proofErr w:type="gramEnd"/>
-            <w:r>
-              <w:t>)</w:t>
+            <w:r>
+              <w:t>confirmSignOff()</w:t>
             </w:r>
           </w:p>
         </w:tc>
@@ -2928,13 +2443,8 @@
             <w:tcW w:w="2268" w:type="dxa"/>
           </w:tcPr>
           <w:p>
-            <w:proofErr w:type="gramStart"/>
-            <w:r>
-              <w:t>register(</w:t>
-            </w:r>
-            <w:proofErr w:type="gramEnd"/>
-            <w:r>
-              <w:t>)</w:t>
+            <w:r>
+              <w:t>register()</w:t>
             </w:r>
           </w:p>
         </w:tc>
@@ -2971,13 +2481,8 @@
             <w:tcW w:w="2268" w:type="dxa"/>
           </w:tcPr>
           <w:p>
-            <w:proofErr w:type="gramStart"/>
-            <w:r>
-              <w:t>login(</w:t>
-            </w:r>
-            <w:proofErr w:type="gramEnd"/>
-            <w:r>
-              <w:t>)</w:t>
+            <w:r>
+              <w:t>login()</w:t>
             </w:r>
           </w:p>
         </w:tc>
@@ -3011,11 +2516,9 @@
             <w:tcW w:w="1696" w:type="dxa"/>
           </w:tcPr>
           <w:p>
-            <w:proofErr w:type="spellStart"/>
             <w:r>
               <w:t>DamageLog</w:t>
             </w:r>
-            <w:proofErr w:type="spellEnd"/>
           </w:p>
         </w:tc>
         <w:tc>
@@ -3023,26 +2526,8 @@
             <w:tcW w:w="2268" w:type="dxa"/>
           </w:tcPr>
           <w:p>
-            <w:proofErr w:type="spellStart"/>
-            <w:proofErr w:type="gramStart"/>
-            <w:r>
-              <w:t>addLog</w:t>
-            </w:r>
-            <w:proofErr w:type="spellEnd"/>
-            <w:r>
-              <w:t>(</w:t>
-            </w:r>
-            <w:proofErr w:type="gramEnd"/>
-            <w:r>
-              <w:t xml:space="preserve">description: </w:t>
-            </w:r>
-            <w:proofErr w:type="gramStart"/>
-            <w:r>
-              <w:t>std::</w:t>
-            </w:r>
-            <w:proofErr w:type="gramEnd"/>
-            <w:r>
-              <w:t>string)</w:t>
+            <w:r>
+              <w:t>addLog(description: std::string)</w:t>
             </w:r>
           </w:p>
         </w:tc>
@@ -3079,18 +2564,8 @@
             <w:tcW w:w="2268" w:type="dxa"/>
           </w:tcPr>
           <w:p>
-            <w:proofErr w:type="spellStart"/>
-            <w:proofErr w:type="gramStart"/>
-            <w:r>
-              <w:t>generateDamageReport</w:t>
-            </w:r>
-            <w:proofErr w:type="spellEnd"/>
-            <w:r>
-              <w:t>(</w:t>
-            </w:r>
-            <w:proofErr w:type="gramEnd"/>
-            <w:r>
-              <w:t>)</w:t>
+            <w:r>
+              <w:t>generateDamageReport()</w:t>
             </w:r>
           </w:p>
         </w:tc>
@@ -3130,23 +2605,8 @@
             <w:tcW w:w="2268" w:type="dxa"/>
           </w:tcPr>
           <w:p>
-            <w:proofErr w:type="spellStart"/>
-            <w:proofErr w:type="gramStart"/>
-            <w:r>
-              <w:t>confirmCustomerSignOff</w:t>
-            </w:r>
-            <w:proofErr w:type="spellEnd"/>
-            <w:r>
-              <w:t>(</w:t>
-            </w:r>
-            <w:proofErr w:type="spellStart"/>
-            <w:proofErr w:type="gramEnd"/>
-            <w:r>
-              <w:t>customerID</w:t>
-            </w:r>
-            <w:proofErr w:type="spellEnd"/>
-            <w:r>
-              <w:t>: int)</w:t>
+            <w:r>
+              <w:t>confirmCustomerSignOff(customerID: int)</w:t>
             </w:r>
           </w:p>
         </w:tc>
@@ -3195,6 +2655,9 @@
     <w:p>
       <w:bookmarkStart w:id="6" w:name="_Toc241673301"/>
       <w:r>
+        <w:rPr>
+          <w:noProof/>
+        </w:rPr>
         <w:lastRenderedPageBreak/>
         <w:drawing>
           <wp:inline distT="0" distB="0" distL="0" distR="0" wp14:anchorId="497DA854" wp14:editId="74AF8A42">

--- a/Project Proposal.docx
+++ b/Project Proposal.docx
@@ -1402,7 +1402,13 @@
         <w:jc w:val="both"/>
       </w:pPr>
       <w:r>
-        <w:t>Polymorphic Damage Fee: Calculates damage fees based on damage severity and vehicle type.</w:t>
+        <w:t xml:space="preserve">Polymorphic Damage Fee: Calculates damage fees based on damage </w:t>
+      </w:r>
+      <w:r>
+        <w:t>component</w:t>
+      </w:r>
+      <w:r>
+        <w:t xml:space="preserve"> and vehicle type.</w:t>
       </w:r>
     </w:p>
     <w:p>
